--- a/cv/FPT_CV_Senior_AI_Engineering_Luu Quoc Thang.docx
+++ b/cv/FPT_CV_Senior_AI_Engineering_Luu Quoc Thang.docx
@@ -1,6 +1,6 @@
 
 <file path=word/document.xml><?xml version="1.0" encoding="utf-8"?>
-<w:document xmlns:wpc="http://schemas.microsoft.com/office/word/2010/wordprocessingCanvas" xmlns:cx="http://schemas.microsoft.com/office/drawing/2014/chartex" xmlns:cx1="http://schemas.microsoft.com/office/drawing/2015/9/8/chartex" xmlns:cx2="http://schemas.microsoft.com/office/drawing/2015/10/21/chartex" xmlns:cx3="http://schemas.microsoft.com/office/drawing/2016/5/9/chartex" xmlns:cx4="http://schemas.microsoft.com/office/drawing/2016/5/10/chartex" xmlns:cx5="http://schemas.microsoft.com/office/drawing/2016/5/11/chartex" xmlns:cx6="http://schemas.microsoft.com/office/drawing/2016/5/12/chartex" xmlns:cx7="http://schemas.microsoft.com/office/drawing/2016/5/13/chartex" xmlns:cx8="http://schemas.microsoft.com/office/drawing/2016/5/14/chartex" xmlns:mc="http://schemas.openxmlformats.org/markup-compatibility/2006" xmlns:aink="http://schemas.microsoft.com/office/drawing/2016/ink" xmlns:am3d="http://schemas.microsoft.com/office/drawing/2017/model3d" xmlns:o="urn:schemas-microsoft-com:office:office" xmlns:oel="http://schemas.microsoft.com/office/2019/extlst" xmlns:r="http://schemas.openxmlformats.org/officeDocument/2006/relationships" xmlns:m="http://schemas.openxmlformats.org/officeDocument/2006/math" xmlns:v="urn:schemas-microsoft-com:vml" xmlns:wp14="http://schemas.microsoft.com/office/word/2010/wordprocessingDrawing" xmlns:wp="http://schemas.openxmlformats.org/drawingml/2006/wordprocessingDrawing" xmlns:w10="urn:schemas-microsoft-com:office:word" xmlns:w="http://schemas.openxmlformats.org/wordprocessingml/2006/main" xmlns:w14="http://schemas.microsoft.com/office/word/2010/wordml" xmlns:w15="http://schemas.microsoft.com/office/word/2012/wordml" xmlns:w16cex="http://schemas.microsoft.com/office/word/2018/wordml/cex" xmlns:w16cid="http://schemas.microsoft.com/office/word/2016/wordml/cid" xmlns:w16="http://schemas.microsoft.com/office/word/2018/wordml" xmlns:w16du="http://schemas.microsoft.com/office/word/2023/wordml/word16du" xmlns:w16sdtdh="http://schemas.microsoft.com/office/word/2020/wordml/sdtdatahash" xmlns:w16sdtfl="http://schemas.microsoft.com/office/word/2024/wordml/sdtformatlock" xmlns:w16se="http://schemas.microsoft.com/office/word/2015/wordml/symex" xmlns:wpg="http://schemas.microsoft.com/office/word/2010/wordprocessingGroup" xmlns:wpi="http://schemas.microsoft.com/office/word/2010/wordprocessingInk" xmlns:wne="http://schemas.microsoft.com/office/word/2006/wordml" xmlns:wps="http://schemas.microsoft.com/office/word/2010/wordprocessingShape" mc:Ignorable="w14 w15 w16se w16cid w16 w16cex w16sdtdh w16sdtfl w16du wp14">
+<w:document xmlns:wpc="http://schemas.microsoft.com/office/word/2010/wordprocessingCanvas" xmlns:cx="http://schemas.microsoft.com/office/drawing/2014/chartex" xmlns:cx1="http://schemas.microsoft.com/office/drawing/2015/9/8/chartex" xmlns:cx2="http://schemas.microsoft.com/office/drawing/2015/10/21/chartex" xmlns:cx3="http://schemas.microsoft.com/office/drawing/2016/5/9/chartex" xmlns:cx4="http://schemas.microsoft.com/office/drawing/2016/5/10/chartex" xmlns:cx5="http://schemas.microsoft.com/office/drawing/2016/5/11/chartex" xmlns:cx6="http://schemas.microsoft.com/office/drawing/2016/5/12/chartex" xmlns:cx7="http://schemas.microsoft.com/office/drawing/2016/5/13/chartex" xmlns:cx8="http://schemas.microsoft.com/office/drawing/2016/5/14/chartex" xmlns:mc="http://schemas.openxmlformats.org/markup-compatibility/2006" xmlns:m="http://schemas.openxmlformats.org/officeDocument/2006/math" xmlns:aink="http://schemas.microsoft.com/office/drawing/2016/ink" xmlns:am3d="http://schemas.microsoft.com/office/drawing/2017/model3d" xmlns:oel="http://schemas.microsoft.com/office/2019/extlst" xmlns:r="http://schemas.openxmlformats.org/officeDocument/2006/relationships" xmlns:wp14="http://schemas.microsoft.com/office/word/2010/wordprocessingDrawing" xmlns:wp="http://schemas.openxmlformats.org/drawingml/2006/wordprocessingDrawing" xmlns:wpg="http://schemas.microsoft.com/office/word/2010/wordprocessingGroup" xmlns:wpi="http://schemas.microsoft.com/office/word/2010/wordprocessingInk" xmlns:wps="http://schemas.microsoft.com/office/word/2010/wordprocessingShape" xmlns:o="urn:schemas-microsoft-com:office:office" xmlns:v="urn:schemas-microsoft-com:vml" xmlns:w10="urn:schemas-microsoft-com:office:word" xmlns:w="http://schemas.openxmlformats.org/wordprocessingml/2006/main" xmlns:w14="http://schemas.microsoft.com/office/word/2010/wordml" xmlns:w15="http://schemas.microsoft.com/office/word/2012/wordml" xmlns:w16cex="http://schemas.microsoft.com/office/word/2018/wordml/cex" xmlns:w16cid="http://schemas.microsoft.com/office/word/2016/wordml/cid" xmlns:w16="http://schemas.microsoft.com/office/word/2018/wordml" xmlns:w16sdtdh="http://schemas.microsoft.com/office/word/2020/wordml/sdtdatahash" xmlns:w16sdtfl="http://schemas.microsoft.com/office/word/2024/wordml/sdtformatlock" xmlns:w16se="http://schemas.microsoft.com/office/word/2015/wordml/symex" xmlns:w16du="http://schemas.microsoft.com/office/word/2023/wordml/word16du" xmlns:wne="http://schemas.microsoft.com/office/word/2006/wordml" mc:Ignorable="w14 w15 w16se w16cid w16 w16cex w16sdtdh w16sdtfl w16du wp14">
   <w:body>
     <w:tbl>
       <w:tblPr>
@@ -423,7 +423,7 @@
                 <w:rFonts w:ascii="Tahoma" w:hAnsi="Tahoma" w:cs="Tahoma"/>
                 <w:lang w:val="vi-VN"/>
               </w:rPr>
-              <w:t>Technical Leader</w:t>
+              <w:t>Senior AI Engineer</w:t>
             </w:r>
           </w:p>
         </w:tc>
@@ -952,6 +952,176 @@
           </w:p>
         </w:tc>
       </w:tr>
+      <w:tr>
+        <w:trPr>
+          <w:trHeight w:val="144"/>
+        </w:trPr>
+        <w:tc>
+          <w:tcPr>
+            <w:tcW w:w="6801" w:type="dxa"/>
+          </w:tcPr>
+          <w:p>
+            <w:pPr>
+              <w:pStyle w:val="ListParagraph"/>
+              <w:numPr>
+                <w:ilvl w:val="0"/>
+                <w:numId w:val="12"/>
+              </w:numPr>
+              <w:tabs>
+                <w:tab w:val="left" w:pos="5000"/>
+              </w:tabs>
+              <w:spacing w:after="80"/>
+              <w:ind w:left="265" w:hanging="198"/>
+              <w:rPr>
+                <w:rFonts w:ascii="Tahoma" w:hAnsi="Tahoma" w:cs="Tahoma"/>
+                <w:szCs w:val="20"/>
+              </w:rPr>
+            </w:pPr>
+            <w:r>
+              <w:rPr>
+                <w:rFonts w:ascii="Tahoma" w:hAnsi="Tahoma" w:cs="Tahoma"/>
+                <w:szCs w:val="20"/>
+              </w:rPr>
+              <w:t>AI Augmented Engineer for Developer</w:t>
+            </w:r>
+          </w:p>
+          <w:p>
+            <w:pPr>
+              <w:pStyle w:val="ListParagraph"/>
+              <w:numPr>
+                <w:ilvl w:val="0"/>
+                <w:numId w:val="12"/>
+              </w:numPr>
+              <w:tabs>
+                <w:tab w:val="left" w:pos="5000"/>
+              </w:tabs>
+              <w:spacing w:after="80"/>
+              <w:ind w:left="265" w:hanging="198"/>
+              <w:rPr>
+                <w:rFonts w:ascii="Tahoma" w:hAnsi="Tahoma" w:cs="Tahoma"/>
+                <w:szCs w:val="20"/>
+              </w:rPr>
+            </w:pPr>
+            <w:r>
+              <w:rPr>
+                <w:rFonts w:ascii="Tahoma" w:hAnsi="Tahoma" w:cs="Tahoma"/>
+                <w:szCs w:val="20"/>
+              </w:rPr>
+              <w:t>Introduction to AI Agents | Understanding Prompt Engineering</w:t>
+            </w:r>
+          </w:p>
+          <w:p>
+            <w:pPr>
+              <w:pStyle w:val="ListParagraph"/>
+              <w:numPr>
+                <w:ilvl w:val="0"/>
+                <w:numId w:val="12"/>
+              </w:numPr>
+              <w:tabs>
+                <w:tab w:val="left" w:pos="5000"/>
+              </w:tabs>
+              <w:spacing w:after="80"/>
+              <w:ind w:left="265" w:hanging="198"/>
+              <w:rPr>
+                <w:rFonts w:ascii="Tahoma" w:hAnsi="Tahoma" w:cs="Tahoma"/>
+                <w:szCs w:val="20"/>
+              </w:rPr>
+            </w:pPr>
+            <w:r>
+              <w:rPr>
+                <w:rFonts w:ascii="Tahoma" w:hAnsi="Tahoma" w:cs="Tahoma"/>
+                <w:szCs w:val="20"/>
+              </w:rPr>
+              <w:t>Leading with Generative AI | Understanding ChatGPT</w:t>
+            </w:r>
+          </w:p>
+        </w:tc>
+      </w:tr>
+      <w:tr>
+        <w:trPr>
+          <w:trHeight w:val="144"/>
+        </w:trPr>
+        <w:tc>
+          <w:tcPr>
+            <w:tcW w:w="6801" w:type="dxa"/>
+          </w:tcPr>
+          <w:p>
+            <w:pPr>
+              <w:pStyle w:val="ListParagraph"/>
+              <w:numPr>
+                <w:ilvl w:val="0"/>
+                <w:numId w:val="12"/>
+              </w:numPr>
+              <w:tabs>
+                <w:tab w:val="left" w:pos="5000"/>
+              </w:tabs>
+              <w:spacing w:after="80"/>
+              <w:ind w:left="265" w:hanging="198"/>
+              <w:rPr>
+                <w:rFonts w:ascii="Tahoma" w:hAnsi="Tahoma" w:cs="Tahoma"/>
+                <w:szCs w:val="20"/>
+              </w:rPr>
+            </w:pPr>
+            <w:r>
+              <w:rPr>
+                <w:rFonts w:ascii="Tahoma" w:hAnsi="Tahoma" w:cs="Tahoma"/>
+                <w:szCs w:val="20"/>
+              </w:rPr>
+              <w:t>Use Generative AI as Your Thought Partner</w:t>
+            </w:r>
+          </w:p>
+          <w:p>
+            <w:pPr>
+              <w:pStyle w:val="ListParagraph"/>
+              <w:numPr>
+                <w:ilvl w:val="0"/>
+                <w:numId w:val="12"/>
+              </w:numPr>
+              <w:tabs>
+                <w:tab w:val="left" w:pos="5000"/>
+              </w:tabs>
+              <w:spacing w:after="80"/>
+              <w:ind w:left="265" w:hanging="198"/>
+              <w:rPr>
+                <w:rFonts w:ascii="Tahoma" w:hAnsi="Tahoma" w:cs="Tahoma"/>
+                <w:szCs w:val="20"/>
+              </w:rPr>
+            </w:pPr>
+            <w:r>
+              <w:rPr>
+                <w:rFonts w:ascii="Tahoma" w:hAnsi="Tahoma" w:cs="Tahoma"/>
+                <w:szCs w:val="20"/>
+              </w:rPr>
+              <w:t>Agile Teams in the Age of AI</w:t>
+            </w:r>
+          </w:p>
+          <w:p>
+            <w:pPr>
+              <w:pStyle w:val="ListParagraph"/>
+              <w:numPr>
+                <w:ilvl w:val="0"/>
+                <w:numId w:val="12"/>
+              </w:numPr>
+              <w:tabs>
+                <w:tab w:val="left" w:pos="5000"/>
+              </w:tabs>
+              <w:spacing w:after="80"/>
+              <w:ind w:left="265" w:hanging="198"/>
+              <w:rPr>
+                <w:rFonts w:ascii="Tahoma" w:hAnsi="Tahoma" w:cs="Tahoma"/>
+                <w:szCs w:val="20"/>
+              </w:rPr>
+            </w:pPr>
+            <w:r>
+              <w:rPr>
+                <w:rFonts w:ascii="Tahoma" w:hAnsi="Tahoma" w:cs="Tahoma"/>
+                <w:szCs w:val="20"/>
+              </w:rPr>
+              <w:t>Using AI in the Design to FullStack Development Life Cycle</w:t>
+            </w:r>
+          </w:p>
+        </w:tc>
+      </w:tr>
     </w:tbl>
     <w:p>
       <w:pPr>
@@ -1010,91 +1180,7 @@
           <w:iCs w:val="0"/>
           <w:szCs w:val="20"/>
         </w:rPr>
-        <w:t xml:space="preserve">Having </w:t>
-      </w:r>
-      <w:r>
-        <w:rPr>
-          <w:rStyle w:val="Emphasis"/>
-          <w:rFonts w:ascii="Tahoma" w:eastAsiaTheme="majorEastAsia" w:hAnsi="Tahoma" w:cs="Tahoma"/>
-          <w:i w:val="0"/>
-          <w:iCs w:val="0"/>
-          <w:szCs w:val="20"/>
-          <w:lang w:val="vi-VN"/>
-        </w:rPr>
-        <w:t>6</w:t>
-      </w:r>
-      <w:r>
-        <w:rPr>
-          <w:rStyle w:val="Emphasis"/>
-          <w:rFonts w:ascii="Tahoma" w:eastAsiaTheme="majorEastAsia" w:hAnsi="Tahoma" w:cs="Tahoma"/>
-          <w:i w:val="0"/>
-          <w:iCs w:val="0"/>
-          <w:szCs w:val="20"/>
-        </w:rPr>
-        <w:t xml:space="preserve"> years of experience working with </w:t>
-      </w:r>
-      <w:r>
-        <w:rPr>
-          <w:rFonts w:ascii="Tahoma" w:hAnsi="Tahoma" w:cs="Tahoma"/>
-          <w:color w:val="000000"/>
-        </w:rPr>
-        <w:t xml:space="preserve">Java, ORM, </w:t>
-      </w:r>
-      <w:proofErr w:type="spellStart"/>
-      <w:r>
-        <w:rPr>
-          <w:rFonts w:ascii="Tahoma" w:hAnsi="Tahoma" w:cs="Tahoma"/>
-          <w:color w:val="000000"/>
-        </w:rPr>
-        <w:t>Jsp</w:t>
-      </w:r>
-      <w:proofErr w:type="spellEnd"/>
-      <w:r>
-        <w:rPr>
-          <w:rFonts w:ascii="Tahoma" w:hAnsi="Tahoma" w:cs="Tahoma"/>
-          <w:color w:val="000000"/>
-        </w:rPr>
-        <w:t>/Servlet, Spring</w:t>
-      </w:r>
-      <w:r>
-        <w:rPr>
-          <w:rFonts w:ascii="Tahoma" w:hAnsi="Tahoma" w:cs="Tahoma"/>
-          <w:color w:val="000000"/>
-          <w:lang w:val="vi-VN"/>
-        </w:rPr>
-        <w:t xml:space="preserve"> </w:t>
-      </w:r>
-      <w:r>
-        <w:rPr>
-          <w:rStyle w:val="Emphasis"/>
-          <w:rFonts w:ascii="Tahoma" w:eastAsiaTheme="majorEastAsia" w:hAnsi="Tahoma" w:cs="Tahoma"/>
-          <w:i w:val="0"/>
-          <w:iCs w:val="0"/>
-          <w:szCs w:val="20"/>
-          <w:lang w:val="vi-VN"/>
-        </w:rPr>
-        <w:t xml:space="preserve">base </w:t>
-      </w:r>
-      <w:r>
-        <w:rPr>
-          <w:rStyle w:val="Emphasis"/>
-          <w:rFonts w:ascii="Tahoma" w:eastAsiaTheme="majorEastAsia" w:hAnsi="Tahoma" w:cs="Tahoma"/>
-          <w:i w:val="0"/>
-          <w:iCs w:val="0"/>
-          <w:noProof/>
-          <w:szCs w:val="20"/>
-        </w:rPr>
-        <w:t>including</w:t>
-      </w:r>
-      <w:r>
-        <w:rPr>
-          <w:rStyle w:val="Emphasis"/>
-          <w:rFonts w:ascii="Tahoma" w:eastAsiaTheme="majorEastAsia" w:hAnsi="Tahoma" w:cs="Tahoma"/>
-          <w:i w:val="0"/>
-          <w:iCs w:val="0"/>
-          <w:szCs w:val="20"/>
-        </w:rPr>
-        <w:t xml:space="preserve"> web development.</w:t>
+        <w:t>Senior AI Engineer with 10 years of software development; design, train and deploy production AI covering NLP/LLM, Computer Vision, Generative AI and Speech (ASR, TTS, speech-to-speech).</w:t>
       </w:r>
     </w:p>
     <w:p>
@@ -1121,139 +1207,7 @@
           <w:szCs w:val="20"/>
           <w:lang w:val="vi-VN"/>
         </w:rPr>
-        <w:t>Having</w:t>
-      </w:r>
-      <w:r>
-        <w:rPr>
-          <w:rStyle w:val="Emphasis"/>
-          <w:rFonts w:ascii="Tahoma" w:eastAsiaTheme="majorEastAsia" w:hAnsi="Tahoma" w:cs="Tahoma"/>
-          <w:i w:val="0"/>
-          <w:iCs w:val="0"/>
-          <w:szCs w:val="20"/>
-          <w:lang w:val="vi-VN"/>
-        </w:rPr>
-        <w:t xml:space="preserve"> </w:t>
-      </w:r>
-      <w:r>
-        <w:rPr>
-          <w:rStyle w:val="Emphasis"/>
-          <w:rFonts w:ascii="Tahoma" w:eastAsiaTheme="majorEastAsia" w:hAnsi="Tahoma" w:cs="Tahoma"/>
-          <w:i w:val="0"/>
-          <w:iCs w:val="0"/>
-          <w:szCs w:val="20"/>
-          <w:lang w:val="vi-VN"/>
-        </w:rPr>
-        <w:t>3</w:t>
-      </w:r>
-      <w:r>
-        <w:rPr>
-          <w:rStyle w:val="Emphasis"/>
-          <w:rFonts w:ascii="Tahoma" w:eastAsiaTheme="majorEastAsia" w:hAnsi="Tahoma" w:cs="Tahoma"/>
-          <w:i w:val="0"/>
-          <w:iCs w:val="0"/>
-          <w:szCs w:val="20"/>
-          <w:lang w:val="vi-VN"/>
-        </w:rPr>
-        <w:t xml:space="preserve"> year</w:t>
-      </w:r>
-      <w:r>
-        <w:rPr>
-          <w:rStyle w:val="Emphasis"/>
-          <w:rFonts w:ascii="Tahoma" w:eastAsiaTheme="majorEastAsia" w:hAnsi="Tahoma" w:cs="Tahoma"/>
-          <w:i w:val="0"/>
-          <w:iCs w:val="0"/>
-          <w:szCs w:val="20"/>
-          <w:lang w:val="vi-VN"/>
-        </w:rPr>
-        <w:t>s</w:t>
-      </w:r>
-      <w:r>
-        <w:rPr>
-          <w:rStyle w:val="Emphasis"/>
-          <w:rFonts w:ascii="Tahoma" w:eastAsiaTheme="majorEastAsia" w:hAnsi="Tahoma" w:cs="Tahoma"/>
-          <w:i w:val="0"/>
-          <w:iCs w:val="0"/>
-          <w:szCs w:val="20"/>
-          <w:lang w:val="vi-VN"/>
-        </w:rPr>
-        <w:t xml:space="preserve"> of experience working</w:t>
-      </w:r>
-      <w:r>
-        <w:rPr>
-          <w:rStyle w:val="Emphasis"/>
-          <w:rFonts w:ascii="Tahoma" w:eastAsiaTheme="majorEastAsia" w:hAnsi="Tahoma" w:cs="Tahoma"/>
-          <w:i w:val="0"/>
-          <w:iCs w:val="0"/>
-          <w:szCs w:val="20"/>
-          <w:lang w:val="vi-VN"/>
-        </w:rPr>
-        <w:t xml:space="preserve"> with Python to build model for </w:t>
-      </w:r>
-      <w:r>
-        <w:rPr>
-          <w:rStyle w:val="Emphasis"/>
-          <w:rFonts w:ascii="Tahoma" w:eastAsiaTheme="majorEastAsia" w:hAnsi="Tahoma" w:cs="Tahoma"/>
-          <w:i w:val="0"/>
-          <w:iCs w:val="0"/>
-          <w:szCs w:val="20"/>
-          <w:lang w:val="vi-VN"/>
-        </w:rPr>
-        <w:t>Machine Learning</w:t>
-      </w:r>
-      <w:r>
-        <w:rPr>
-          <w:rStyle w:val="Emphasis"/>
-          <w:rFonts w:ascii="Tahoma" w:eastAsiaTheme="majorEastAsia" w:hAnsi="Tahoma" w:cs="Tahoma"/>
-          <w:i w:val="0"/>
-          <w:iCs w:val="0"/>
-          <w:szCs w:val="20"/>
-          <w:lang w:val="vi-VN"/>
-        </w:rPr>
-        <w:t xml:space="preserve"> task and </w:t>
-      </w:r>
-      <w:r>
-        <w:rPr>
-          <w:rStyle w:val="Emphasis"/>
-          <w:rFonts w:ascii="Tahoma" w:eastAsiaTheme="majorEastAsia" w:hAnsi="Tahoma" w:cs="Tahoma"/>
-          <w:i w:val="0"/>
-          <w:iCs w:val="0"/>
-          <w:szCs w:val="20"/>
-          <w:lang w:val="vi-VN"/>
-        </w:rPr>
-        <w:t>developing and deploying machine learning (ML) solutions in real-world projects</w:t>
-      </w:r>
-      <w:r>
-        <w:rPr>
-          <w:rStyle w:val="Emphasis"/>
-          <w:rFonts w:ascii="Tahoma" w:eastAsiaTheme="majorEastAsia" w:hAnsi="Tahoma" w:cs="Tahoma"/>
-          <w:i w:val="0"/>
-          <w:iCs w:val="0"/>
-          <w:szCs w:val="20"/>
-          <w:lang w:val="vi-VN"/>
-        </w:rPr>
-        <w:t xml:space="preserve"> to c</w:t>
-      </w:r>
-      <w:r>
-        <w:rPr>
-          <w:rStyle w:val="Emphasis"/>
-          <w:rFonts w:ascii="Tahoma" w:eastAsiaTheme="majorEastAsia" w:hAnsi="Tahoma" w:cs="Tahoma"/>
-          <w:i w:val="0"/>
-          <w:iCs w:val="0"/>
-          <w:szCs w:val="20"/>
-          <w:lang w:val="vi-VN"/>
-        </w:rPr>
-        <w:t>ollecting, preprocessing, and analyzing large datasets to support ML model training</w:t>
-      </w:r>
-      <w:r>
-        <w:rPr>
-          <w:rStyle w:val="Emphasis"/>
-          <w:rFonts w:ascii="Tahoma" w:eastAsiaTheme="majorEastAsia" w:hAnsi="Tahoma" w:cs="Tahoma"/>
-          <w:i w:val="0"/>
-          <w:iCs w:val="0"/>
-          <w:szCs w:val="20"/>
-          <w:lang w:val="vi-VN"/>
-        </w:rPr>
-        <w:t>.</w:t>
+        <w:t>Build and optimize pipelines for pretraining, SFT/fine-tuning, inference and evaluation using Transformers, RAG, RLHF/DPO, quantization and distillation.</w:t>
       </w:r>
     </w:p>
     <w:p>
@@ -1280,83 +1234,7 @@
           <w:szCs w:val="20"/>
           <w:lang w:val="vi-VN"/>
         </w:rPr>
-        <w:t>Having</w:t>
-      </w:r>
-      <w:r>
-        <w:rPr>
-          <w:rStyle w:val="Emphasis"/>
-          <w:rFonts w:ascii="Tahoma" w:eastAsiaTheme="majorEastAsia" w:hAnsi="Tahoma" w:cs="Tahoma"/>
-          <w:i w:val="0"/>
-          <w:iCs w:val="0"/>
-          <w:szCs w:val="20"/>
-          <w:lang w:val="vi-VN"/>
-        </w:rPr>
-        <w:t xml:space="preserve"> 2</w:t>
-      </w:r>
-      <w:r>
-        <w:rPr>
-          <w:rStyle w:val="Emphasis"/>
-          <w:rFonts w:ascii="Tahoma" w:eastAsiaTheme="majorEastAsia" w:hAnsi="Tahoma" w:cs="Tahoma"/>
-          <w:i w:val="0"/>
-          <w:iCs w:val="0"/>
-          <w:szCs w:val="20"/>
-          <w:lang w:val="vi-VN"/>
-        </w:rPr>
-        <w:t xml:space="preserve"> year</w:t>
-      </w:r>
-      <w:r>
-        <w:rPr>
-          <w:rStyle w:val="Emphasis"/>
-          <w:rFonts w:ascii="Tahoma" w:eastAsiaTheme="majorEastAsia" w:hAnsi="Tahoma" w:cs="Tahoma"/>
-          <w:i w:val="0"/>
-          <w:iCs w:val="0"/>
-          <w:szCs w:val="20"/>
-          <w:lang w:val="vi-VN"/>
-        </w:rPr>
-        <w:t>s</w:t>
-      </w:r>
-      <w:r>
-        <w:rPr>
-          <w:rStyle w:val="Emphasis"/>
-          <w:rFonts w:ascii="Tahoma" w:eastAsiaTheme="majorEastAsia" w:hAnsi="Tahoma" w:cs="Tahoma"/>
-          <w:i w:val="0"/>
-          <w:iCs w:val="0"/>
-          <w:szCs w:val="20"/>
-          <w:lang w:val="vi-VN"/>
-        </w:rPr>
-        <w:t xml:space="preserve"> of experience working with ChatGPT and </w:t>
-      </w:r>
-      <w:r>
-        <w:rPr>
-          <w:rStyle w:val="Emphasis"/>
-          <w:rFonts w:ascii="Tahoma" w:eastAsiaTheme="majorEastAsia" w:hAnsi="Tahoma" w:cs="Tahoma"/>
-          <w:i w:val="0"/>
-          <w:iCs w:val="0"/>
-          <w:szCs w:val="20"/>
-          <w:lang w:val="vi-VN"/>
-        </w:rPr>
-        <w:t>a</w:t>
-      </w:r>
-      <w:r>
-        <w:rPr>
-          <w:rStyle w:val="Emphasis"/>
-          <w:rFonts w:ascii="Tahoma" w:eastAsiaTheme="majorEastAsia" w:hAnsi="Tahoma" w:cs="Tahoma"/>
-          <w:i w:val="0"/>
-          <w:iCs w:val="0"/>
-          <w:szCs w:val="20"/>
-          <w:lang w:val="vi-VN"/>
-        </w:rPr>
-        <w:t xml:space="preserve"> year with Corsair AI in developing and deploying AI-driven solutions to automate processes and enhance business efficiency</w:t>
-      </w:r>
-      <w:r>
-        <w:rPr>
-          <w:rStyle w:val="Emphasis"/>
-          <w:rFonts w:ascii="Tahoma" w:eastAsiaTheme="majorEastAsia" w:hAnsi="Tahoma" w:cs="Tahoma"/>
-          <w:i w:val="0"/>
-          <w:iCs w:val="0"/>
-          <w:szCs w:val="20"/>
-        </w:rPr>
-        <w:t>.</w:t>
+        <w:t>Adapt foundation models (Whisper, Qwen, XTTS) for Vietnamese and multi-domain use; improve accuracy, latency and naturalness; build conversational AI / voice assistants.</w:t>
       </w:r>
     </w:p>
     <w:p>
@@ -1382,50 +1260,7 @@
           <w:iCs w:val="0"/>
           <w:szCs w:val="20"/>
         </w:rPr>
-        <w:t xml:space="preserve">Having </w:t>
-      </w:r>
-      <w:r>
-        <w:rPr>
-          <w:rStyle w:val="Emphasis"/>
-          <w:rFonts w:ascii="Tahoma" w:eastAsiaTheme="majorEastAsia" w:hAnsi="Tahoma" w:cs="Tahoma"/>
-          <w:i w:val="0"/>
-          <w:iCs w:val="0"/>
-          <w:szCs w:val="20"/>
-          <w:lang w:val="vi-VN"/>
-        </w:rPr>
-        <w:t>4</w:t>
-      </w:r>
-      <w:r>
-        <w:rPr>
-          <w:rStyle w:val="Emphasis"/>
-          <w:rFonts w:ascii="Tahoma" w:eastAsiaTheme="majorEastAsia" w:hAnsi="Tahoma" w:cs="Tahoma"/>
-          <w:i w:val="0"/>
-          <w:iCs w:val="0"/>
-          <w:szCs w:val="20"/>
-        </w:rPr>
-        <w:t xml:space="preserve"> years of experience in software development with </w:t>
-      </w:r>
-      <w:r>
-        <w:rPr>
-          <w:rStyle w:val="Emphasis"/>
-          <w:rFonts w:ascii="Tahoma" w:eastAsiaTheme="majorEastAsia" w:hAnsi="Tahoma" w:cs="Tahoma"/>
-          <w:i w:val="0"/>
-          <w:iCs w:val="0"/>
-          <w:noProof/>
-          <w:szCs w:val="20"/>
-          <w:lang w:val="vi-VN"/>
-        </w:rPr>
-        <w:t>Python</w:t>
-      </w:r>
-      <w:r>
-        <w:rPr>
-          <w:rStyle w:val="Emphasis"/>
-          <w:rFonts w:ascii="Tahoma" w:eastAsiaTheme="majorEastAsia" w:hAnsi="Tahoma" w:cs="Tahoma"/>
-          <w:i w:val="0"/>
-          <w:iCs w:val="0"/>
-          <w:szCs w:val="20"/>
-        </w:rPr>
-        <w:t>.</w:t>
+        <w:t>Advanced Python and PyTorch; strong ML/DL, NLP, linear algebra, probability and optimization; production-ready, modular code.</w:t>
       </w:r>
     </w:p>
     <w:p>
@@ -1451,18 +1286,7 @@
           <w:iCs w:val="0"/>
           <w:szCs w:val="20"/>
         </w:rPr>
-        <w:t>Having 3 years of experience working with Angular, ReactJS, Vue JS</w:t>
-      </w:r>
-      <w:r>
-        <w:rPr>
-          <w:rStyle w:val="Emphasis"/>
-          <w:rFonts w:ascii="Tahoma" w:eastAsiaTheme="majorEastAsia" w:hAnsi="Tahoma" w:cs="Tahoma"/>
-          <w:i w:val="0"/>
-          <w:iCs w:val="0"/>
-          <w:szCs w:val="20"/>
-          <w:lang w:val="vi-VN"/>
-        </w:rPr>
-        <w:t>.</w:t>
+        <w:t>Hands-on training, fine-tuning and deploying transformer models (LLMs, seq2seq) with RAG and inference services (FastAPI, vLLM, Docker, CI/CD, AWS/GCP).</w:t>
       </w:r>
     </w:p>
     <w:p>
@@ -1488,18 +1312,7 @@
           <w:iCs w:val="0"/>
           <w:szCs w:val="20"/>
         </w:rPr>
-        <w:t>Having 3 years of experience in teaching</w:t>
-      </w:r>
-      <w:r>
-        <w:rPr>
-          <w:rStyle w:val="Emphasis"/>
-          <w:rFonts w:ascii="Tahoma" w:eastAsiaTheme="majorEastAsia" w:hAnsi="Tahoma" w:cs="Tahoma"/>
-          <w:i w:val="0"/>
-          <w:iCs w:val="0"/>
-          <w:szCs w:val="20"/>
-          <w:lang w:val="vi-VN"/>
-        </w:rPr>
-        <w:t xml:space="preserve"> Java and Spring FW.</w:t>
+        <w:t>Domain expertise: NLP/LLM (RAG, prompt engineering, conversational AI), Speech AI (Whisper, XTTS), CV (detection, tracking, segmentation), Agentic AI (tool-using / multi-agent workflows).</w:t>
       </w:r>
     </w:p>
     <w:p>
@@ -1525,9 +1338,21 @@
           <w:iCs w:val="0"/>
           <w:szCs w:val="20"/>
         </w:rPr>
-        <w:t xml:space="preserve">Responsible for </w:t>
+        <w:t>Build data pipelines and evaluation frameworks; MLOps with MLflow and W&amp;B; apply new AI research into real-world systems.</w:t>
       </w:r>
-      <w:proofErr w:type="spellStart"/>
+    </w:p>
+    <w:p>
+      <w:pPr>
+        <w:numPr>
+          <w:ilvl w:val="0"/>
+          <w:numId w:val="18"/>
+        </w:numPr>
+        <w:jc w:val="both"/>
+        <w:rPr>
+          <w:rFonts w:ascii="Tahoma" w:eastAsiaTheme="majorEastAsia" w:hAnsi="Tahoma" w:cs="Tahoma"/>
+          <w:szCs w:val="20"/>
+        </w:rPr>
+      </w:pPr>
       <w:r>
         <w:rPr>
           <w:rStyle w:val="Emphasis"/>
@@ -1536,360 +1361,8 @@
           <w:iCs w:val="0"/>
           <w:szCs w:val="20"/>
         </w:rPr>
-        <w:t>devops</w:t>
+        <w:t>Collaborate with cross-functional teams to deliver end-to-end AI solutions; mentor members; Agile Scrum; manage a team of up to 20 people.</w:t>
       </w:r>
-      <w:proofErr w:type="spellEnd"/>
-      <w:r>
-        <w:rPr>
-          <w:rStyle w:val="Emphasis"/>
-          <w:rFonts w:ascii="Tahoma" w:eastAsiaTheme="majorEastAsia" w:hAnsi="Tahoma" w:cs="Tahoma"/>
-          <w:i w:val="0"/>
-          <w:iCs w:val="0"/>
-          <w:szCs w:val="20"/>
-        </w:rPr>
-        <w:t xml:space="preserve"> activities of new projects.</w:t>
-      </w:r>
-    </w:p>
-    <w:p>
-      <w:pPr>
-        <w:numPr>
-          <w:ilvl w:val="0"/>
-          <w:numId w:val="18"/>
-        </w:numPr>
-        <w:jc w:val="both"/>
-        <w:rPr>
-          <w:rStyle w:val="Emphasis"/>
-          <w:rFonts w:ascii="Tahoma" w:eastAsiaTheme="majorEastAsia" w:hAnsi="Tahoma" w:cs="Tahoma"/>
-          <w:i w:val="0"/>
-          <w:iCs w:val="0"/>
-          <w:szCs w:val="20"/>
-        </w:rPr>
-      </w:pPr>
-      <w:r>
-        <w:rPr>
-          <w:rStyle w:val="Emphasis"/>
-          <w:rFonts w:ascii="Tahoma" w:eastAsiaTheme="majorEastAsia" w:hAnsi="Tahoma" w:cs="Tahoma"/>
-          <w:i w:val="0"/>
-          <w:iCs w:val="0"/>
-          <w:szCs w:val="20"/>
-        </w:rPr>
-        <w:t>Providing estimates for the planned system.</w:t>
-      </w:r>
-    </w:p>
-    <w:p>
-      <w:pPr>
-        <w:numPr>
-          <w:ilvl w:val="0"/>
-          <w:numId w:val="18"/>
-        </w:numPr>
-        <w:jc w:val="both"/>
-        <w:rPr>
-          <w:rStyle w:val="Emphasis"/>
-          <w:rFonts w:ascii="Tahoma" w:eastAsiaTheme="majorEastAsia" w:hAnsi="Tahoma" w:cs="Tahoma"/>
-          <w:i w:val="0"/>
-          <w:iCs w:val="0"/>
-          <w:szCs w:val="20"/>
-        </w:rPr>
-      </w:pPr>
-      <w:r>
-        <w:rPr>
-          <w:rStyle w:val="Emphasis"/>
-          <w:rFonts w:ascii="Tahoma" w:eastAsiaTheme="majorEastAsia" w:hAnsi="Tahoma" w:cs="Tahoma"/>
-          <w:i w:val="0"/>
-          <w:iCs w:val="0"/>
-          <w:szCs w:val="20"/>
-        </w:rPr>
-        <w:t>Create base components and consult customer about UX/UI design.</w:t>
-      </w:r>
-    </w:p>
-    <w:p>
-      <w:pPr>
-        <w:numPr>
-          <w:ilvl w:val="0"/>
-          <w:numId w:val="18"/>
-        </w:numPr>
-        <w:jc w:val="both"/>
-        <w:rPr>
-          <w:rStyle w:val="Emphasis"/>
-          <w:rFonts w:ascii="Tahoma" w:eastAsiaTheme="majorEastAsia" w:hAnsi="Tahoma" w:cs="Tahoma"/>
-          <w:i w:val="0"/>
-          <w:iCs w:val="0"/>
-          <w:szCs w:val="20"/>
-        </w:rPr>
-      </w:pPr>
-      <w:r>
-        <w:rPr>
-          <w:rStyle w:val="Emphasis"/>
-          <w:rFonts w:ascii="Tahoma" w:eastAsiaTheme="majorEastAsia" w:hAnsi="Tahoma" w:cs="Tahoma"/>
-          <w:i w:val="0"/>
-          <w:iCs w:val="0"/>
-          <w:szCs w:val="20"/>
-        </w:rPr>
-        <w:t>Building software codebase, solution for new project, new customer.</w:t>
-      </w:r>
-    </w:p>
-    <w:p>
-      <w:pPr>
-        <w:numPr>
-          <w:ilvl w:val="0"/>
-          <w:numId w:val="18"/>
-        </w:numPr>
-        <w:jc w:val="both"/>
-        <w:rPr>
-          <w:rStyle w:val="Emphasis"/>
-          <w:rFonts w:ascii="Tahoma" w:eastAsiaTheme="majorEastAsia" w:hAnsi="Tahoma" w:cs="Tahoma"/>
-          <w:i w:val="0"/>
-          <w:iCs w:val="0"/>
-          <w:szCs w:val="20"/>
-        </w:rPr>
-      </w:pPr>
-      <w:r>
-        <w:rPr>
-          <w:rStyle w:val="Emphasis"/>
-          <w:rFonts w:ascii="Tahoma" w:eastAsiaTheme="majorEastAsia" w:hAnsi="Tahoma" w:cs="Tahoma"/>
-          <w:i w:val="0"/>
-          <w:iCs w:val="0"/>
-          <w:szCs w:val="20"/>
-        </w:rPr>
-        <w:t>Give technical and requirement instruction for team members.</w:t>
-      </w:r>
-    </w:p>
-    <w:p>
-      <w:pPr>
-        <w:numPr>
-          <w:ilvl w:val="0"/>
-          <w:numId w:val="18"/>
-        </w:numPr>
-        <w:jc w:val="both"/>
-        <w:rPr>
-          <w:rStyle w:val="Emphasis"/>
-          <w:rFonts w:ascii="Tahoma" w:eastAsiaTheme="majorEastAsia" w:hAnsi="Tahoma" w:cs="Tahoma"/>
-          <w:i w:val="0"/>
-          <w:iCs w:val="0"/>
-          <w:szCs w:val="20"/>
-        </w:rPr>
-      </w:pPr>
-      <w:r>
-        <w:rPr>
-          <w:rStyle w:val="Emphasis"/>
-          <w:rFonts w:ascii="Tahoma" w:eastAsiaTheme="majorEastAsia" w:hAnsi="Tahoma" w:cs="Tahoma"/>
-          <w:i w:val="0"/>
-          <w:iCs w:val="0"/>
-          <w:szCs w:val="20"/>
-        </w:rPr>
-        <w:t>Build development plan for new projects.</w:t>
-      </w:r>
-    </w:p>
-    <w:p>
-      <w:pPr>
-        <w:numPr>
-          <w:ilvl w:val="0"/>
-          <w:numId w:val="18"/>
-        </w:numPr>
-        <w:jc w:val="both"/>
-        <w:rPr>
-          <w:rStyle w:val="Emphasis"/>
-          <w:rFonts w:ascii="Tahoma" w:eastAsiaTheme="majorEastAsia" w:hAnsi="Tahoma" w:cs="Tahoma"/>
-          <w:i w:val="0"/>
-          <w:iCs w:val="0"/>
-          <w:szCs w:val="20"/>
-        </w:rPr>
-      </w:pPr>
-      <w:r>
-        <w:rPr>
-          <w:rStyle w:val="Emphasis"/>
-          <w:rFonts w:ascii="Tahoma" w:eastAsiaTheme="majorEastAsia" w:hAnsi="Tahoma" w:cs="Tahoma"/>
-          <w:i w:val="0"/>
-          <w:iCs w:val="0"/>
-          <w:szCs w:val="20"/>
-        </w:rPr>
-        <w:t>Analyze business requirement from customers, break tasks and assign them to team members.</w:t>
-      </w:r>
-    </w:p>
-    <w:p>
-      <w:pPr>
-        <w:numPr>
-          <w:ilvl w:val="0"/>
-          <w:numId w:val="18"/>
-        </w:numPr>
-        <w:jc w:val="both"/>
-        <w:rPr>
-          <w:rStyle w:val="Emphasis"/>
-          <w:rFonts w:ascii="Tahoma" w:eastAsiaTheme="majorEastAsia" w:hAnsi="Tahoma" w:cs="Tahoma"/>
-          <w:i w:val="0"/>
-          <w:iCs w:val="0"/>
-          <w:szCs w:val="20"/>
-        </w:rPr>
-      </w:pPr>
-      <w:r>
-        <w:rPr>
-          <w:rStyle w:val="Emphasis"/>
-          <w:rFonts w:ascii="Tahoma" w:eastAsiaTheme="majorEastAsia" w:hAnsi="Tahoma" w:cs="Tahoma"/>
-          <w:i w:val="0"/>
-          <w:iCs w:val="0"/>
-          <w:szCs w:val="20"/>
-        </w:rPr>
-        <w:t>Mentoring programming languages such as: Python, Java, C# and ReactJS for new members.</w:t>
-      </w:r>
-    </w:p>
-    <w:p>
-      <w:pPr>
-        <w:numPr>
-          <w:ilvl w:val="0"/>
-          <w:numId w:val="18"/>
-        </w:numPr>
-        <w:jc w:val="both"/>
-        <w:rPr>
-          <w:rStyle w:val="Emphasis"/>
-          <w:rFonts w:ascii="Tahoma" w:eastAsiaTheme="majorEastAsia" w:hAnsi="Tahoma" w:cs="Tahoma"/>
-          <w:i w:val="0"/>
-          <w:iCs w:val="0"/>
-          <w:szCs w:val="20"/>
-        </w:rPr>
-      </w:pPr>
-      <w:r>
-        <w:rPr>
-          <w:rStyle w:val="Emphasis"/>
-          <w:rFonts w:ascii="Tahoma" w:eastAsiaTheme="majorEastAsia" w:hAnsi="Tahoma" w:cs="Tahoma"/>
-          <w:i w:val="0"/>
-          <w:iCs w:val="0"/>
-          <w:szCs w:val="20"/>
-        </w:rPr>
-        <w:t xml:space="preserve">Have some knowledge about Microservices, Docker, Service bus, MSMQ, </w:t>
-      </w:r>
-      <w:proofErr w:type="spellStart"/>
-      <w:r>
-        <w:rPr>
-          <w:rStyle w:val="Emphasis"/>
-          <w:rFonts w:ascii="Tahoma" w:eastAsiaTheme="majorEastAsia" w:hAnsi="Tahoma" w:cs="Tahoma"/>
-          <w:i w:val="0"/>
-          <w:iCs w:val="0"/>
-          <w:szCs w:val="20"/>
-        </w:rPr>
-        <w:t>SignalR</w:t>
-      </w:r>
-      <w:proofErr w:type="spellEnd"/>
-      <w:r>
-        <w:rPr>
-          <w:rStyle w:val="Emphasis"/>
-          <w:rFonts w:ascii="Tahoma" w:eastAsiaTheme="majorEastAsia" w:hAnsi="Tahoma" w:cs="Tahoma"/>
-          <w:i w:val="0"/>
-          <w:iCs w:val="0"/>
-          <w:szCs w:val="20"/>
-        </w:rPr>
-        <w:t>, Redis Cache.</w:t>
-      </w:r>
-    </w:p>
-    <w:p>
-      <w:pPr>
-        <w:numPr>
-          <w:ilvl w:val="0"/>
-          <w:numId w:val="18"/>
-        </w:numPr>
-        <w:jc w:val="both"/>
-        <w:rPr>
-          <w:rStyle w:val="Emphasis"/>
-          <w:rFonts w:ascii="Tahoma" w:eastAsiaTheme="majorEastAsia" w:hAnsi="Tahoma" w:cs="Tahoma"/>
-          <w:i w:val="0"/>
-          <w:iCs w:val="0"/>
-          <w:szCs w:val="20"/>
-        </w:rPr>
-      </w:pPr>
-      <w:r>
-        <w:rPr>
-          <w:rStyle w:val="Emphasis"/>
-          <w:rFonts w:ascii="Tahoma" w:eastAsiaTheme="majorEastAsia" w:hAnsi="Tahoma" w:cs="Tahoma"/>
-          <w:i w:val="0"/>
-          <w:iCs w:val="0"/>
-          <w:szCs w:val="20"/>
-        </w:rPr>
-        <w:t>Familiar with Agile Scrum Methodology in software development.</w:t>
-      </w:r>
-    </w:p>
-    <w:p>
-      <w:pPr>
-        <w:numPr>
-          <w:ilvl w:val="0"/>
-          <w:numId w:val="18"/>
-        </w:numPr>
-        <w:jc w:val="both"/>
-        <w:rPr>
-          <w:rStyle w:val="Emphasis"/>
-          <w:rFonts w:ascii="Tahoma" w:eastAsiaTheme="majorEastAsia" w:hAnsi="Tahoma" w:cs="Tahoma"/>
-          <w:i w:val="0"/>
-          <w:iCs w:val="0"/>
-          <w:szCs w:val="20"/>
-        </w:rPr>
-      </w:pPr>
-      <w:r>
-        <w:rPr>
-          <w:rStyle w:val="Emphasis"/>
-          <w:rFonts w:ascii="Tahoma" w:eastAsiaTheme="majorEastAsia" w:hAnsi="Tahoma" w:cs="Tahoma"/>
-          <w:i w:val="0"/>
-          <w:iCs w:val="0"/>
-          <w:szCs w:val="20"/>
-        </w:rPr>
-        <w:t>Can work well with other member of a team as well as managing a team of 20 people.</w:t>
-      </w:r>
-    </w:p>
-    <w:p>
-      <w:pPr>
-        <w:numPr>
-          <w:ilvl w:val="0"/>
-          <w:numId w:val="18"/>
-        </w:numPr>
-        <w:jc w:val="both"/>
-        <w:rPr>
-          <w:rStyle w:val="Emphasis"/>
-          <w:rFonts w:ascii="Tahoma" w:eastAsiaTheme="majorEastAsia" w:hAnsi="Tahoma" w:cs="Tahoma"/>
-          <w:i w:val="0"/>
-          <w:iCs w:val="0"/>
-          <w:szCs w:val="20"/>
-        </w:rPr>
-      </w:pPr>
-      <w:r>
-        <w:rPr>
-          <w:rStyle w:val="Emphasis"/>
-          <w:rFonts w:ascii="Tahoma" w:eastAsiaTheme="majorEastAsia" w:hAnsi="Tahoma" w:cs="Tahoma"/>
-          <w:i w:val="0"/>
-          <w:iCs w:val="0"/>
-          <w:szCs w:val="20"/>
-        </w:rPr>
-        <w:t>Can handle work under high pressure.</w:t>
-      </w:r>
-    </w:p>
-    <w:p>
-      <w:pPr>
-        <w:ind w:left="360"/>
-        <w:rPr>
-          <w:rFonts w:ascii="Tahoma" w:hAnsi="Tahoma" w:cs="Tahoma"/>
-          <w:lang w:eastAsia="x-none"/>
-        </w:rPr>
-      </w:pPr>
-    </w:p>
-    <w:p>
-      <w:pPr>
-        <w:rPr>
-          <w:rFonts w:ascii="Tahoma" w:hAnsi="Tahoma" w:cs="Tahoma"/>
-          <w:lang w:val="vi-VN"/>
-        </w:rPr>
-      </w:pPr>
-    </w:p>
-    <w:p>
-      <w:pPr>
-        <w:rPr>
-          <w:rFonts w:ascii="Tahoma" w:hAnsi="Tahoma" w:cs="Tahoma"/>
-          <w:lang w:val="vi-VN"/>
-        </w:rPr>
-      </w:pPr>
-    </w:p>
-    <w:p>
-      <w:pPr>
-        <w:rPr>
-          <w:rFonts w:ascii="Tahoma" w:hAnsi="Tahoma" w:cs="Tahoma"/>
-          <w:lang w:val="vi-VN"/>
-        </w:rPr>
-      </w:pPr>
     </w:p>
     <w:p>
       <w:pPr>
@@ -1904,6 +1377,7 @@
           <w:rFonts w:ascii="Tahoma" w:hAnsi="Tahoma" w:cs="Tahoma"/>
           <w:b/>
         </w:rPr>
+        <w:lastRenderedPageBreak/>
         <w:tab/>
       </w:r>
       <w:r>
@@ -2122,13 +1596,7 @@
                 <w:rFonts w:ascii="Tahoma" w:hAnsi="Tahoma" w:cs="Tahoma"/>
                 <w:lang w:val="vi-VN"/>
               </w:rPr>
-              <w:t>3</w:t>
-            </w:r>
-            <w:r>
-              <w:rPr>
-                <w:rFonts w:ascii="Tahoma" w:hAnsi="Tahoma" w:cs="Tahoma"/>
-              </w:rPr>
-              <w:t>y</w:t>
+              <w:t>5y</w:t>
             </w:r>
           </w:p>
         </w:tc>
@@ -2220,13 +1688,7 @@
                 <w:rFonts w:ascii="Tahoma" w:hAnsi="Tahoma" w:cs="Tahoma"/>
                 <w:lang w:val="vi-VN"/>
               </w:rPr>
-              <w:t>4</w:t>
-            </w:r>
-            <w:r>
-              <w:rPr>
-                <w:rFonts w:ascii="Tahoma" w:hAnsi="Tahoma" w:cs="Tahoma"/>
-              </w:rPr>
-              <w:t>y</w:t>
+              <w:t>5y</w:t>
             </w:r>
           </w:p>
         </w:tc>
@@ -2288,13 +1750,7 @@
               <w:rPr>
                 <w:rFonts w:ascii="Tahoma" w:hAnsi="Tahoma" w:cs="Tahoma"/>
               </w:rPr>
-              <w:t>4</w:t>
-            </w:r>
-            <w:r>
-              <w:rPr>
-                <w:rFonts w:ascii="Tahoma" w:hAnsi="Tahoma" w:cs="Tahoma"/>
-              </w:rPr>
-              <w:t>y</w:t>
+              <w:t>8y</w:t>
             </w:r>
           </w:p>
         </w:tc>
@@ -3729,13 +3185,7 @@
                 <w:rFonts w:ascii="Tahoma" w:hAnsi="Tahoma" w:cs="Tahoma"/>
                 <w:lang w:val="vi-VN"/>
               </w:rPr>
-              <w:t>4</w:t>
-            </w:r>
-            <w:r>
-              <w:rPr>
-                <w:rFonts w:ascii="Tahoma" w:hAnsi="Tahoma" w:cs="Tahoma"/>
-              </w:rPr>
-              <w:t>y</w:t>
+              <w:t>8y</w:t>
             </w:r>
           </w:p>
         </w:tc>
@@ -3842,7 +3292,6 @@
                 <w:rFonts w:ascii="Tahoma" w:hAnsi="Tahoma" w:cs="Tahoma"/>
                 <w:lang w:val="vi-VN"/>
               </w:rPr>
-              <w:lastRenderedPageBreak/>
               <w:t>Spring</w:t>
             </w:r>
             <w:r>
@@ -3922,7 +3371,7 @@
                 <w:rFonts w:ascii="Tahoma" w:hAnsi="Tahoma" w:cs="Tahoma"/>
                 <w:lang w:val="vi-VN"/>
               </w:rPr>
-              <w:t>Django</w:t>
+              <w:t>Django, FastAPI, Flask</w:t>
             </w:r>
           </w:p>
         </w:tc>
@@ -3960,7 +3409,7 @@
                 <w:rFonts w:ascii="Tahoma" w:hAnsi="Tahoma" w:cs="Tahoma"/>
                 <w:lang w:val="vi-VN"/>
               </w:rPr>
-              <w:t>4y</w:t>
+              <w:t>5y</w:t>
             </w:r>
           </w:p>
         </w:tc>
@@ -3983,6 +3432,7 @@
                 <w:rFonts w:ascii="Tahoma" w:hAnsi="Tahoma" w:cs="Tahoma"/>
                 <w:b/>
               </w:rPr>
+              <w:lastRenderedPageBreak/>
               <w:t>DevOps Services</w:t>
             </w:r>
           </w:p>
@@ -4816,7 +4266,7 @@
                 <w:rFonts w:ascii="Tahoma" w:hAnsi="Tahoma" w:cs="Tahoma"/>
                 <w:lang w:val="vi-VN"/>
               </w:rPr>
-              <w:t>ChatGPT</w:t>
+              <w:t>PyTorch / Hugging Face Transformers (LLM, seq2seq)</w:t>
             </w:r>
           </w:p>
         </w:tc>
@@ -4834,6 +4284,65 @@
               <w:rPr>
                 <w:rFonts w:ascii="Tahoma" w:hAnsi="Tahoma" w:cs="Tahoma"/>
               </w:rPr>
+              <w:t>Advanced</w:t>
+            </w:r>
+          </w:p>
+        </w:tc>
+        <w:tc>
+          <w:tcPr>
+            <w:tcW w:w="1980" w:type="dxa"/>
+          </w:tcPr>
+          <w:p>
+            <w:pPr>
+              <w:rPr>
+                <w:rFonts w:ascii="Tahoma" w:hAnsi="Tahoma" w:cs="Tahoma"/>
+                <w:lang w:val="vi-VN"/>
+              </w:rPr>
+            </w:pPr>
+            <w:r>
+              <w:rPr>
+                <w:rFonts w:ascii="Tahoma" w:hAnsi="Tahoma" w:cs="Tahoma"/>
+                <w:lang w:val="vi-VN"/>
+              </w:rPr>
+              <w:t>4y</w:t>
+            </w:r>
+          </w:p>
+        </w:tc>
+      </w:tr>
+      <w:tr>
+        <w:tc>
+          <w:tcPr>
+            <w:tcW w:w="5760" w:type="dxa"/>
+          </w:tcPr>
+          <w:p>
+            <w:pPr>
+              <w:rPr>
+                <w:rFonts w:ascii="Tahoma" w:hAnsi="Tahoma" w:cs="Tahoma"/>
+                <w:lang w:val="vi-VN"/>
+              </w:rPr>
+            </w:pPr>
+            <w:r>
+              <w:rPr>
+                <w:rFonts w:ascii="Tahoma" w:hAnsi="Tahoma" w:cs="Tahoma"/>
+              </w:rPr>
+              <w:t>LLM Fine-tuning (SFT, LoRA, QLoRA, PEFT, domain adaptation)</w:t>
+            </w:r>
+          </w:p>
+        </w:tc>
+        <w:tc>
+          <w:tcPr>
+            <w:tcW w:w="2520" w:type="dxa"/>
+          </w:tcPr>
+          <w:p>
+            <w:pPr>
+              <w:rPr>
+                <w:rFonts w:ascii="Tahoma" w:hAnsi="Tahoma" w:cs="Tahoma"/>
+              </w:rPr>
+            </w:pPr>
+            <w:r>
+              <w:rPr>
+                <w:rFonts w:ascii="Tahoma" w:hAnsi="Tahoma" w:cs="Tahoma"/>
+              </w:rPr>
               <w:t>Intermediate</w:t>
             </w:r>
           </w:p>
@@ -4874,8 +4383,9 @@
             <w:r>
               <w:rPr>
                 <w:rFonts w:ascii="Tahoma" w:hAnsi="Tahoma" w:cs="Tahoma"/>
-              </w:rPr>
-              <w:t>Corsair AI</w:t>
+                <w:lang w:val="vi-VN"/>
+              </w:rPr>
+              <w:t>RAG, prompt engineering, conversational AI</w:t>
             </w:r>
           </w:p>
         </w:tc>
@@ -4927,6 +4437,546 @@
             <w:pPr>
               <w:rPr>
                 <w:rFonts w:ascii="Tahoma" w:hAnsi="Tahoma" w:cs="Tahoma"/>
+                <w:lang w:val="vi-VN"/>
+              </w:rPr>
+            </w:pPr>
+            <w:r>
+              <w:rPr>
+                <w:rFonts w:ascii="Tahoma" w:hAnsi="Tahoma" w:cs="Tahoma"/>
+                <w:lang w:val="vi-VN"/>
+              </w:rPr>
+              <w:t>RLHF / DPO / PPO</w:t>
+            </w:r>
+          </w:p>
+        </w:tc>
+        <w:tc>
+          <w:tcPr>
+            <w:tcW w:w="2520" w:type="dxa"/>
+          </w:tcPr>
+          <w:p>
+            <w:pPr>
+              <w:rPr>
+                <w:rFonts w:ascii="Tahoma" w:hAnsi="Tahoma" w:cs="Tahoma"/>
+              </w:rPr>
+            </w:pPr>
+            <w:r>
+              <w:rPr>
+                <w:rFonts w:ascii="Tahoma" w:hAnsi="Tahoma" w:cs="Tahoma"/>
+              </w:rPr>
+              <w:t>Intermediate</w:t>
+            </w:r>
+          </w:p>
+        </w:tc>
+        <w:tc>
+          <w:tcPr>
+            <w:tcW w:w="1980" w:type="dxa"/>
+          </w:tcPr>
+          <w:p>
+            <w:pPr>
+              <w:rPr>
+                <w:rFonts w:ascii="Tahoma" w:hAnsi="Tahoma" w:cs="Tahoma"/>
+                <w:lang w:val="vi-VN"/>
+              </w:rPr>
+            </w:pPr>
+            <w:r>
+              <w:rPr>
+                <w:rFonts w:ascii="Tahoma" w:hAnsi="Tahoma" w:cs="Tahoma"/>
+                <w:lang w:val="vi-VN"/>
+              </w:rPr>
+              <w:t>1y</w:t>
+            </w:r>
+          </w:p>
+        </w:tc>
+      </w:tr>
+      <w:tr>
+        <w:tc>
+          <w:tcPr>
+            <w:tcW w:w="5760" w:type="dxa"/>
+          </w:tcPr>
+          <w:p>
+            <w:pPr>
+              <w:rPr>
+                <w:rFonts w:ascii="Tahoma" w:hAnsi="Tahoma" w:cs="Tahoma"/>
+                <w:lang w:val="vi-VN"/>
+              </w:rPr>
+            </w:pPr>
+            <w:r>
+              <w:rPr>
+                <w:rFonts w:ascii="Tahoma" w:hAnsi="Tahoma" w:cs="Tahoma"/>
+                <w:lang w:val="vi-VN"/>
+              </w:rPr>
+              <w:t>Model optimization (quantization, distillation, low-latency inference)</w:t>
+            </w:r>
+          </w:p>
+        </w:tc>
+        <w:tc>
+          <w:tcPr>
+            <w:tcW w:w="2520" w:type="dxa"/>
+          </w:tcPr>
+          <w:p>
+            <w:pPr>
+              <w:rPr>
+                <w:rFonts w:ascii="Tahoma" w:hAnsi="Tahoma" w:cs="Tahoma"/>
+              </w:rPr>
+            </w:pPr>
+            <w:r>
+              <w:rPr>
+                <w:rFonts w:ascii="Tahoma" w:hAnsi="Tahoma" w:cs="Tahoma"/>
+              </w:rPr>
+              <w:t>Intermediate</w:t>
+            </w:r>
+          </w:p>
+        </w:tc>
+        <w:tc>
+          <w:tcPr>
+            <w:tcW w:w="1980" w:type="dxa"/>
+          </w:tcPr>
+          <w:p>
+            <w:pPr>
+              <w:rPr>
+                <w:rFonts w:ascii="Tahoma" w:hAnsi="Tahoma" w:cs="Tahoma"/>
+                <w:lang w:val="vi-VN"/>
+              </w:rPr>
+            </w:pPr>
+            <w:r>
+              <w:rPr>
+                <w:rFonts w:ascii="Tahoma" w:hAnsi="Tahoma" w:cs="Tahoma"/>
+                <w:lang w:val="vi-VN"/>
+              </w:rPr>
+              <w:t>1y</w:t>
+            </w:r>
+          </w:p>
+        </w:tc>
+      </w:tr>
+      <w:tr>
+        <w:tc>
+          <w:tcPr>
+            <w:tcW w:w="5760" w:type="dxa"/>
+          </w:tcPr>
+          <w:p>
+            <w:pPr>
+              <w:rPr>
+                <w:rFonts w:ascii="Tahoma" w:hAnsi="Tahoma" w:cs="Tahoma"/>
+                <w:lang w:val="vi-VN"/>
+              </w:rPr>
+            </w:pPr>
+            <w:r>
+              <w:rPr>
+                <w:rFonts w:ascii="Tahoma" w:hAnsi="Tahoma" w:cs="Tahoma"/>
+                <w:lang w:val="vi-VN"/>
+              </w:rPr>
+              <w:t>Speech AI: ASR, TTS, speech-to-speech (Whisper, XTTS)</w:t>
+            </w:r>
+          </w:p>
+        </w:tc>
+        <w:tc>
+          <w:tcPr>
+            <w:tcW w:w="2520" w:type="dxa"/>
+          </w:tcPr>
+          <w:p>
+            <w:pPr>
+              <w:rPr>
+                <w:rFonts w:ascii="Tahoma" w:hAnsi="Tahoma" w:cs="Tahoma"/>
+              </w:rPr>
+            </w:pPr>
+            <w:r>
+              <w:rPr>
+                <w:rFonts w:ascii="Tahoma" w:hAnsi="Tahoma" w:cs="Tahoma"/>
+              </w:rPr>
+              <w:t>Intermediate</w:t>
+            </w:r>
+          </w:p>
+        </w:tc>
+        <w:tc>
+          <w:tcPr>
+            <w:tcW w:w="1980" w:type="dxa"/>
+          </w:tcPr>
+          <w:p>
+            <w:pPr>
+              <w:rPr>
+                <w:rFonts w:ascii="Tahoma" w:hAnsi="Tahoma" w:cs="Tahoma"/>
+                <w:lang w:val="vi-VN"/>
+              </w:rPr>
+            </w:pPr>
+            <w:r>
+              <w:rPr>
+                <w:rFonts w:ascii="Tahoma" w:hAnsi="Tahoma" w:cs="Tahoma"/>
+                <w:lang w:val="vi-VN"/>
+              </w:rPr>
+              <w:t>2y</w:t>
+            </w:r>
+          </w:p>
+        </w:tc>
+      </w:tr>
+      <w:tr>
+        <w:tc>
+          <w:tcPr>
+            <w:tcW w:w="5760" w:type="dxa"/>
+          </w:tcPr>
+          <w:p>
+            <w:pPr>
+              <w:rPr>
+                <w:rFonts w:ascii="Tahoma" w:hAnsi="Tahoma" w:cs="Tahoma"/>
+                <w:lang w:val="vi-VN"/>
+              </w:rPr>
+            </w:pPr>
+            <w:r>
+              <w:rPr>
+                <w:rFonts w:ascii="Tahoma" w:hAnsi="Tahoma" w:cs="Tahoma"/>
+                <w:lang w:val="vi-VN"/>
+              </w:rPr>
+              <w:t>Vietnamese NLP &amp; Speech (Qwen, Whisper, XTTS, multi-accent)</w:t>
+            </w:r>
+          </w:p>
+        </w:tc>
+        <w:tc>
+          <w:tcPr>
+            <w:tcW w:w="2520" w:type="dxa"/>
+          </w:tcPr>
+          <w:p>
+            <w:pPr>
+              <w:rPr>
+                <w:rFonts w:ascii="Tahoma" w:hAnsi="Tahoma" w:cs="Tahoma"/>
+              </w:rPr>
+            </w:pPr>
+            <w:r>
+              <w:rPr>
+                <w:rFonts w:ascii="Tahoma" w:hAnsi="Tahoma" w:cs="Tahoma"/>
+              </w:rPr>
+              <w:t>Intermediate</w:t>
+            </w:r>
+          </w:p>
+        </w:tc>
+        <w:tc>
+          <w:tcPr>
+            <w:tcW w:w="1980" w:type="dxa"/>
+          </w:tcPr>
+          <w:p>
+            <w:pPr>
+              <w:rPr>
+                <w:rFonts w:ascii="Tahoma" w:hAnsi="Tahoma" w:cs="Tahoma"/>
+                <w:lang w:val="vi-VN"/>
+              </w:rPr>
+            </w:pPr>
+            <w:r>
+              <w:rPr>
+                <w:rFonts w:ascii="Tahoma" w:hAnsi="Tahoma" w:cs="Tahoma"/>
+                <w:lang w:val="vi-VN"/>
+              </w:rPr>
+              <w:t>2y</w:t>
+            </w:r>
+          </w:p>
+        </w:tc>
+      </w:tr>
+      <w:tr>
+        <w:tc>
+          <w:tcPr>
+            <w:tcW w:w="5760" w:type="dxa"/>
+          </w:tcPr>
+          <w:p>
+            <w:pPr>
+              <w:rPr>
+                <w:rFonts w:ascii="Tahoma" w:hAnsi="Tahoma" w:cs="Tahoma"/>
+                <w:lang w:val="vi-VN"/>
+              </w:rPr>
+            </w:pPr>
+            <w:r>
+              <w:rPr>
+                <w:rFonts w:ascii="Tahoma" w:hAnsi="Tahoma" w:cs="Tahoma"/>
+                <w:lang w:val="vi-VN"/>
+              </w:rPr>
+              <w:t>Computer Vision (detection, tracking, segmentation)</w:t>
+            </w:r>
+          </w:p>
+        </w:tc>
+        <w:tc>
+          <w:tcPr>
+            <w:tcW w:w="2520" w:type="dxa"/>
+          </w:tcPr>
+          <w:p>
+            <w:pPr>
+              <w:rPr>
+                <w:rFonts w:ascii="Tahoma" w:hAnsi="Tahoma" w:cs="Tahoma"/>
+              </w:rPr>
+            </w:pPr>
+            <w:r>
+              <w:rPr>
+                <w:rFonts w:ascii="Tahoma" w:hAnsi="Tahoma" w:cs="Tahoma"/>
+              </w:rPr>
+              <w:t>Intermediate</w:t>
+            </w:r>
+          </w:p>
+        </w:tc>
+        <w:tc>
+          <w:tcPr>
+            <w:tcW w:w="1980" w:type="dxa"/>
+          </w:tcPr>
+          <w:p>
+            <w:pPr>
+              <w:rPr>
+                <w:rFonts w:ascii="Tahoma" w:hAnsi="Tahoma" w:cs="Tahoma"/>
+                <w:lang w:val="vi-VN"/>
+              </w:rPr>
+            </w:pPr>
+            <w:r>
+              <w:rPr>
+                <w:rFonts w:ascii="Tahoma" w:hAnsi="Tahoma" w:cs="Tahoma"/>
+                <w:lang w:val="vi-VN"/>
+              </w:rPr>
+              <w:t>2y</w:t>
+            </w:r>
+          </w:p>
+        </w:tc>
+      </w:tr>
+      <w:tr>
+        <w:tc>
+          <w:tcPr>
+            <w:tcW w:w="5760" w:type="dxa"/>
+          </w:tcPr>
+          <w:p>
+            <w:pPr>
+              <w:rPr>
+                <w:rFonts w:ascii="Tahoma" w:hAnsi="Tahoma" w:cs="Tahoma"/>
+                <w:lang w:val="vi-VN"/>
+              </w:rPr>
+            </w:pPr>
+            <w:r>
+              <w:rPr>
+                <w:rFonts w:ascii="Tahoma" w:hAnsi="Tahoma" w:cs="Tahoma"/>
+                <w:lang w:val="vi-VN"/>
+              </w:rPr>
+              <w:t>Agentic AI (LangGraph, tool-using agents, multi-agent workflows)</w:t>
+            </w:r>
+          </w:p>
+        </w:tc>
+        <w:tc>
+          <w:tcPr>
+            <w:tcW w:w="2520" w:type="dxa"/>
+          </w:tcPr>
+          <w:p>
+            <w:pPr>
+              <w:rPr>
+                <w:rFonts w:ascii="Tahoma" w:hAnsi="Tahoma" w:cs="Tahoma"/>
+              </w:rPr>
+            </w:pPr>
+            <w:r>
+              <w:rPr>
+                <w:rFonts w:ascii="Tahoma" w:hAnsi="Tahoma" w:cs="Tahoma"/>
+              </w:rPr>
+              <w:t>Intermediate</w:t>
+            </w:r>
+          </w:p>
+        </w:tc>
+        <w:tc>
+          <w:tcPr>
+            <w:tcW w:w="1980" w:type="dxa"/>
+          </w:tcPr>
+          <w:p>
+            <w:pPr>
+              <w:rPr>
+                <w:rFonts w:ascii="Tahoma" w:hAnsi="Tahoma" w:cs="Tahoma"/>
+                <w:lang w:val="vi-VN"/>
+              </w:rPr>
+            </w:pPr>
+            <w:r>
+              <w:rPr>
+                <w:rFonts w:ascii="Tahoma" w:hAnsi="Tahoma" w:cs="Tahoma"/>
+                <w:lang w:val="vi-VN"/>
+              </w:rPr>
+              <w:t>2y</w:t>
+            </w:r>
+          </w:p>
+        </w:tc>
+      </w:tr>
+      <w:tr>
+        <w:tc>
+          <w:tcPr>
+            <w:tcW w:w="5760" w:type="dxa"/>
+          </w:tcPr>
+          <w:p>
+            <w:pPr>
+              <w:rPr>
+                <w:rFonts w:ascii="Tahoma" w:hAnsi="Tahoma" w:cs="Tahoma"/>
+                <w:lang w:val="vi-VN"/>
+              </w:rPr>
+            </w:pPr>
+            <w:r>
+              <w:rPr>
+                <w:rFonts w:ascii="Tahoma" w:hAnsi="Tahoma" w:cs="Tahoma"/>
+                <w:lang w:val="vi-VN"/>
+              </w:rPr>
+              <w:t>Vector DB / embeddings (FAISS, Chroma, pgvector)</w:t>
+            </w:r>
+          </w:p>
+        </w:tc>
+        <w:tc>
+          <w:tcPr>
+            <w:tcW w:w="2520" w:type="dxa"/>
+          </w:tcPr>
+          <w:p>
+            <w:pPr>
+              <w:rPr>
+                <w:rFonts w:ascii="Tahoma" w:hAnsi="Tahoma" w:cs="Tahoma"/>
+              </w:rPr>
+            </w:pPr>
+            <w:r>
+              <w:rPr>
+                <w:rFonts w:ascii="Tahoma" w:hAnsi="Tahoma" w:cs="Tahoma"/>
+              </w:rPr>
+              <w:t>Intermediate</w:t>
+            </w:r>
+          </w:p>
+        </w:tc>
+        <w:tc>
+          <w:tcPr>
+            <w:tcW w:w="1980" w:type="dxa"/>
+          </w:tcPr>
+          <w:p>
+            <w:pPr>
+              <w:rPr>
+                <w:rFonts w:ascii="Tahoma" w:hAnsi="Tahoma" w:cs="Tahoma"/>
+                <w:lang w:val="vi-VN"/>
+              </w:rPr>
+            </w:pPr>
+            <w:r>
+              <w:rPr>
+                <w:rFonts w:ascii="Tahoma" w:hAnsi="Tahoma" w:cs="Tahoma"/>
+                <w:lang w:val="vi-VN"/>
+              </w:rPr>
+              <w:t>2y</w:t>
+            </w:r>
+          </w:p>
+        </w:tc>
+      </w:tr>
+      <w:tr>
+        <w:tc>
+          <w:tcPr>
+            <w:tcW w:w="5760" w:type="dxa"/>
+          </w:tcPr>
+          <w:p>
+            <w:pPr>
+              <w:rPr>
+                <w:rFonts w:ascii="Tahoma" w:hAnsi="Tahoma" w:cs="Tahoma"/>
+                <w:lang w:val="vi-VN"/>
+              </w:rPr>
+            </w:pPr>
+            <w:r>
+              <w:rPr>
+                <w:rFonts w:ascii="Tahoma" w:hAnsi="Tahoma" w:cs="Tahoma"/>
+                <w:lang w:val="vi-VN"/>
+              </w:rPr>
+              <w:t>Model serving (vLLM, FastAPI/Flask, Docker, CI/CD)</w:t>
+            </w:r>
+          </w:p>
+        </w:tc>
+        <w:tc>
+          <w:tcPr>
+            <w:tcW w:w="2520" w:type="dxa"/>
+          </w:tcPr>
+          <w:p>
+            <w:pPr>
+              <w:rPr>
+                <w:rFonts w:ascii="Tahoma" w:hAnsi="Tahoma" w:cs="Tahoma"/>
+              </w:rPr>
+            </w:pPr>
+            <w:r>
+              <w:rPr>
+                <w:rFonts w:ascii="Tahoma" w:hAnsi="Tahoma" w:cs="Tahoma"/>
+              </w:rPr>
+              <w:t>Intermediate</w:t>
+            </w:r>
+          </w:p>
+        </w:tc>
+        <w:tc>
+          <w:tcPr>
+            <w:tcW w:w="1980" w:type="dxa"/>
+          </w:tcPr>
+          <w:p>
+            <w:pPr>
+              <w:rPr>
+                <w:rFonts w:ascii="Tahoma" w:hAnsi="Tahoma" w:cs="Tahoma"/>
+                <w:lang w:val="vi-VN"/>
+              </w:rPr>
+            </w:pPr>
+            <w:r>
+              <w:rPr>
+                <w:rFonts w:ascii="Tahoma" w:hAnsi="Tahoma" w:cs="Tahoma"/>
+                <w:lang w:val="vi-VN"/>
+              </w:rPr>
+              <w:t>2y</w:t>
+            </w:r>
+          </w:p>
+        </w:tc>
+      </w:tr>
+      <w:tr>
+        <w:tc>
+          <w:tcPr>
+            <w:tcW w:w="5760" w:type="dxa"/>
+          </w:tcPr>
+          <w:p>
+            <w:pPr>
+              <w:rPr>
+                <w:rFonts w:ascii="Tahoma" w:hAnsi="Tahoma" w:cs="Tahoma"/>
+                <w:lang w:val="vi-VN"/>
+              </w:rPr>
+            </w:pPr>
+            <w:r>
+              <w:rPr>
+                <w:rFonts w:ascii="Tahoma" w:hAnsi="Tahoma" w:cs="Tahoma"/>
+                <w:lang w:val="vi-VN"/>
+              </w:rPr>
+              <w:t>OpenAI / Azure OpenAI / Qwen APIs</w:t>
+            </w:r>
+          </w:p>
+        </w:tc>
+        <w:tc>
+          <w:tcPr>
+            <w:tcW w:w="2520" w:type="dxa"/>
+          </w:tcPr>
+          <w:p>
+            <w:pPr>
+              <w:rPr>
+                <w:rFonts w:ascii="Tahoma" w:hAnsi="Tahoma" w:cs="Tahoma"/>
+              </w:rPr>
+            </w:pPr>
+            <w:r>
+              <w:rPr>
+                <w:rFonts w:ascii="Tahoma" w:hAnsi="Tahoma" w:cs="Tahoma"/>
+              </w:rPr>
+              <w:t>Intermediate</w:t>
+            </w:r>
+          </w:p>
+        </w:tc>
+        <w:tc>
+          <w:tcPr>
+            <w:tcW w:w="1980" w:type="dxa"/>
+          </w:tcPr>
+          <w:p>
+            <w:pPr>
+              <w:rPr>
+                <w:rFonts w:ascii="Tahoma" w:hAnsi="Tahoma" w:cs="Tahoma"/>
+                <w:lang w:val="vi-VN"/>
+              </w:rPr>
+            </w:pPr>
+            <w:r>
+              <w:rPr>
+                <w:rFonts w:ascii="Tahoma" w:hAnsi="Tahoma" w:cs="Tahoma"/>
+                <w:lang w:val="vi-VN"/>
+              </w:rPr>
+              <w:t>3y</w:t>
+            </w:r>
+          </w:p>
+        </w:tc>
+      </w:tr>
+      <w:tr>
+        <w:tc>
+          <w:tcPr>
+            <w:tcW w:w="5760" w:type="dxa"/>
+          </w:tcPr>
+          <w:p>
+            <w:pPr>
+              <w:rPr>
+                <w:rFonts w:ascii="Tahoma" w:hAnsi="Tahoma" w:cs="Tahoma"/>
               </w:rPr>
             </w:pPr>
             <w:r>
@@ -4981,36 +5031,8 @@
               <w:rPr>
                 <w:rFonts w:ascii="Tahoma" w:hAnsi="Tahoma" w:cs="Tahoma"/>
               </w:rPr>
-              <w:t xml:space="preserve">Python (NumPy, pandas, Scikit-learn, TensorFlow, </w:t>
-            </w:r>
-            <w:proofErr w:type="spellStart"/>
-            <w:r>
-              <w:rPr>
-                <w:rFonts w:ascii="Tahoma" w:hAnsi="Tahoma" w:cs="Tahoma"/>
-              </w:rPr>
-              <w:t>Keras</w:t>
-            </w:r>
-            <w:proofErr w:type="spellEnd"/>
-            <w:r>
-              <w:rPr>
-                <w:rFonts w:ascii="Tahoma" w:hAnsi="Tahoma" w:cs="Tahoma"/>
-              </w:rPr>
-              <w:t xml:space="preserve">, </w:t>
-            </w:r>
-            <w:proofErr w:type="spellStart"/>
-            <w:r>
-              <w:rPr>
-                <w:rFonts w:ascii="Tahoma" w:hAnsi="Tahoma" w:cs="Tahoma"/>
-              </w:rPr>
-              <w:t>PyTorch</w:t>
-            </w:r>
-            <w:proofErr w:type="spellEnd"/>
-            <w:r>
-              <w:rPr>
-                <w:rFonts w:ascii="Tahoma" w:hAnsi="Tahoma" w:cs="Tahoma"/>
-                <w:lang w:val="vi-VN"/>
-              </w:rPr>
-              <w:t>)</w:t>
+              <w:lastRenderedPageBreak/>
+              <w:t>Python (advanced, clean, modular, production-ready)</w:t>
             </w:r>
           </w:p>
         </w:tc>
@@ -5028,6 +5050,65 @@
               <w:rPr>
                 <w:rFonts w:ascii="Tahoma" w:hAnsi="Tahoma" w:cs="Tahoma"/>
               </w:rPr>
+              <w:t>Advanced</w:t>
+            </w:r>
+          </w:p>
+        </w:tc>
+        <w:tc>
+          <w:tcPr>
+            <w:tcW w:w="1980" w:type="dxa"/>
+          </w:tcPr>
+          <w:p>
+            <w:pPr>
+              <w:rPr>
+                <w:rFonts w:ascii="Tahoma" w:hAnsi="Tahoma" w:cs="Tahoma"/>
+                <w:lang w:val="vi-VN"/>
+              </w:rPr>
+            </w:pPr>
+            <w:r>
+              <w:rPr>
+                <w:rFonts w:ascii="Tahoma" w:hAnsi="Tahoma" w:cs="Tahoma"/>
+                <w:lang w:val="vi-VN"/>
+              </w:rPr>
+              <w:t>6y</w:t>
+            </w:r>
+          </w:p>
+        </w:tc>
+      </w:tr>
+      <w:tr>
+        <w:tc>
+          <w:tcPr>
+            <w:tcW w:w="5760" w:type="dxa"/>
+          </w:tcPr>
+          <w:p>
+            <w:pPr>
+              <w:rPr>
+                <w:rFonts w:ascii="Tahoma" w:hAnsi="Tahoma" w:cs="Tahoma"/>
+                <w:lang w:val="vi-VN"/>
+              </w:rPr>
+            </w:pPr>
+            <w:r>
+              <w:rPr>
+                <w:rFonts w:ascii="Tahoma" w:hAnsi="Tahoma" w:cs="Tahoma"/>
+              </w:rPr>
+              <w:t>ML/DL fundamentals: NLP, linear algebra, probability, optimization</w:t>
+            </w:r>
+          </w:p>
+        </w:tc>
+        <w:tc>
+          <w:tcPr>
+            <w:tcW w:w="2520" w:type="dxa"/>
+          </w:tcPr>
+          <w:p>
+            <w:pPr>
+              <w:rPr>
+                <w:rFonts w:ascii="Tahoma" w:hAnsi="Tahoma" w:cs="Tahoma"/>
+              </w:rPr>
+            </w:pPr>
+            <w:r>
+              <w:rPr>
+                <w:rFonts w:ascii="Tahoma" w:hAnsi="Tahoma" w:cs="Tahoma"/>
+              </w:rPr>
               <w:t>Intermediate</w:t>
             </w:r>
           </w:p>
@@ -5048,14 +5129,7 @@
                 <w:rFonts w:ascii="Tahoma" w:hAnsi="Tahoma" w:cs="Tahoma"/>
                 <w:lang w:val="vi-VN"/>
               </w:rPr>
-              <w:t>4</w:t>
-            </w:r>
-            <w:r>
-              <w:rPr>
-                <w:rFonts w:ascii="Tahoma" w:hAnsi="Tahoma" w:cs="Tahoma"/>
-                <w:lang w:val="vi-VN"/>
-              </w:rPr>
-              <w:t>y</w:t>
+              <w:t>6y</w:t>
             </w:r>
           </w:p>
         </w:tc>
@@ -5076,22 +5150,15 @@
               <w:rPr>
                 <w:rFonts w:ascii="Tahoma" w:hAnsi="Tahoma" w:cs="Tahoma"/>
               </w:rPr>
-              <w:t>Algorithm</w:t>
-            </w:r>
-            <w:r>
-              <w:rPr>
-                <w:rFonts w:ascii="Tahoma" w:hAnsi="Tahoma" w:cs="Tahoma"/>
-                <w:lang w:val="vi-VN"/>
-              </w:rPr>
-              <w:t xml:space="preserve">: </w:t>
-            </w:r>
-            <w:r>
-              <w:rPr>
-                <w:rFonts w:ascii="Tahoma" w:hAnsi="Tahoma" w:cs="Tahoma"/>
-                <w:lang w:val="vi-VN"/>
-              </w:rPr>
-              <w:t>Regression, Classification, Clustering, Model Tuning</w:t>
-            </w:r>
+              <w:t>TensorFlow / Keras</w:t>
+            </w:r>
+          </w:p>
+          <w:p>
+            <w:pPr>
+              <w:rPr>
+                <w:rFonts w:ascii="Tahoma" w:hAnsi="Tahoma" w:cs="Tahoma"/>
+              </w:rPr>
+            </w:pPr>
           </w:p>
         </w:tc>
         <w:tc>
@@ -5128,7 +5195,7 @@
                 <w:rFonts w:ascii="Tahoma" w:hAnsi="Tahoma" w:cs="Tahoma"/>
                 <w:lang w:val="vi-VN"/>
               </w:rPr>
-              <w:t>4y</w:t>
+              <w:t>3y</w:t>
             </w:r>
           </w:p>
         </w:tc>
@@ -5142,60 +5209,14 @@
             <w:pPr>
               <w:rPr>
                 <w:rFonts w:ascii="Tahoma" w:hAnsi="Tahoma" w:cs="Tahoma"/>
-                <w:lang w:val="vi-VN"/>
-              </w:rPr>
-            </w:pPr>
-            <w:r>
-              <w:rPr>
-                <w:rFonts w:ascii="Tahoma" w:hAnsi="Tahoma" w:cs="Tahoma"/>
-              </w:rPr>
-              <w:t xml:space="preserve">Explainable AI </w:t>
-            </w:r>
-            <w:r>
-              <w:rPr>
-                <w:rFonts w:ascii="Tahoma" w:hAnsi="Tahoma" w:cs="Tahoma"/>
-              </w:rPr>
-              <w:t>using</w:t>
-            </w:r>
-            <w:r>
-              <w:rPr>
-                <w:rFonts w:ascii="Tahoma" w:hAnsi="Tahoma" w:cs="Tahoma"/>
-                <w:lang w:val="vi-VN"/>
-              </w:rPr>
-              <w:t xml:space="preserve"> </w:t>
-            </w:r>
-            <w:r>
-              <w:rPr>
-                <w:rFonts w:ascii="Tahoma" w:hAnsi="Tahoma" w:cs="Tahoma"/>
-              </w:rPr>
-              <w:t>SHAP</w:t>
-            </w:r>
-            <w:r>
-              <w:rPr>
-                <w:rFonts w:ascii="Tahoma" w:hAnsi="Tahoma" w:cs="Tahoma"/>
-                <w:lang w:val="vi-VN"/>
-              </w:rPr>
-              <w:t xml:space="preserve"> </w:t>
-            </w:r>
-            <w:r>
-              <w:rPr>
-                <w:rFonts w:ascii="Tahoma" w:hAnsi="Tahoma" w:cs="Tahoma"/>
-              </w:rPr>
-              <w:t>and</w:t>
-            </w:r>
-            <w:r>
-              <w:rPr>
-                <w:rFonts w:ascii="Tahoma" w:hAnsi="Tahoma" w:cs="Tahoma"/>
-              </w:rPr>
-              <w:t xml:space="preserve"> LIME</w:t>
-            </w:r>
-          </w:p>
-          <w:p>
-            <w:pPr>
-              <w:rPr>
-                <w:rFonts w:ascii="Tahoma" w:hAnsi="Tahoma" w:cs="Tahoma"/>
-              </w:rPr>
-            </w:pPr>
+              </w:rPr>
+            </w:pPr>
+            <w:r>
+              <w:rPr>
+                <w:rFonts w:ascii="Tahoma" w:hAnsi="Tahoma" w:cs="Tahoma"/>
+              </w:rPr>
+              <w:t>Evaluation metrics &amp; frameworks (accuracy, latency, naturalness, RAGAS)</w:t>
+            </w:r>
           </w:p>
         </w:tc>
         <w:tc>
@@ -5232,14 +5253,7 @@
                 <w:rFonts w:ascii="Tahoma" w:hAnsi="Tahoma" w:cs="Tahoma"/>
                 <w:lang w:val="vi-VN"/>
               </w:rPr>
-              <w:t>1</w:t>
-            </w:r>
-            <w:r>
-              <w:rPr>
-                <w:rFonts w:ascii="Tahoma" w:hAnsi="Tahoma" w:cs="Tahoma"/>
-                <w:lang w:val="vi-VN"/>
-              </w:rPr>
-              <w:t>y</w:t>
+              <w:t>2y</w:t>
             </w:r>
           </w:p>
         </w:tc>
@@ -5253,13 +5267,15 @@
             <w:pPr>
               <w:rPr>
                 <w:rFonts w:ascii="Tahoma" w:hAnsi="Tahoma" w:cs="Tahoma"/>
-              </w:rPr>
-            </w:pPr>
-            <w:r>
-              <w:rPr>
-                <w:rFonts w:ascii="Tahoma" w:hAnsi="Tahoma" w:cs="Tahoma"/>
-              </w:rPr>
-              <w:t>Model Evaluation</w:t>
+                <w:lang w:val="vi-VN"/>
+              </w:rPr>
+            </w:pPr>
+            <w:r>
+              <w:rPr>
+                <w:rFonts w:ascii="Tahoma" w:hAnsi="Tahoma" w:cs="Tahoma"/>
+                <w:lang w:val="vi-VN"/>
+              </w:rPr>
+              <w:t>MLOps (MLflow, W&amp;B, experiment tracking, model registry)</w:t>
             </w:r>
           </w:p>
         </w:tc>
@@ -5297,7 +5313,7 @@
                 <w:rFonts w:ascii="Tahoma" w:hAnsi="Tahoma" w:cs="Tahoma"/>
                 <w:lang w:val="vi-VN"/>
               </w:rPr>
-              <w:t>1y</w:t>
+              <w:t>2y</w:t>
             </w:r>
           </w:p>
         </w:tc>
@@ -5311,6 +5327,66 @@
             <w:pPr>
               <w:rPr>
                 <w:rFonts w:ascii="Tahoma" w:hAnsi="Tahoma" w:cs="Tahoma"/>
+                <w:lang w:val="vi-VN"/>
+              </w:rPr>
+            </w:pPr>
+            <w:r>
+              <w:rPr>
+                <w:rFonts w:ascii="Tahoma" w:hAnsi="Tahoma" w:cs="Tahoma"/>
+                <w:lang w:val="vi-VN"/>
+              </w:rPr>
+              <w:t>Data pipelines for training, fine-tuning and evaluation</w:t>
+            </w:r>
+          </w:p>
+        </w:tc>
+        <w:tc>
+          <w:tcPr>
+            <w:tcW w:w="2520" w:type="dxa"/>
+          </w:tcPr>
+          <w:p>
+            <w:pPr>
+              <w:rPr>
+                <w:rFonts w:ascii="Tahoma" w:hAnsi="Tahoma" w:cs="Tahoma"/>
+              </w:rPr>
+            </w:pPr>
+            <w:r>
+              <w:rPr>
+                <w:rFonts w:ascii="Tahoma" w:hAnsi="Tahoma" w:cs="Tahoma"/>
+              </w:rPr>
+              <w:t>Intermediate</w:t>
+            </w:r>
+          </w:p>
+        </w:tc>
+        <w:tc>
+          <w:tcPr>
+            <w:tcW w:w="1980" w:type="dxa"/>
+          </w:tcPr>
+          <w:p>
+            <w:pPr>
+              <w:rPr>
+                <w:rFonts w:ascii="Tahoma" w:hAnsi="Tahoma" w:cs="Tahoma"/>
+                <w:lang w:val="vi-VN"/>
+              </w:rPr>
+            </w:pPr>
+            <w:r>
+              <w:rPr>
+                <w:rFonts w:ascii="Tahoma" w:hAnsi="Tahoma" w:cs="Tahoma"/>
+                <w:lang w:val="vi-VN"/>
+              </w:rPr>
+              <w:t>2y</w:t>
+            </w:r>
+          </w:p>
+        </w:tc>
+      </w:tr>
+      <w:tr>
+        <w:tc>
+          <w:tcPr>
+            <w:tcW w:w="5760" w:type="dxa"/>
+          </w:tcPr>
+          <w:p>
+            <w:pPr>
+              <w:rPr>
+                <w:rFonts w:ascii="Tahoma" w:hAnsi="Tahoma" w:cs="Tahoma"/>
               </w:rPr>
             </w:pPr>
             <w:r>
@@ -5422,7 +5498,7 @@
               <w:rPr>
                 <w:rFonts w:ascii="Tahoma" w:hAnsi="Tahoma" w:cs="Tahoma"/>
               </w:rPr>
-              <w:t>Azure (Azure Synapse, Azure ML)</w:t>
+              <w:t>AWS / GCP / Azure (SageMaker, Vertex AI, Azure OpenAI, Azure ML)</w:t>
             </w:r>
           </w:p>
         </w:tc>
@@ -5460,7 +5536,7 @@
                 <w:rFonts w:ascii="Tahoma" w:hAnsi="Tahoma" w:cs="Tahoma"/>
                 <w:lang w:val="vi-VN"/>
               </w:rPr>
-              <w:t>1y</w:t>
+              <w:t>2y</w:t>
             </w:r>
           </w:p>
         </w:tc>
@@ -5708,13 +5784,7 @@
                 <w:rFonts w:ascii="Tahoma" w:hAnsi="Tahoma" w:cs="Tahoma"/>
                 <w:lang w:val="vi-VN"/>
               </w:rPr>
-              <w:t>12</w:t>
-            </w:r>
-            <w:r>
-              <w:rPr>
-                <w:rFonts w:ascii="Tahoma" w:hAnsi="Tahoma" w:cs="Tahoma"/>
-              </w:rPr>
-              <w:t>/2023 - Present</w:t>
+              <w:t>02/2025 - Present</w:t>
             </w:r>
           </w:p>
         </w:tc>
@@ -5810,7 +5880,7 @@
                 <w:rFonts w:ascii="Tahoma" w:hAnsi="Tahoma" w:cs="Tahoma"/>
                 <w:lang w:val="vi-VN"/>
               </w:rPr>
-              <w:t>TeamLeader</w:t>
+              <w:t>Senior AI Engineer / Team Leader</w:t>
             </w:r>
           </w:p>
         </w:tc>
@@ -5863,7 +5933,7 @@
                 <w:bCs/>
                 <w:snapToGrid w:val="0"/>
               </w:rPr>
-              <w:t>Handle user requests, tickets, incidents within the timeframe of SLA</w:t>
+              <w:t>Design, fine-tune and deploy production NLP/LLM and conversational AI for an aviation training platform.</w:t>
             </w:r>
           </w:p>
           <w:p>
@@ -5885,7 +5955,7 @@
                 <w:bCs/>
                 <w:snapToGrid w:val="0"/>
               </w:rPr>
-              <w:t>Take application change requirement from users, find solutions, make assessment, effort, estimation and response to users within timeframe of SLA</w:t>
+              <w:t>SFT/LoRA fine-tuning of Qwen and domain LLMs; RAG over manuals and tickets; evaluation for accuracy and latency.</w:t>
             </w:r>
           </w:p>
           <w:p>
@@ -5907,7 +5977,7 @@
                 <w:bCs/>
                 <w:snapToGrid w:val="0"/>
               </w:rPr>
-              <w:t>Maintenance Application for new requirement from customer</w:t>
+              <w:t>Speech pipeline: Whisper ASR for training audio, XTTS for Vietnamese/English playback, speech-to-speech for voice-assistant demos.</w:t>
             </w:r>
           </w:p>
           <w:p>
@@ -5929,7 +5999,7 @@
                 <w:bCs/>
                 <w:snapToGrid w:val="0"/>
               </w:rPr>
-              <w:t>Performing coding, testing, and release packages comply strictly with the process of company</w:t>
+              <w:t>Optimize inference (quantization, distillation, vLLM/FastAPI); apply RLHF/DPO on preference data from SME review.</w:t>
             </w:r>
           </w:p>
           <w:p>
@@ -5951,18 +6021,134 @@
                 <w:bCs/>
                 <w:snapToGrid w:val="0"/>
               </w:rPr>
-              <w:t xml:space="preserve">Support user’s merge code into </w:t>
+              <w:t xml:space="preserve">Collaborate with product and engineering to ship end-to-end AI features and mentor the team on </w:t>
             </w:r>
             <w:proofErr w:type="spellStart"/>
             <w:r>
               <w:rPr>
-                <w:rFonts w:ascii="Tahoma" w:eastAsia="Tahoma" w:hAnsi="Tahoma" w:cs="Tahoma"/>
-                <w:color w:val="000000"/>
-              </w:rPr>
-              <w:t>gerrit</w:t>
+                <w:rFonts w:ascii="Tahoma" w:hAnsi="Tahoma" w:cs="Tahoma"/>
+                <w:bCs/>
+                <w:snapToGrid w:val="0"/>
+              </w:rPr>
+              <w:t>PyTorch</w:t>
             </w:r>
             <w:proofErr w:type="spellEnd"/>
-          </w:p>
+            <w:r>
+              <w:rPr>
+                <w:rFonts w:ascii="Tahoma" w:hAnsi="Tahoma" w:cs="Tahoma"/>
+                <w:bCs/>
+                <w:snapToGrid w:val="0"/>
+              </w:rPr>
+              <w:t xml:space="preserve"> and </w:t>
+            </w:r>
+            <w:proofErr w:type="spellStart"/>
+            <w:r>
+              <w:rPr>
+                <w:rFonts w:ascii="Tahoma" w:hAnsi="Tahoma" w:cs="Tahoma"/>
+                <w:bCs/>
+                <w:snapToGrid w:val="0"/>
+              </w:rPr>
+              <w:t>LLMOps</w:t>
+            </w:r>
+            <w:proofErr w:type="spellEnd"/>
+            <w:r>
+              <w:rPr>
+                <w:rFonts w:ascii="Tahoma" w:hAnsi="Tahoma" w:cs="Tahoma"/>
+                <w:bCs/>
+                <w:snapToGrid w:val="0"/>
+              </w:rPr>
+              <w:t>.</w:t>
+            </w:r>
+          </w:p>
+        </w:tc>
+      </w:tr>
+      <w:tr>
+        <w:tc>
+          <w:tcPr>
+            <w:tcW w:w="2442" w:type="dxa"/>
+            <w:tcBorders>
+              <w:bottom w:val="single" w:sz="4" w:space="0" w:color="auto"/>
+            </w:tcBorders>
+            <w:shd w:val="clear" w:color="auto" w:fill="BFBFBF" w:themeFill="background1" w:themeFillShade="BF"/>
+          </w:tcPr>
+          <w:p>
+            <w:pPr>
+              <w:rPr>
+                <w:rFonts w:ascii="Tahoma" w:hAnsi="Tahoma" w:cs="Tahoma"/>
+                <w:bCs/>
+                <w:color w:val="000000" w:themeColor="text1"/>
+              </w:rPr>
+            </w:pPr>
+            <w:r>
+              <w:rPr>
+                <w:rFonts w:ascii="Tahoma" w:hAnsi="Tahoma" w:cs="Tahoma"/>
+                <w:bCs/>
+                <w:color w:val="000000" w:themeColor="text1"/>
+              </w:rPr>
+              <w:t>Responsibility</w:t>
+            </w:r>
+          </w:p>
+        </w:tc>
+        <w:tc>
+          <w:tcPr>
+            <w:tcW w:w="7908" w:type="dxa"/>
+            <w:tcBorders>
+              <w:bottom w:val="single" w:sz="4" w:space="0" w:color="auto"/>
+            </w:tcBorders>
+          </w:tcPr>
+          <w:p>
+            <w:pPr>
+              <w:suppressAutoHyphens/>
+              <w:spacing w:before="20" w:after="20" w:line="288" w:lineRule="auto"/>
+              <w:outlineLvl w:val="0"/>
+              <w:rPr>
+                <w:rFonts w:ascii="Tahoma" w:hAnsi="Tahoma" w:cs="Tahoma"/>
+                <w:highlight w:val="yellow"/>
+              </w:rPr>
+            </w:pPr>
+            <w:r>
+              <w:rPr>
+                <w:rFonts w:ascii="Tahoma" w:hAnsi="Tahoma" w:cs="Tahoma"/>
+              </w:rPr>
+              <w:t>Senior AI Engineer – train/fine-tune/deploy NLP, speech and RAG systems</w:t>
+            </w:r>
+          </w:p>
+        </w:tc>
+      </w:tr>
+      <w:tr>
+        <w:tc>
+          <w:tcPr>
+            <w:tcW w:w="2442" w:type="dxa"/>
+            <w:tcBorders>
+              <w:bottom w:val="single" w:sz="4" w:space="0" w:color="auto"/>
+            </w:tcBorders>
+            <w:shd w:val="clear" w:color="auto" w:fill="BFBFBF" w:themeFill="background1" w:themeFillShade="BF"/>
+          </w:tcPr>
+          <w:p>
+            <w:pPr>
+              <w:rPr>
+                <w:rFonts w:ascii="Tahoma" w:hAnsi="Tahoma" w:cs="Tahoma"/>
+                <w:bCs/>
+                <w:color w:val="000000" w:themeColor="text1"/>
+              </w:rPr>
+            </w:pPr>
+            <w:r>
+              <w:rPr>
+                <w:rFonts w:ascii="Tahoma" w:hAnsi="Tahoma" w:cs="Tahoma"/>
+                <w:bCs/>
+                <w:color w:val="000000" w:themeColor="text1"/>
+              </w:rPr>
+              <w:t>Technology</w:t>
+            </w:r>
+          </w:p>
+        </w:tc>
+        <w:tc>
+          <w:tcPr>
+            <w:tcW w:w="7908" w:type="dxa"/>
+            <w:tcBorders>
+              <w:bottom w:val="single" w:sz="4" w:space="0" w:color="auto"/>
+            </w:tcBorders>
+          </w:tcPr>
           <w:p>
             <w:pPr>
               <w:numPr>
@@ -5972,17 +6158,416 @@
               <w:spacing w:line="276" w:lineRule="auto"/>
               <w:rPr>
                 <w:rFonts w:ascii="Tahoma" w:hAnsi="Tahoma" w:cs="Tahoma"/>
-                <w:bCs/>
                 <w:snapToGrid w:val="0"/>
               </w:rPr>
             </w:pPr>
             <w:r>
               <w:rPr>
-                <w:rFonts w:ascii="Tahoma" w:hAnsi="Tahoma" w:cs="Tahoma"/>
-                <w:bCs/>
+                <w:rFonts w:ascii="Tahoma" w:eastAsia="Tahoma" w:hAnsi="Tahoma" w:cs="Tahoma"/>
+                <w:color w:val="000000"/>
+              </w:rPr>
+              <w:t>Python, PyTorch, Hugging Face, Qwen, LoRA/QLoRA, RAG</w:t>
+            </w:r>
+          </w:p>
+          <w:p>
+            <w:pPr>
+              <w:numPr>
+                <w:ilvl w:val="0"/>
+                <w:numId w:val="20"/>
+              </w:numPr>
+              <w:spacing w:line="276" w:lineRule="auto"/>
+              <w:rPr>
+                <w:rFonts w:ascii="Tahoma" w:hAnsi="Tahoma" w:cs="Tahoma"/>
                 <w:snapToGrid w:val="0"/>
               </w:rPr>
-              <w:t>Applying AI to optimize and enhance the software development lifecycle.</w:t>
+            </w:pPr>
+            <w:r>
+              <w:rPr>
+                <w:rFonts w:ascii="Tahoma" w:eastAsia="Tahoma" w:hAnsi="Tahoma" w:cs="Tahoma"/>
+                <w:color w:val="000000"/>
+              </w:rPr>
+              <w:t>Whisper, XTTS, FastAPI, vLLM, Docker</w:t>
+            </w:r>
+          </w:p>
+          <w:p>
+            <w:pPr>
+              <w:numPr>
+                <w:ilvl w:val="0"/>
+                <w:numId w:val="20"/>
+              </w:numPr>
+              <w:spacing w:line="276" w:lineRule="auto"/>
+              <w:rPr>
+                <w:rFonts w:ascii="Tahoma" w:hAnsi="Tahoma" w:cs="Tahoma"/>
+              </w:rPr>
+            </w:pPr>
+            <w:r>
+              <w:rPr>
+                <w:rFonts w:ascii="Tahoma" w:eastAsia="Tahoma" w:hAnsi="Tahoma" w:cs="Tahoma"/>
+                <w:color w:val="000000"/>
+              </w:rPr>
+              <w:t xml:space="preserve">MLflow, W&amp;B, </w:t>
+            </w:r>
+            <w:proofErr w:type="spellStart"/>
+            <w:r>
+              <w:rPr>
+                <w:rFonts w:ascii="Tahoma" w:eastAsia="Tahoma" w:hAnsi="Tahoma" w:cs="Tahoma"/>
+                <w:color w:val="000000"/>
+              </w:rPr>
+              <w:t>LangChain</w:t>
+            </w:r>
+            <w:proofErr w:type="spellEnd"/>
+            <w:r>
+              <w:rPr>
+                <w:rFonts w:ascii="Tahoma" w:eastAsia="Tahoma" w:hAnsi="Tahoma" w:cs="Tahoma"/>
+                <w:color w:val="000000"/>
+              </w:rPr>
+              <w:t>, Java/Spring, Angular</w:t>
+            </w:r>
+          </w:p>
+        </w:tc>
+      </w:tr>
+      <w:tr>
+        <w:tc>
+          <w:tcPr>
+            <w:tcW w:w="10350" w:type="dxa"/>
+            <w:gridSpan w:val="2"/>
+            <w:shd w:val="clear" w:color="auto" w:fill="BFBFBF" w:themeFill="background1" w:themeFillShade="BF"/>
+          </w:tcPr>
+          <w:p>
+            <w:pPr>
+              <w:rPr>
+                <w:rFonts w:ascii="Tahoma" w:hAnsi="Tahoma" w:cs="Tahoma"/>
+                <w:b/>
+                <w:bCs/>
+                <w:color w:val="FFFFFF"/>
+                <w:lang w:val="vi-VN"/>
+              </w:rPr>
+            </w:pPr>
+            <w:r>
+              <w:rPr>
+                <w:rFonts w:ascii="Tahoma" w:hAnsi="Tahoma" w:cs="Tahoma"/>
+                <w:b/>
+                <w:lang w:val="vi-VN"/>
+              </w:rPr>
+              <w:lastRenderedPageBreak/>
+              <w:t>SKCC</w:t>
+            </w:r>
+          </w:p>
+        </w:tc>
+      </w:tr>
+      <w:tr>
+        <w:tc>
+          <w:tcPr>
+            <w:tcW w:w="2442" w:type="dxa"/>
+            <w:shd w:val="clear" w:color="auto" w:fill="BFBFBF" w:themeFill="background1" w:themeFillShade="BF"/>
+          </w:tcPr>
+          <w:p>
+            <w:pPr>
+              <w:rPr>
+                <w:rFonts w:ascii="Tahoma" w:hAnsi="Tahoma" w:cs="Tahoma"/>
+                <w:bCs/>
+                <w:color w:val="000000" w:themeColor="text1"/>
+              </w:rPr>
+            </w:pPr>
+            <w:r>
+              <w:rPr>
+                <w:rFonts w:ascii="Tahoma" w:hAnsi="Tahoma" w:cs="Tahoma"/>
+                <w:bCs/>
+                <w:color w:val="000000" w:themeColor="text1"/>
+              </w:rPr>
+              <w:t>Duration</w:t>
+            </w:r>
+          </w:p>
+        </w:tc>
+        <w:tc>
+          <w:tcPr>
+            <w:tcW w:w="7908" w:type="dxa"/>
+          </w:tcPr>
+          <w:p>
+            <w:pPr>
+              <w:suppressAutoHyphens/>
+              <w:spacing w:before="20" w:after="20" w:line="288" w:lineRule="auto"/>
+              <w:outlineLvl w:val="0"/>
+              <w:rPr>
+                <w:rFonts w:ascii="Tahoma" w:hAnsi="Tahoma" w:cs="Tahoma"/>
+                <w:highlight w:val="yellow"/>
+              </w:rPr>
+            </w:pPr>
+            <w:r>
+              <w:rPr>
+                <w:rFonts w:ascii="Tahoma" w:hAnsi="Tahoma" w:cs="Tahoma"/>
+                <w:lang w:val="vi-VN"/>
+              </w:rPr>
+              <w:t>11/2024 – 01/2025</w:t>
+            </w:r>
+          </w:p>
+        </w:tc>
+      </w:tr>
+      <w:tr>
+        <w:tc>
+          <w:tcPr>
+            <w:tcW w:w="2442" w:type="dxa"/>
+            <w:shd w:val="clear" w:color="auto" w:fill="BFBFBF" w:themeFill="background1" w:themeFillShade="BF"/>
+          </w:tcPr>
+          <w:p>
+            <w:pPr>
+              <w:rPr>
+                <w:rFonts w:ascii="Tahoma" w:hAnsi="Tahoma" w:cs="Tahoma"/>
+                <w:bCs/>
+                <w:color w:val="000000" w:themeColor="text1"/>
+              </w:rPr>
+            </w:pPr>
+            <w:r>
+              <w:rPr>
+                <w:rFonts w:ascii="Tahoma" w:hAnsi="Tahoma" w:cs="Tahoma"/>
+                <w:bCs/>
+                <w:color w:val="000000" w:themeColor="text1"/>
+              </w:rPr>
+              <w:t>Team Size</w:t>
+            </w:r>
+          </w:p>
+        </w:tc>
+        <w:tc>
+          <w:tcPr>
+            <w:tcW w:w="7908" w:type="dxa"/>
+          </w:tcPr>
+          <w:p>
+            <w:pPr>
+              <w:suppressAutoHyphens/>
+              <w:spacing w:before="20" w:after="20" w:line="288" w:lineRule="auto"/>
+              <w:outlineLvl w:val="0"/>
+              <w:rPr>
+                <w:rFonts w:ascii="Tahoma" w:hAnsi="Tahoma" w:cs="Tahoma"/>
+                <w:highlight w:val="yellow"/>
+              </w:rPr>
+            </w:pPr>
+            <w:r>
+              <w:rPr>
+                <w:rFonts w:ascii="Tahoma" w:hAnsi="Tahoma" w:cs="Tahoma"/>
+              </w:rPr>
+              <w:t>6</w:t>
+            </w:r>
+          </w:p>
+        </w:tc>
+      </w:tr>
+      <w:tr>
+        <w:tc>
+          <w:tcPr>
+            <w:tcW w:w="2442" w:type="dxa"/>
+            <w:shd w:val="clear" w:color="auto" w:fill="BFBFBF" w:themeFill="background1" w:themeFillShade="BF"/>
+          </w:tcPr>
+          <w:p>
+            <w:pPr>
+              <w:rPr>
+                <w:rFonts w:ascii="Tahoma" w:hAnsi="Tahoma" w:cs="Tahoma"/>
+                <w:bCs/>
+                <w:color w:val="000000" w:themeColor="text1"/>
+              </w:rPr>
+            </w:pPr>
+            <w:r>
+              <w:rPr>
+                <w:rFonts w:ascii="Tahoma" w:hAnsi="Tahoma" w:cs="Tahoma"/>
+                <w:bCs/>
+                <w:color w:val="000000" w:themeColor="text1"/>
+              </w:rPr>
+              <w:t>Position</w:t>
+            </w:r>
+          </w:p>
+        </w:tc>
+        <w:tc>
+          <w:tcPr>
+            <w:tcW w:w="7908" w:type="dxa"/>
+          </w:tcPr>
+          <w:p>
+            <w:pPr>
+              <w:suppressAutoHyphens/>
+              <w:spacing w:before="20" w:after="20" w:line="288" w:lineRule="auto"/>
+              <w:outlineLvl w:val="0"/>
+              <w:rPr>
+                <w:rFonts w:ascii="Tahoma" w:hAnsi="Tahoma" w:cs="Tahoma"/>
+                <w:highlight w:val="yellow"/>
+                <w:lang w:val="vi-VN"/>
+              </w:rPr>
+            </w:pPr>
+            <w:r>
+              <w:rPr>
+                <w:rFonts w:ascii="Tahoma" w:hAnsi="Tahoma" w:cs="Tahoma"/>
+                <w:lang w:val="vi-VN"/>
+              </w:rPr>
+              <w:t>Senior AI Engineer / Team Leader</w:t>
+            </w:r>
+          </w:p>
+        </w:tc>
+      </w:tr>
+      <w:tr>
+        <w:tc>
+          <w:tcPr>
+            <w:tcW w:w="2442" w:type="dxa"/>
+            <w:shd w:val="clear" w:color="auto" w:fill="BFBFBF" w:themeFill="background1" w:themeFillShade="BF"/>
+          </w:tcPr>
+          <w:p>
+            <w:pPr>
+              <w:rPr>
+                <w:rFonts w:ascii="Tahoma" w:hAnsi="Tahoma" w:cs="Tahoma"/>
+                <w:bCs/>
+                <w:color w:val="000000" w:themeColor="text1"/>
+              </w:rPr>
+            </w:pPr>
+            <w:r>
+              <w:rPr>
+                <w:rFonts w:ascii="Tahoma" w:hAnsi="Tahoma" w:cs="Tahoma"/>
+                <w:bCs/>
+                <w:color w:val="000000" w:themeColor="text1"/>
+              </w:rPr>
+              <w:t>Description</w:t>
+            </w:r>
+          </w:p>
+        </w:tc>
+        <w:tc>
+          <w:tcPr>
+            <w:tcW w:w="7908" w:type="dxa"/>
+            <w:shd w:val="clear" w:color="auto" w:fill="FFFFFF" w:themeFill="background1"/>
+          </w:tcPr>
+          <w:p>
+            <w:pPr>
+              <w:numPr>
+                <w:ilvl w:val="0"/>
+                <w:numId w:val="20"/>
+              </w:numPr>
+              <w:spacing w:line="276" w:lineRule="auto"/>
+              <w:rPr>
+                <w:rFonts w:ascii="Tahoma" w:hAnsi="Tahoma" w:cs="Tahoma"/>
+                <w:bCs/>
+                <w:snapToGrid w:val="0"/>
+              </w:rPr>
+            </w:pPr>
+            <w:r>
+              <w:rPr>
+                <w:rFonts w:ascii="Tahoma" w:hAnsi="Tahoma" w:cs="Tahoma"/>
+                <w:bCs/>
+                <w:snapToGrid w:val="0"/>
+              </w:rPr>
+              <w:t>Built production AI for a semiconductor virtual factory: NLP report generation and CV on process visuals.</w:t>
+            </w:r>
+          </w:p>
+          <w:p>
+            <w:pPr>
+              <w:numPr>
+                <w:ilvl w:val="0"/>
+                <w:numId w:val="20"/>
+              </w:numPr>
+              <w:spacing w:line="276" w:lineRule="auto"/>
+              <w:rPr>
+                <w:rFonts w:ascii="Tahoma" w:hAnsi="Tahoma" w:cs="Tahoma"/>
+                <w:bCs/>
+                <w:snapToGrid w:val="0"/>
+              </w:rPr>
+            </w:pPr>
+            <w:r>
+              <w:rPr>
+                <w:rFonts w:ascii="Tahoma" w:hAnsi="Tahoma" w:cs="Tahoma"/>
+                <w:bCs/>
+                <w:snapToGrid w:val="0"/>
+              </w:rPr>
+              <w:t>Fine-tuned LLM (</w:t>
+            </w:r>
+            <w:proofErr w:type="spellStart"/>
+            <w:r>
+              <w:rPr>
+                <w:rFonts w:ascii="Tahoma" w:hAnsi="Tahoma" w:cs="Tahoma"/>
+                <w:bCs/>
+                <w:snapToGrid w:val="0"/>
+              </w:rPr>
+              <w:t>LoRA</w:t>
+            </w:r>
+            <w:proofErr w:type="spellEnd"/>
+            <w:r>
+              <w:rPr>
+                <w:rFonts w:ascii="Tahoma" w:hAnsi="Tahoma" w:cs="Tahoma"/>
+                <w:bCs/>
+                <w:snapToGrid w:val="0"/>
+              </w:rPr>
+              <w:t xml:space="preserve">) to write daily KPI narratives from 8 process logs; </w:t>
+            </w:r>
+            <w:proofErr w:type="spellStart"/>
+            <w:r>
+              <w:rPr>
+                <w:rFonts w:ascii="Tahoma" w:hAnsi="Tahoma" w:cs="Tahoma"/>
+                <w:bCs/>
+                <w:snapToGrid w:val="0"/>
+              </w:rPr>
+              <w:t>FastAPI</w:t>
+            </w:r>
+            <w:proofErr w:type="spellEnd"/>
+            <w:r>
+              <w:rPr>
+                <w:rFonts w:ascii="Tahoma" w:hAnsi="Tahoma" w:cs="Tahoma"/>
+                <w:bCs/>
+                <w:snapToGrid w:val="0"/>
+              </w:rPr>
+              <w:t xml:space="preserve"> inference with latency monitoring.</w:t>
+            </w:r>
+          </w:p>
+          <w:p>
+            <w:pPr>
+              <w:numPr>
+                <w:ilvl w:val="0"/>
+                <w:numId w:val="20"/>
+              </w:numPr>
+              <w:spacing w:line="276" w:lineRule="auto"/>
+              <w:rPr>
+                <w:rFonts w:ascii="Tahoma" w:hAnsi="Tahoma" w:cs="Tahoma"/>
+                <w:bCs/>
+                <w:snapToGrid w:val="0"/>
+              </w:rPr>
+            </w:pPr>
+            <w:r>
+              <w:rPr>
+                <w:rFonts w:ascii="Tahoma" w:hAnsi="Tahoma" w:cs="Tahoma"/>
+                <w:bCs/>
+                <w:snapToGrid w:val="0"/>
+              </w:rPr>
+              <w:t xml:space="preserve">CV models for detection/segmentation of process anomalies; </w:t>
+            </w:r>
+            <w:proofErr w:type="spellStart"/>
+            <w:r>
+              <w:rPr>
+                <w:rFonts w:ascii="Tahoma" w:hAnsi="Tahoma" w:cs="Tahoma"/>
+                <w:bCs/>
+                <w:snapToGrid w:val="0"/>
+              </w:rPr>
+              <w:t>PyTorch</w:t>
+            </w:r>
+            <w:proofErr w:type="spellEnd"/>
+            <w:r>
+              <w:rPr>
+                <w:rFonts w:ascii="Tahoma" w:hAnsi="Tahoma" w:cs="Tahoma"/>
+                <w:bCs/>
+                <w:snapToGrid w:val="0"/>
+              </w:rPr>
+              <w:t xml:space="preserve"> training and evaluation pipelines.</w:t>
+            </w:r>
+          </w:p>
+          <w:p>
+            <w:pPr>
+              <w:numPr>
+                <w:ilvl w:val="0"/>
+                <w:numId w:val="20"/>
+              </w:numPr>
+              <w:spacing w:line="276" w:lineRule="auto"/>
+              <w:rPr>
+                <w:rFonts w:ascii="Tahoma" w:hAnsi="Tahoma" w:cs="Tahoma"/>
+                <w:bCs/>
+                <w:snapToGrid w:val="0"/>
+              </w:rPr>
+            </w:pPr>
+            <w:r>
+              <w:rPr>
+                <w:rFonts w:ascii="Tahoma" w:hAnsi="Tahoma" w:cs="Tahoma"/>
+                <w:bCs/>
+                <w:snapToGrid w:val="0"/>
+              </w:rPr>
+              <w:t>Worked with FE/BE teams to serve models in production; documented data, metrics and model cards.</w:t>
             </w:r>
           </w:p>
         </w:tc>
@@ -6035,7 +6620,7 @@
               <w:rPr>
                 <w:rFonts w:ascii="Tahoma" w:hAnsi="Tahoma" w:cs="Tahoma"/>
               </w:rPr>
-              <w:t>Developer</w:t>
+              <w:t>Senior AI Engineer – LLM fine-tuning, CV, inference APIs</w:t>
             </w:r>
           </w:p>
         </w:tc>
@@ -6073,7 +6658,6 @@
             <w:tcBorders>
               <w:bottom w:val="single" w:sz="4" w:space="0" w:color="auto"/>
             </w:tcBorders>
-            <w:shd w:val="clear" w:color="auto" w:fill="auto"/>
           </w:tcPr>
           <w:p>
             <w:pPr>
@@ -6092,14 +6676,49 @@
                 <w:rFonts w:ascii="Tahoma" w:eastAsia="Tahoma" w:hAnsi="Tahoma" w:cs="Tahoma"/>
                 <w:color w:val="000000"/>
               </w:rPr>
-              <w:t>Java</w:t>
-            </w:r>
-            <w:r>
-              <w:rPr>
-                <w:rFonts w:ascii="Tahoma" w:hAnsi="Tahoma" w:cs="Tahoma"/>
-              </w:rPr>
-              <w:t>, Spring boot, My Batis, Angular, ActiveMQ</w:t>
-            </w:r>
+              <w:t xml:space="preserve">Python, </w:t>
+            </w:r>
+            <w:proofErr w:type="spellStart"/>
+            <w:r>
+              <w:rPr>
+                <w:rFonts w:ascii="Tahoma" w:eastAsia="Tahoma" w:hAnsi="Tahoma" w:cs="Tahoma"/>
+                <w:color w:val="000000"/>
+              </w:rPr>
+              <w:t>PyTorch</w:t>
+            </w:r>
+            <w:proofErr w:type="spellEnd"/>
+            <w:r>
+              <w:rPr>
+                <w:rFonts w:ascii="Tahoma" w:eastAsia="Tahoma" w:hAnsi="Tahoma" w:cs="Tahoma"/>
+                <w:color w:val="000000"/>
+              </w:rPr>
+              <w:t xml:space="preserve">, Hugging Face, </w:t>
+            </w:r>
+            <w:proofErr w:type="spellStart"/>
+            <w:r>
+              <w:rPr>
+                <w:rFonts w:ascii="Tahoma" w:eastAsia="Tahoma" w:hAnsi="Tahoma" w:cs="Tahoma"/>
+                <w:color w:val="000000"/>
+              </w:rPr>
+              <w:t>LoRA</w:t>
+            </w:r>
+            <w:proofErr w:type="spellEnd"/>
+            <w:r>
+              <w:rPr>
+                <w:rFonts w:ascii="Tahoma" w:eastAsia="Tahoma" w:hAnsi="Tahoma" w:cs="Tahoma"/>
+                <w:color w:val="000000"/>
+              </w:rPr>
+              <w:t xml:space="preserve">, </w:t>
+            </w:r>
+            <w:proofErr w:type="spellStart"/>
+            <w:r>
+              <w:rPr>
+                <w:rFonts w:ascii="Tahoma" w:eastAsia="Tahoma" w:hAnsi="Tahoma" w:cs="Tahoma"/>
+                <w:color w:val="000000"/>
+              </w:rPr>
+              <w:t>FastAPI</w:t>
+            </w:r>
+            <w:proofErr w:type="spellEnd"/>
           </w:p>
           <w:p>
             <w:pPr>
@@ -6118,7 +6737,7 @@
                 <w:rFonts w:ascii="Tahoma" w:eastAsia="Tahoma" w:hAnsi="Tahoma" w:cs="Tahoma"/>
                 <w:color w:val="000000"/>
               </w:rPr>
-              <w:t>Gerrit</w:t>
+              <w:t>Computer Vision (detection, segmentation), Scikit-learn</w:t>
             </w:r>
           </w:p>
           <w:p>
@@ -6137,57 +6756,7 @@
                 <w:rFonts w:ascii="Tahoma" w:eastAsia="Tahoma" w:hAnsi="Tahoma" w:cs="Tahoma"/>
                 <w:color w:val="000000"/>
               </w:rPr>
-              <w:t xml:space="preserve">Eclipse, </w:t>
-            </w:r>
-            <w:proofErr w:type="spellStart"/>
-            <w:r>
-              <w:rPr>
-                <w:rFonts w:ascii="Tahoma" w:eastAsia="Tahoma" w:hAnsi="Tahoma" w:cs="Tahoma"/>
-                <w:color w:val="000000"/>
-              </w:rPr>
-              <w:t>VsCode</w:t>
-            </w:r>
-            <w:proofErr w:type="spellEnd"/>
-            <w:r>
-              <w:rPr>
-                <w:rFonts w:ascii="Tahoma" w:eastAsia="Tahoma" w:hAnsi="Tahoma" w:cs="Tahoma"/>
-                <w:color w:val="000000"/>
-              </w:rPr>
-              <w:t xml:space="preserve">, </w:t>
-            </w:r>
-            <w:proofErr w:type="spellStart"/>
-            <w:r>
-              <w:rPr>
-                <w:rFonts w:ascii="Tahoma" w:eastAsia="Tahoma" w:hAnsi="Tahoma" w:cs="Tahoma"/>
-                <w:color w:val="000000"/>
-              </w:rPr>
-              <w:t>DBeaver</w:t>
-            </w:r>
-            <w:proofErr w:type="spellEnd"/>
-            <w:r>
-              <w:rPr>
-                <w:rFonts w:ascii="Tahoma" w:eastAsia="Tahoma" w:hAnsi="Tahoma" w:cs="Tahoma"/>
-                <w:color w:val="000000"/>
-              </w:rPr>
-              <w:t>, Redis</w:t>
-            </w:r>
-          </w:p>
-          <w:p>
-            <w:pPr>
-              <w:numPr>
-                <w:ilvl w:val="0"/>
-                <w:numId w:val="20"/>
-              </w:numPr>
-              <w:spacing w:line="276" w:lineRule="auto"/>
-              <w:rPr>
-                <w:rFonts w:ascii="Tahoma" w:hAnsi="Tahoma" w:cs="Tahoma"/>
-              </w:rPr>
-            </w:pPr>
-            <w:r>
-              <w:rPr>
-                <w:rFonts w:ascii="Tahoma" w:hAnsi="Tahoma" w:cs="Tahoma"/>
-              </w:rPr>
-              <w:t>Corsair AI</w:t>
+              <w:t>Java, Spring boot, ReactJS, Docker</w:t>
             </w:r>
           </w:p>
         </w:tc>
@@ -6329,33 +6898,7 @@
               <w:rPr>
                 <w:rFonts w:ascii="Tahoma" w:hAnsi="Tahoma" w:cs="Tahoma"/>
               </w:rPr>
-              <w:t>0</w:t>
-            </w:r>
-            <w:r>
-              <w:rPr>
-                <w:rFonts w:ascii="Tahoma" w:hAnsi="Tahoma" w:cs="Tahoma"/>
-                <w:lang w:val="vi-VN"/>
-              </w:rPr>
-              <w:t>7</w:t>
-            </w:r>
-            <w:r>
-              <w:rPr>
-                <w:rFonts w:ascii="Tahoma" w:hAnsi="Tahoma" w:cs="Tahoma"/>
-              </w:rPr>
-              <w:t xml:space="preserve">/2023 </w:t>
-            </w:r>
-            <w:r>
-              <w:rPr>
-                <w:rFonts w:ascii="Tahoma" w:hAnsi="Tahoma" w:cs="Tahoma"/>
-              </w:rPr>
-              <w:t>–</w:t>
-            </w:r>
-            <w:r>
-              <w:rPr>
-                <w:rFonts w:ascii="Tahoma" w:hAnsi="Tahoma" w:cs="Tahoma"/>
-                <w:lang w:val="vi-VN"/>
-              </w:rPr>
-              <w:t xml:space="preserve"> 3/2024</w:t>
+              <w:t>07/2023 – 10/2024</w:t>
             </w:r>
           </w:p>
         </w:tc>
@@ -6453,7 +6996,7 @@
                 <w:rFonts w:ascii="Tahoma" w:hAnsi="Tahoma" w:cs="Tahoma"/>
                 <w:lang w:val="vi-VN"/>
               </w:rPr>
-              <w:t>TeamLeader</w:t>
+              <w:t>Senior AI Engineer / Team Leader</w:t>
             </w:r>
           </w:p>
         </w:tc>
@@ -6506,7 +7049,7 @@
                 <w:bCs/>
                 <w:snapToGrid w:val="0"/>
               </w:rPr>
-              <w:t>Handle user requests, tickets, incidents within the timeframe of SLA</w:t>
+              <w:t>NLP/LLM for a large-scale National Tax system: document AI, ticket classification, conversational assistant.</w:t>
             </w:r>
           </w:p>
           <w:p>
@@ -6528,7 +7071,7 @@
                 <w:bCs/>
                 <w:snapToGrid w:val="0"/>
               </w:rPr>
-              <w:t>Take application change requirement from users, find solutions, make assessment, effort, estimation and response to users within timeframe of SLA</w:t>
+              <w:t>Fine-tuned Transformers (SFT, LoRA) and adapted Qwen for Vietnamese domain language; RAG over tax regulations.</w:t>
             </w:r>
           </w:p>
           <w:p>
@@ -6550,7 +7093,7 @@
                 <w:bCs/>
                 <w:snapToGrid w:val="0"/>
               </w:rPr>
-              <w:t>Maintenance Application for new requirement from customer</w:t>
+              <w:t>Built evaluation framework (accuracy, hallucination, latency); quantized models for production microservices.</w:t>
             </w:r>
           </w:p>
           <w:p>
@@ -6572,9 +7115,98 @@
                 <w:bCs/>
                 <w:snapToGrid w:val="0"/>
               </w:rPr>
-              <w:t>Performing coding, testing, and release packages comply strictly with the process of company</w:t>
-            </w:r>
-          </w:p>
+              <w:t>Delivered FastAPI inference services; coached a large program on prompt engineering and safe LLM use.</w:t>
+            </w:r>
+          </w:p>
+        </w:tc>
+      </w:tr>
+      <w:tr>
+        <w:tc>
+          <w:tcPr>
+            <w:tcW w:w="2442" w:type="dxa"/>
+            <w:tcBorders>
+              <w:bottom w:val="single" w:sz="4" w:space="0" w:color="auto"/>
+            </w:tcBorders>
+            <w:shd w:val="clear" w:color="auto" w:fill="BFBFBF" w:themeFill="background1" w:themeFillShade="BF"/>
+          </w:tcPr>
+          <w:p>
+            <w:pPr>
+              <w:rPr>
+                <w:rFonts w:ascii="Tahoma" w:hAnsi="Tahoma" w:cs="Tahoma"/>
+                <w:bCs/>
+                <w:color w:val="000000" w:themeColor="text1"/>
+              </w:rPr>
+            </w:pPr>
+            <w:r>
+              <w:rPr>
+                <w:rFonts w:ascii="Tahoma" w:hAnsi="Tahoma" w:cs="Tahoma"/>
+                <w:bCs/>
+                <w:color w:val="000000" w:themeColor="text1"/>
+              </w:rPr>
+              <w:t>Responsibility</w:t>
+            </w:r>
+          </w:p>
+        </w:tc>
+        <w:tc>
+          <w:tcPr>
+            <w:tcW w:w="7908" w:type="dxa"/>
+            <w:tcBorders>
+              <w:bottom w:val="single" w:sz="4" w:space="0" w:color="auto"/>
+            </w:tcBorders>
+          </w:tcPr>
+          <w:p>
+            <w:pPr>
+              <w:suppressAutoHyphens/>
+              <w:spacing w:before="20" w:after="20" w:line="288" w:lineRule="auto"/>
+              <w:outlineLvl w:val="0"/>
+              <w:rPr>
+                <w:rFonts w:ascii="Tahoma" w:hAnsi="Tahoma" w:cs="Tahoma"/>
+                <w:highlight w:val="yellow"/>
+              </w:rPr>
+            </w:pPr>
+            <w:r>
+              <w:rPr>
+                <w:rFonts w:ascii="Tahoma" w:hAnsi="Tahoma" w:cs="Tahoma"/>
+              </w:rPr>
+              <w:t>Senior AI Engineer – Vietnamese NLP/LLM, RAG, production inference</w:t>
+            </w:r>
+          </w:p>
+        </w:tc>
+      </w:tr>
+      <w:tr>
+        <w:tc>
+          <w:tcPr>
+            <w:tcW w:w="2442" w:type="dxa"/>
+            <w:tcBorders>
+              <w:bottom w:val="single" w:sz="4" w:space="0" w:color="auto"/>
+            </w:tcBorders>
+            <w:shd w:val="clear" w:color="auto" w:fill="BFBFBF" w:themeFill="background1" w:themeFillShade="BF"/>
+          </w:tcPr>
+          <w:p>
+            <w:pPr>
+              <w:rPr>
+                <w:rFonts w:ascii="Tahoma" w:hAnsi="Tahoma" w:cs="Tahoma"/>
+                <w:bCs/>
+                <w:color w:val="000000" w:themeColor="text1"/>
+              </w:rPr>
+            </w:pPr>
+            <w:r>
+              <w:rPr>
+                <w:rFonts w:ascii="Tahoma" w:hAnsi="Tahoma" w:cs="Tahoma"/>
+                <w:bCs/>
+                <w:color w:val="000000" w:themeColor="text1"/>
+              </w:rPr>
+              <w:t>Technology</w:t>
+            </w:r>
+          </w:p>
+        </w:tc>
+        <w:tc>
+          <w:tcPr>
+            <w:tcW w:w="7908" w:type="dxa"/>
+            <w:tcBorders>
+              <w:bottom w:val="single" w:sz="4" w:space="0" w:color="auto"/>
+            </w:tcBorders>
+          </w:tcPr>
           <w:p>
             <w:pPr>
               <w:numPr>
@@ -6584,34 +7216,16 @@
               <w:spacing w:line="276" w:lineRule="auto"/>
               <w:rPr>
                 <w:rFonts w:ascii="Tahoma" w:hAnsi="Tahoma" w:cs="Tahoma"/>
-                <w:bCs/>
                 <w:snapToGrid w:val="0"/>
               </w:rPr>
             </w:pPr>
-            <w:r>
-              <w:rPr>
-                <w:rFonts w:ascii="Tahoma" w:hAnsi="Tahoma" w:cs="Tahoma"/>
-                <w:bCs/>
-                <w:snapToGrid w:val="0"/>
-              </w:rPr>
-              <w:t xml:space="preserve">Support user’s merge code into </w:t>
-            </w:r>
-            <w:proofErr w:type="spellStart"/>
             <w:r>
               <w:rPr>
                 <w:rFonts w:ascii="Tahoma" w:eastAsia="Tahoma" w:hAnsi="Tahoma" w:cs="Tahoma"/>
                 <w:color w:val="000000"/>
-              </w:rPr>
-              <w:t>gerrit</w:t>
-            </w:r>
-            <w:proofErr w:type="spellEnd"/>
-            <w:r>
-              <w:rPr>
-                <w:rFonts w:ascii="Tahoma" w:eastAsia="Tahoma" w:hAnsi="Tahoma" w:cs="Tahoma"/>
-                <w:color w:val="000000"/>
-                <w:lang w:val="vi-VN"/>
-              </w:rPr>
-              <w:t>.</w:t>
+                <w:lang w:val="vi-VN"/>
+              </w:rPr>
+              <w:t>Python, PyTorch, Hugging Face, Qwen, LoRA, RAG</w:t>
             </w:r>
           </w:p>
           <w:p>
@@ -6623,109 +7237,17 @@
               <w:spacing w:line="276" w:lineRule="auto"/>
               <w:rPr>
                 <w:rFonts w:ascii="Tahoma" w:hAnsi="Tahoma" w:cs="Tahoma"/>
-                <w:bCs/>
                 <w:snapToGrid w:val="0"/>
               </w:rPr>
             </w:pPr>
             <w:r>
               <w:rPr>
-                <w:rFonts w:ascii="Tahoma" w:hAnsi="Tahoma" w:cs="Tahoma"/>
-                <w:bCs/>
-                <w:snapToGrid w:val="0"/>
-              </w:rPr>
-              <w:t>Applying AI to optimize and enhance the software development lifecycle.</w:t>
-            </w:r>
-          </w:p>
-        </w:tc>
-      </w:tr>
-      <w:tr>
-        <w:tc>
-          <w:tcPr>
-            <w:tcW w:w="2442" w:type="dxa"/>
-            <w:tcBorders>
-              <w:bottom w:val="single" w:sz="4" w:space="0" w:color="auto"/>
-            </w:tcBorders>
-            <w:shd w:val="clear" w:color="auto" w:fill="BFBFBF" w:themeFill="background1" w:themeFillShade="BF"/>
-          </w:tcPr>
-          <w:p>
-            <w:pPr>
-              <w:rPr>
-                <w:rFonts w:ascii="Tahoma" w:hAnsi="Tahoma" w:cs="Tahoma"/>
-                <w:bCs/>
-                <w:color w:val="000000" w:themeColor="text1"/>
-              </w:rPr>
-            </w:pPr>
-            <w:r>
-              <w:rPr>
-                <w:rFonts w:ascii="Tahoma" w:hAnsi="Tahoma" w:cs="Tahoma"/>
-                <w:bCs/>
-                <w:color w:val="000000" w:themeColor="text1"/>
-              </w:rPr>
-              <w:t>Responsibility</w:t>
-            </w:r>
-          </w:p>
-        </w:tc>
-        <w:tc>
-          <w:tcPr>
-            <w:tcW w:w="7908" w:type="dxa"/>
-            <w:tcBorders>
-              <w:bottom w:val="single" w:sz="4" w:space="0" w:color="auto"/>
-            </w:tcBorders>
-          </w:tcPr>
-          <w:p>
-            <w:pPr>
-              <w:suppressAutoHyphens/>
-              <w:spacing w:before="20" w:after="20" w:line="288" w:lineRule="auto"/>
-              <w:outlineLvl w:val="0"/>
-              <w:rPr>
-                <w:rFonts w:ascii="Tahoma" w:hAnsi="Tahoma" w:cs="Tahoma"/>
-                <w:highlight w:val="yellow"/>
-              </w:rPr>
-            </w:pPr>
-            <w:r>
-              <w:rPr>
-                <w:rFonts w:ascii="Tahoma" w:hAnsi="Tahoma" w:cs="Tahoma"/>
-              </w:rPr>
-              <w:t>Developer</w:t>
-            </w:r>
-          </w:p>
-        </w:tc>
-      </w:tr>
-      <w:tr>
-        <w:tc>
-          <w:tcPr>
-            <w:tcW w:w="2442" w:type="dxa"/>
-            <w:tcBorders>
-              <w:bottom w:val="single" w:sz="4" w:space="0" w:color="auto"/>
-            </w:tcBorders>
-            <w:shd w:val="clear" w:color="auto" w:fill="BFBFBF" w:themeFill="background1" w:themeFillShade="BF"/>
-          </w:tcPr>
-          <w:p>
-            <w:pPr>
-              <w:rPr>
-                <w:rFonts w:ascii="Tahoma" w:hAnsi="Tahoma" w:cs="Tahoma"/>
-                <w:bCs/>
-                <w:color w:val="000000" w:themeColor="text1"/>
-              </w:rPr>
-            </w:pPr>
-            <w:r>
-              <w:rPr>
-                <w:rFonts w:ascii="Tahoma" w:hAnsi="Tahoma" w:cs="Tahoma"/>
-                <w:bCs/>
-                <w:color w:val="000000" w:themeColor="text1"/>
-              </w:rPr>
-              <w:t>Technology</w:t>
-            </w:r>
-          </w:p>
-        </w:tc>
-        <w:tc>
-          <w:tcPr>
-            <w:tcW w:w="7908" w:type="dxa"/>
-            <w:tcBorders>
-              <w:bottom w:val="single" w:sz="4" w:space="0" w:color="auto"/>
-            </w:tcBorders>
-            <w:shd w:val="clear" w:color="auto" w:fill="auto"/>
-          </w:tcPr>
+                <w:rFonts w:ascii="Tahoma" w:eastAsia="Tahoma" w:hAnsi="Tahoma" w:cs="Tahoma"/>
+                <w:color w:val="000000"/>
+              </w:rPr>
+              <w:t>FastAPI, Docker, .Net, Angular, RabbitMQ, Redis</w:t>
+            </w:r>
+          </w:p>
           <w:p>
             <w:pPr>
               <w:numPr>
@@ -6735,119 +7257,23 @@
               <w:spacing w:line="276" w:lineRule="auto"/>
               <w:rPr>
                 <w:rFonts w:ascii="Tahoma" w:hAnsi="Tahoma" w:cs="Tahoma"/>
-                <w:snapToGrid w:val="0"/>
-              </w:rPr>
-            </w:pPr>
+              </w:rPr>
+            </w:pPr>
+            <w:proofErr w:type="spellStart"/>
             <w:r>
               <w:rPr>
                 <w:rFonts w:ascii="Tahoma" w:eastAsia="Tahoma" w:hAnsi="Tahoma" w:cs="Tahoma"/>
                 <w:color w:val="000000"/>
-                <w:lang w:val="vi-VN"/>
-              </w:rPr>
-              <w:t>.Net</w:t>
-            </w:r>
-            <w:r>
-              <w:rPr>
-                <w:rFonts w:ascii="Tahoma" w:hAnsi="Tahoma" w:cs="Tahoma"/>
-              </w:rPr>
-              <w:t xml:space="preserve">, Angular, </w:t>
-            </w:r>
-            <w:r>
-              <w:rPr>
-                <w:rFonts w:ascii="Tahoma" w:hAnsi="Tahoma" w:cs="Tahoma"/>
-                <w:lang w:val="vi-VN"/>
-              </w:rPr>
-              <w:t>RabitMQ, MicroService</w:t>
-            </w:r>
-          </w:p>
-          <w:p>
-            <w:pPr>
-              <w:numPr>
-                <w:ilvl w:val="0"/>
-                <w:numId w:val="20"/>
-              </w:numPr>
-              <w:spacing w:line="276" w:lineRule="auto"/>
-              <w:rPr>
-                <w:rFonts w:ascii="Tahoma" w:hAnsi="Tahoma" w:cs="Tahoma"/>
-                <w:snapToGrid w:val="0"/>
-              </w:rPr>
-            </w:pPr>
+              </w:rPr>
+              <w:t>MLflow</w:t>
+            </w:r>
+            <w:proofErr w:type="spellEnd"/>
             <w:r>
               <w:rPr>
                 <w:rFonts w:ascii="Tahoma" w:eastAsia="Tahoma" w:hAnsi="Tahoma" w:cs="Tahoma"/>
                 <w:color w:val="000000"/>
               </w:rPr>
-              <w:t>G</w:t>
-            </w:r>
-            <w:r>
-              <w:rPr>
-                <w:rFonts w:ascii="Tahoma" w:eastAsia="Tahoma" w:hAnsi="Tahoma" w:cs="Tahoma"/>
-                <w:color w:val="000000"/>
-                <w:lang w:val="vi-VN"/>
-              </w:rPr>
-              <w:t>it</w:t>
-            </w:r>
-          </w:p>
-          <w:p>
-            <w:pPr>
-              <w:numPr>
-                <w:ilvl w:val="0"/>
-                <w:numId w:val="20"/>
-              </w:numPr>
-              <w:spacing w:line="276" w:lineRule="auto"/>
-              <w:rPr>
-                <w:rFonts w:ascii="Tahoma" w:hAnsi="Tahoma" w:cs="Tahoma"/>
-              </w:rPr>
-            </w:pPr>
-            <w:proofErr w:type="spellStart"/>
-            <w:r>
-              <w:rPr>
-                <w:rFonts w:ascii="Tahoma" w:eastAsia="Tahoma" w:hAnsi="Tahoma" w:cs="Tahoma"/>
-                <w:color w:val="000000"/>
-              </w:rPr>
-              <w:t>VsCode</w:t>
-            </w:r>
-            <w:proofErr w:type="spellEnd"/>
-            <w:r>
-              <w:rPr>
-                <w:rFonts w:ascii="Tahoma" w:eastAsia="Tahoma" w:hAnsi="Tahoma" w:cs="Tahoma"/>
-                <w:color w:val="000000"/>
-              </w:rPr>
-              <w:t xml:space="preserve">, </w:t>
-            </w:r>
-            <w:r>
-              <w:rPr>
-                <w:rFonts w:ascii="Tahoma" w:eastAsia="Tahoma" w:hAnsi="Tahoma" w:cs="Tahoma"/>
-                <w:color w:val="000000"/>
-                <w:lang w:val="vi-VN"/>
-              </w:rPr>
-              <w:t>VisualStudio</w:t>
-            </w:r>
-            <w:r>
-              <w:rPr>
-                <w:rFonts w:ascii="Tahoma" w:eastAsia="Tahoma" w:hAnsi="Tahoma" w:cs="Tahoma"/>
-                <w:color w:val="000000"/>
-              </w:rPr>
-              <w:t>, Redis</w:t>
-            </w:r>
-          </w:p>
-          <w:p>
-            <w:pPr>
-              <w:numPr>
-                <w:ilvl w:val="0"/>
-                <w:numId w:val="20"/>
-              </w:numPr>
-              <w:spacing w:line="276" w:lineRule="auto"/>
-              <w:rPr>
-                <w:rFonts w:ascii="Tahoma" w:hAnsi="Tahoma" w:cs="Tahoma"/>
-              </w:rPr>
-            </w:pPr>
-            <w:r>
-              <w:rPr>
-                <w:rFonts w:ascii="Tahoma" w:hAnsi="Tahoma" w:cs="Tahoma"/>
-                <w:lang w:val="vi-VN"/>
-              </w:rPr>
-              <w:t>Chat GPT</w:t>
+              <w:t>, ChatGPT / Azure OpenAI</w:t>
             </w:r>
           </w:p>
         </w:tc>
@@ -6957,46 +7383,7 @@
               <w:rPr>
                 <w:rFonts w:ascii="Tahoma" w:hAnsi="Tahoma" w:cs="Tahoma"/>
               </w:rPr>
-              <w:t>0</w:t>
-            </w:r>
-            <w:r>
-              <w:rPr>
-                <w:rFonts w:ascii="Tahoma" w:hAnsi="Tahoma" w:cs="Tahoma"/>
-                <w:lang w:val="vi-VN"/>
-              </w:rPr>
-              <w:t>5</w:t>
-            </w:r>
-            <w:r>
-              <w:rPr>
-                <w:rFonts w:ascii="Tahoma" w:hAnsi="Tahoma" w:cs="Tahoma"/>
-              </w:rPr>
-              <w:t>/202</w:t>
-            </w:r>
-            <w:r>
-              <w:rPr>
-                <w:rFonts w:ascii="Tahoma" w:hAnsi="Tahoma" w:cs="Tahoma"/>
-                <w:lang w:val="vi-VN"/>
-              </w:rPr>
-              <w:t>1</w:t>
-            </w:r>
-            <w:r>
-              <w:rPr>
-                <w:rFonts w:ascii="Tahoma" w:hAnsi="Tahoma" w:cs="Tahoma"/>
-              </w:rPr>
-              <w:t xml:space="preserve"> - 0</w:t>
-            </w:r>
-            <w:r>
-              <w:rPr>
-                <w:rFonts w:ascii="Tahoma" w:hAnsi="Tahoma" w:cs="Tahoma"/>
-                <w:lang w:val="vi-VN"/>
-              </w:rPr>
-              <w:t>7</w:t>
-            </w:r>
-            <w:r>
-              <w:rPr>
-                <w:rFonts w:ascii="Tahoma" w:hAnsi="Tahoma" w:cs="Tahoma"/>
-              </w:rPr>
-              <w:t>/2023</w:t>
+              <w:t>05/2021 - 06/2023</w:t>
             </w:r>
           </w:p>
         </w:tc>
@@ -7092,7 +7479,7 @@
               <w:rPr>
                 <w:rFonts w:ascii="Tahoma" w:hAnsi="Tahoma" w:cs="Tahoma"/>
               </w:rPr>
-              <w:t>Project Manager and Solution Architecture of BU</w:t>
+              <w:t>Senior AI Engineer / Solution Architect</w:t>
             </w:r>
           </w:p>
         </w:tc>
@@ -7117,6 +7504,7 @@
                 <w:bCs/>
                 <w:color w:val="000000" w:themeColor="text1"/>
               </w:rPr>
+              <w:lastRenderedPageBreak/>
               <w:t>Description</w:t>
             </w:r>
           </w:p>
@@ -7138,19 +7526,7 @@
               <w:rPr>
                 <w:rFonts w:ascii="Tahoma" w:hAnsi="Tahoma" w:cs="Tahoma"/>
               </w:rPr>
-              <w:t>•</w:t>
-            </w:r>
-            <w:r>
-              <w:rPr>
-                <w:rFonts w:ascii="Tahoma" w:hAnsi="Tahoma" w:cs="Tahoma"/>
-              </w:rPr>
-              <w:tab/>
-            </w:r>
-            <w:r>
-              <w:rPr>
-                <w:rFonts w:ascii="Tahoma" w:hAnsi="Tahoma" w:cs="Tahoma"/>
-              </w:rPr>
-              <w:t xml:space="preserve">Estimate and distribute proper resource according to different phases for the project. </w:t>
+              <w:t>Designed end-to-end AI for recruitment: NLP resume parsing, candidate–job matching, conversational screening assistant.</w:t>
             </w:r>
           </w:p>
           <w:p>
@@ -7171,7 +7547,7 @@
               <w:rPr>
                 <w:rFonts w:ascii="Tahoma" w:hAnsi="Tahoma" w:cs="Tahoma"/>
               </w:rPr>
-              <w:t>Make and execute project detail plan.</w:t>
+              <w:t>Trained ranking/classification models (PyTorch, Scikit-learn); evaluation and explainability before release.</w:t>
             </w:r>
           </w:p>
           <w:p>
@@ -7192,7 +7568,7 @@
               <w:rPr>
                 <w:rFonts w:ascii="Tahoma" w:hAnsi="Tahoma" w:cs="Tahoma"/>
               </w:rPr>
-              <w:t>Operating projects according to Agile methodology.</w:t>
+              <w:t>Fine-tuned LLM for JD drafting and interview questions; RAG over job/candidate knowledge base.</w:t>
             </w:r>
           </w:p>
           <w:p>
@@ -7213,70 +7589,7 @@
               <w:rPr>
                 <w:rFonts w:ascii="Tahoma" w:hAnsi="Tahoma" w:cs="Tahoma"/>
               </w:rPr>
-              <w:t>Monitoring project progress and make weekly reports for the Director and each release for clients.</w:t>
-            </w:r>
-          </w:p>
-          <w:p>
-            <w:pPr>
-              <w:pStyle w:val="ListParagraph"/>
-              <w:numPr>
-                <w:ilvl w:val="0"/>
-                <w:numId w:val="24"/>
-              </w:numPr>
-              <w:suppressAutoHyphens/>
-              <w:spacing w:before="20" w:after="20" w:line="288" w:lineRule="auto"/>
-              <w:outlineLvl w:val="0"/>
-              <w:rPr>
-                <w:rFonts w:ascii="Tahoma" w:hAnsi="Tahoma" w:cs="Tahoma"/>
-              </w:rPr>
-            </w:pPr>
-            <w:r>
-              <w:rPr>
-                <w:rFonts w:ascii="Tahoma" w:hAnsi="Tahoma" w:cs="Tahoma"/>
-              </w:rPr>
-              <w:t>Take responsibility of the quality of the product before delivery.</w:t>
-            </w:r>
-          </w:p>
-          <w:p>
-            <w:pPr>
-              <w:pStyle w:val="ListParagraph"/>
-              <w:numPr>
-                <w:ilvl w:val="0"/>
-                <w:numId w:val="24"/>
-              </w:numPr>
-              <w:suppressAutoHyphens/>
-              <w:spacing w:before="20" w:after="20" w:line="288" w:lineRule="auto"/>
-              <w:outlineLvl w:val="0"/>
-              <w:rPr>
-                <w:rFonts w:ascii="Tahoma" w:hAnsi="Tahoma" w:cs="Tahoma"/>
-              </w:rPr>
-            </w:pPr>
-            <w:r>
-              <w:rPr>
-                <w:rFonts w:ascii="Tahoma" w:hAnsi="Tahoma" w:cs="Tahoma"/>
-              </w:rPr>
-              <w:t>Analyze risks, make plan to mitigate risks and raise the issues to the stakeholders.</w:t>
-            </w:r>
-          </w:p>
-          <w:p>
-            <w:pPr>
-              <w:pStyle w:val="ListParagraph"/>
-              <w:numPr>
-                <w:ilvl w:val="0"/>
-                <w:numId w:val="24"/>
-              </w:numPr>
-              <w:suppressAutoHyphens/>
-              <w:spacing w:before="20" w:after="20" w:line="288" w:lineRule="auto"/>
-              <w:outlineLvl w:val="0"/>
-              <w:rPr>
-                <w:rFonts w:ascii="Tahoma" w:hAnsi="Tahoma" w:cs="Tahoma"/>
-              </w:rPr>
-            </w:pPr>
-            <w:r>
-              <w:rPr>
-                <w:rFonts w:ascii="Tahoma" w:hAnsi="Tahoma" w:cs="Tahoma"/>
-              </w:rPr>
-              <w:t>Maintain project budget, resource, progress, scope plan.</w:t>
+              <w:t>Owned architecture, data pipeline and delivery with a 20-member team (Agile).</w:t>
             </w:r>
           </w:p>
         </w:tc>
@@ -7328,19 +7641,7 @@
               <w:rPr>
                 <w:rFonts w:ascii="Tahoma" w:hAnsi="Tahoma" w:cs="Tahoma"/>
               </w:rPr>
-              <w:t xml:space="preserve">Develop and maintain features followed by specifications from </w:t>
-            </w:r>
-            <w:r>
-              <w:rPr>
-                <w:rFonts w:ascii="Tahoma" w:hAnsi="Tahoma" w:cs="Tahoma"/>
-              </w:rPr>
-              <w:t>customer</w:t>
-            </w:r>
-            <w:r>
-              <w:rPr>
-                <w:rFonts w:ascii="Tahoma" w:hAnsi="Tahoma" w:cs="Tahoma"/>
-              </w:rPr>
-              <w:t>.</w:t>
+              <w:t>Senior AI Engineer – NLP matching models, conversational AI, architecture</w:t>
             </w:r>
           </w:p>
         </w:tc>
@@ -7378,7 +7679,6 @@
             <w:tcBorders>
               <w:bottom w:val="single" w:sz="4" w:space="0" w:color="auto"/>
             </w:tcBorders>
-            <w:shd w:val="clear" w:color="auto" w:fill="auto"/>
           </w:tcPr>
           <w:p>
             <w:pPr>
@@ -7394,20 +7694,7 @@
               <w:rPr>
                 <w:rFonts w:ascii="Tahoma" w:hAnsi="Tahoma" w:cs="Tahoma"/>
               </w:rPr>
-              <w:t>•</w:t>
-            </w:r>
-            <w:r>
-              <w:rPr>
-                <w:rFonts w:ascii="Tahoma" w:hAnsi="Tahoma" w:cs="Tahoma"/>
-              </w:rPr>
-              <w:tab/>
-              <w:t xml:space="preserve">Java, Oracle, </w:t>
-            </w:r>
-            <w:r>
-              <w:rPr>
-                <w:rFonts w:ascii="Tahoma" w:hAnsi="Tahoma" w:cs="Tahoma"/>
-              </w:rPr>
-              <w:t>ReactJS, AngularJS, Angular, Python</w:t>
+              <w:t>Python, PyTorch, Hugging Face, RAG, FastAPI</w:t>
             </w:r>
           </w:p>
           <w:p>
@@ -7423,14 +7710,7 @@
               <w:rPr>
                 <w:rFonts w:ascii="Tahoma" w:hAnsi="Tahoma" w:cs="Tahoma"/>
               </w:rPr>
-              <w:t>•</w:t>
-            </w:r>
-            <w:r>
-              <w:rPr>
-                <w:rFonts w:ascii="Tahoma" w:hAnsi="Tahoma" w:cs="Tahoma"/>
-              </w:rPr>
-              <w:tab/>
-              <w:t>Git</w:t>
+              <w:t>Scikit-learn, MLflow, ChatGPT</w:t>
             </w:r>
           </w:p>
           <w:p>
@@ -7447,55 +7727,7 @@
               <w:rPr>
                 <w:rFonts w:ascii="Tahoma" w:hAnsi="Tahoma" w:cs="Tahoma"/>
               </w:rPr>
-              <w:t>•</w:t>
-            </w:r>
-            <w:r>
-              <w:rPr>
-                <w:rFonts w:ascii="Tahoma" w:hAnsi="Tahoma" w:cs="Tahoma"/>
-              </w:rPr>
-              <w:tab/>
-            </w:r>
-            <w:proofErr w:type="spellStart"/>
-            <w:r>
-              <w:rPr>
-                <w:rFonts w:ascii="Tahoma" w:hAnsi="Tahoma" w:cs="Tahoma"/>
-              </w:rPr>
-              <w:t>Intelij</w:t>
-            </w:r>
-            <w:proofErr w:type="spellEnd"/>
-            <w:r>
-              <w:rPr>
-                <w:rFonts w:ascii="Tahoma" w:hAnsi="Tahoma" w:cs="Tahoma"/>
-              </w:rPr>
-              <w:t xml:space="preserve">, Eclipse, </w:t>
-            </w:r>
-            <w:proofErr w:type="spellStart"/>
-            <w:r>
-              <w:rPr>
-                <w:rFonts w:ascii="Tahoma" w:hAnsi="Tahoma" w:cs="Tahoma"/>
-              </w:rPr>
-              <w:t>VsCode</w:t>
-            </w:r>
-            <w:proofErr w:type="spellEnd"/>
-            <w:r>
-              <w:rPr>
-                <w:rFonts w:ascii="Tahoma" w:hAnsi="Tahoma" w:cs="Tahoma"/>
-              </w:rPr>
-              <w:t xml:space="preserve">, </w:t>
-            </w:r>
-            <w:proofErr w:type="spellStart"/>
-            <w:r>
-              <w:rPr>
-                <w:rFonts w:ascii="Tahoma" w:hAnsi="Tahoma" w:cs="Tahoma"/>
-              </w:rPr>
-              <w:t>Sql</w:t>
-            </w:r>
-            <w:proofErr w:type="spellEnd"/>
-            <w:r>
-              <w:rPr>
-                <w:rFonts w:ascii="Tahoma" w:hAnsi="Tahoma" w:cs="Tahoma"/>
-              </w:rPr>
-              <w:t xml:space="preserve"> developer, STS</w:t>
+              <w:t>Java, Oracle, ReactJS, Angular, Docker</w:t>
             </w:r>
           </w:p>
         </w:tc>
@@ -7606,46 +7838,7 @@
                 <w:rFonts w:ascii="Tahoma" w:hAnsi="Tahoma" w:cs="Tahoma"/>
                 <w:lang w:val="vi-VN"/>
               </w:rPr>
-              <w:t>11</w:t>
-            </w:r>
-            <w:r>
-              <w:rPr>
-                <w:rFonts w:ascii="Tahoma" w:hAnsi="Tahoma" w:cs="Tahoma"/>
-              </w:rPr>
-              <w:t>/202</w:t>
-            </w:r>
-            <w:r>
-              <w:rPr>
-                <w:rFonts w:ascii="Tahoma" w:hAnsi="Tahoma" w:cs="Tahoma"/>
-                <w:lang w:val="vi-VN"/>
-              </w:rPr>
-              <w:t>0</w:t>
-            </w:r>
-            <w:r>
-              <w:rPr>
-                <w:rFonts w:ascii="Tahoma" w:hAnsi="Tahoma" w:cs="Tahoma"/>
-              </w:rPr>
-              <w:t xml:space="preserve"> - </w:t>
-            </w:r>
-            <w:r>
-              <w:rPr>
-                <w:rFonts w:ascii="Tahoma" w:hAnsi="Tahoma" w:cs="Tahoma"/>
-                <w:lang w:val="vi-VN"/>
-              </w:rPr>
-              <w:t>04</w:t>
-            </w:r>
-            <w:r>
-              <w:rPr>
-                <w:rFonts w:ascii="Tahoma" w:hAnsi="Tahoma" w:cs="Tahoma"/>
-              </w:rPr>
-              <w:t>/202</w:t>
-            </w:r>
-            <w:r>
-              <w:rPr>
-                <w:rFonts w:ascii="Tahoma" w:hAnsi="Tahoma" w:cs="Tahoma"/>
-                <w:lang w:val="vi-VN"/>
-              </w:rPr>
-              <w:t>1</w:t>
+              <w:t>11/2020 - 04/2021</w:t>
             </w:r>
           </w:p>
         </w:tc>
@@ -7788,19 +7981,7 @@
               <w:rPr>
                 <w:rFonts w:ascii="Tahoma" w:hAnsi="Tahoma" w:cs="Tahoma"/>
               </w:rPr>
-              <w:t>•</w:t>
-            </w:r>
-            <w:r>
-              <w:rPr>
-                <w:rFonts w:ascii="Tahoma" w:hAnsi="Tahoma" w:cs="Tahoma"/>
-              </w:rPr>
-              <w:tab/>
-            </w:r>
-            <w:r>
-              <w:rPr>
-                <w:rFonts w:ascii="Tahoma" w:hAnsi="Tahoma" w:cs="Tahoma"/>
-              </w:rPr>
-              <w:t>Create Requirement Definition</w:t>
+              <w:t>Led website delivery (AEM/Magento); Python tooling for content migration and QA.</w:t>
             </w:r>
           </w:p>
           <w:p>
@@ -7822,98 +8003,7 @@
               <w:rPr>
                 <w:rFonts w:ascii="Tahoma" w:hAnsi="Tahoma" w:cs="Tahoma"/>
               </w:rPr>
-              <w:t>Implement coding</w:t>
-            </w:r>
-          </w:p>
-          <w:p>
-            <w:pPr>
-              <w:pStyle w:val="ListParagraph"/>
-              <w:numPr>
-                <w:ilvl w:val="0"/>
-                <w:numId w:val="25"/>
-              </w:numPr>
-              <w:suppressAutoHyphens/>
-              <w:spacing w:before="20" w:after="20" w:line="288" w:lineRule="auto"/>
-              <w:outlineLvl w:val="0"/>
-              <w:rPr>
-                <w:rFonts w:ascii="Tahoma" w:hAnsi="Tahoma" w:cs="Tahoma"/>
-              </w:rPr>
-            </w:pPr>
-            <w:r>
-              <w:rPr>
-                <w:rFonts w:ascii="Tahoma" w:hAnsi="Tahoma" w:cs="Tahoma"/>
-              </w:rPr>
-              <w:t>Review coding</w:t>
-            </w:r>
-          </w:p>
-          <w:p>
-            <w:pPr>
-              <w:pStyle w:val="ListParagraph"/>
-              <w:numPr>
-                <w:ilvl w:val="0"/>
-                <w:numId w:val="25"/>
-              </w:numPr>
-              <w:suppressAutoHyphens/>
-              <w:spacing w:before="20" w:after="20" w:line="288" w:lineRule="auto"/>
-              <w:outlineLvl w:val="0"/>
-              <w:rPr>
-                <w:rFonts w:ascii="Tahoma" w:hAnsi="Tahoma" w:cs="Tahoma"/>
-              </w:rPr>
-            </w:pPr>
-            <w:r>
-              <w:rPr>
-                <w:rFonts w:ascii="Tahoma" w:hAnsi="Tahoma" w:cs="Tahoma"/>
-              </w:rPr>
-              <w:t>Create task for member</w:t>
-            </w:r>
-          </w:p>
-          <w:p>
-            <w:pPr>
-              <w:pStyle w:val="ListParagraph"/>
-              <w:numPr>
-                <w:ilvl w:val="0"/>
-                <w:numId w:val="25"/>
-              </w:numPr>
-              <w:suppressAutoHyphens/>
-              <w:spacing w:before="20" w:after="20" w:line="288" w:lineRule="auto"/>
-              <w:outlineLvl w:val="0"/>
-              <w:rPr>
-                <w:rFonts w:ascii="Tahoma" w:hAnsi="Tahoma" w:cs="Tahoma"/>
-              </w:rPr>
-            </w:pPr>
-            <w:r>
-              <w:rPr>
-                <w:rFonts w:ascii="Tahoma" w:hAnsi="Tahoma" w:cs="Tahoma"/>
-              </w:rPr>
-              <w:t xml:space="preserve">Support Customer Acceptance Test  </w:t>
-            </w:r>
-          </w:p>
-          <w:p>
-            <w:pPr>
-              <w:pStyle w:val="ListParagraph"/>
-              <w:numPr>
-                <w:ilvl w:val="0"/>
-                <w:numId w:val="25"/>
-              </w:numPr>
-              <w:suppressAutoHyphens/>
-              <w:spacing w:before="20" w:after="20" w:line="288" w:lineRule="auto"/>
-              <w:outlineLvl w:val="0"/>
-              <w:rPr>
-                <w:rFonts w:ascii="Tahoma" w:hAnsi="Tahoma" w:cs="Tahoma"/>
-              </w:rPr>
-            </w:pPr>
-            <w:r>
-              <w:rPr>
-                <w:rFonts w:ascii="Tahoma" w:hAnsi="Tahoma" w:cs="Tahoma"/>
-                <w:lang w:val="vi-VN"/>
-              </w:rPr>
-              <w:t xml:space="preserve">Fix </w:t>
-            </w:r>
-            <w:r>
-              <w:rPr>
-                <w:rFonts w:ascii="Tahoma" w:hAnsi="Tahoma" w:cs="Tahoma"/>
-              </w:rPr>
-              <w:t xml:space="preserve">bug UAT </w:t>
+              <w:t>NLP text classification to tag and recommend related content.</w:t>
             </w:r>
           </w:p>
         </w:tc>
@@ -7966,7 +8056,7 @@
               <w:rPr>
                 <w:rFonts w:ascii="Tahoma" w:hAnsi="Tahoma" w:cs="Tahoma"/>
               </w:rPr>
-              <w:t>Develop and maintain features followed by specifications from onsite.</w:t>
+              <w:t>Team Leader – web delivery, NLP classification</w:t>
             </w:r>
           </w:p>
         </w:tc>
@@ -8004,7 +8094,6 @@
             <w:tcBorders>
               <w:bottom w:val="single" w:sz="4" w:space="0" w:color="auto"/>
             </w:tcBorders>
-            <w:shd w:val="clear" w:color="auto" w:fill="auto"/>
           </w:tcPr>
           <w:p>
             <w:pPr>
@@ -8023,20 +8112,7 @@
                 <w:rFonts w:ascii="Tahoma" w:hAnsi="Tahoma" w:cs="Tahoma"/>
                 <w:snapToGrid w:val="0"/>
               </w:rPr>
-              <w:t xml:space="preserve">Programing languages: </w:t>
-            </w:r>
-            <w:r>
-              <w:rPr>
-                <w:rFonts w:ascii="Tahoma" w:hAnsi="Tahoma" w:cs="Tahoma"/>
-              </w:rPr>
-              <w:t>Java, HTML, JS, CSS</w:t>
-            </w:r>
-            <w:r>
-              <w:rPr>
-                <w:rFonts w:ascii="Tahoma" w:hAnsi="Tahoma" w:cs="Tahoma"/>
-                <w:lang w:val="vi-VN"/>
-              </w:rPr>
-              <w:t>, Python</w:t>
+              <w:t>Java, HTML, JS, CSS, Python, Scikit-learn</w:t>
             </w:r>
           </w:p>
           <w:p>
@@ -8056,33 +8132,7 @@
                 <w:rFonts w:ascii="Tahoma" w:hAnsi="Tahoma" w:cs="Tahoma"/>
                 <w:snapToGrid w:val="0"/>
               </w:rPr>
-              <w:t xml:space="preserve">Framework: </w:t>
-            </w:r>
-            <w:r>
-              <w:rPr>
-                <w:rFonts w:ascii="Tahoma" w:hAnsi="Tahoma" w:cs="Tahoma"/>
-                <w:snapToGrid w:val="0"/>
-                <w:lang w:val="vi-VN"/>
-              </w:rPr>
-              <w:t>Magento</w:t>
-            </w:r>
-          </w:p>
-          <w:p>
-            <w:pPr>
-              <w:suppressAutoHyphens/>
-              <w:spacing w:before="20" w:after="20" w:line="288" w:lineRule="auto"/>
-              <w:outlineLvl w:val="0"/>
-              <w:rPr>
-                <w:rFonts w:ascii="Tahoma" w:hAnsi="Tahoma" w:cs="Tahoma"/>
-                <w:highlight w:val="yellow"/>
-              </w:rPr>
-            </w:pPr>
-            <w:r>
-              <w:rPr>
-                <w:rFonts w:ascii="Tahoma" w:hAnsi="Tahoma" w:cs="Tahoma"/>
-                <w:snapToGrid w:val="0"/>
-              </w:rPr>
-              <w:t>Used Technologies: Git</w:t>
+              <w:t>Magento / AEM, Git</w:t>
             </w:r>
           </w:p>
         </w:tc>
@@ -8184,7 +8234,6 @@
                 <w:bCs/>
                 <w:color w:val="000000" w:themeColor="text1"/>
               </w:rPr>
-              <w:lastRenderedPageBreak/>
               <w:t>Duration</w:t>
             </w:r>
           </w:p>
@@ -8209,46 +8258,7 @@
                 <w:rFonts w:ascii="Tahoma" w:hAnsi="Tahoma" w:cs="Tahoma"/>
                 <w:lang w:val="vi-VN"/>
               </w:rPr>
-              <w:t>01</w:t>
-            </w:r>
-            <w:r>
-              <w:rPr>
-                <w:rFonts w:ascii="Tahoma" w:hAnsi="Tahoma" w:cs="Tahoma"/>
-              </w:rPr>
-              <w:t>/202</w:t>
-            </w:r>
-            <w:r>
-              <w:rPr>
-                <w:rFonts w:ascii="Tahoma" w:hAnsi="Tahoma" w:cs="Tahoma"/>
-                <w:lang w:val="vi-VN"/>
-              </w:rPr>
-              <w:t>0</w:t>
-            </w:r>
-            <w:r>
-              <w:rPr>
-                <w:rFonts w:ascii="Tahoma" w:hAnsi="Tahoma" w:cs="Tahoma"/>
-              </w:rPr>
-              <w:t xml:space="preserve"> - </w:t>
-            </w:r>
-            <w:r>
-              <w:rPr>
-                <w:rFonts w:ascii="Tahoma" w:hAnsi="Tahoma" w:cs="Tahoma"/>
-                <w:lang w:val="vi-VN"/>
-              </w:rPr>
-              <w:t>10</w:t>
-            </w:r>
-            <w:r>
-              <w:rPr>
-                <w:rFonts w:ascii="Tahoma" w:hAnsi="Tahoma" w:cs="Tahoma"/>
-              </w:rPr>
-              <w:t>/202</w:t>
-            </w:r>
-            <w:r>
-              <w:rPr>
-                <w:rFonts w:ascii="Tahoma" w:hAnsi="Tahoma" w:cs="Tahoma"/>
-                <w:lang w:val="vi-VN"/>
-              </w:rPr>
-              <w:t>0</w:t>
+              <w:t>01/2020 - 10/2020</w:t>
             </w:r>
           </w:p>
         </w:tc>
@@ -8394,7 +8404,7 @@
                 <w:rFonts w:ascii="Tahoma" w:hAnsi="Tahoma" w:cs="Tahoma"/>
                 <w:szCs w:val="20"/>
               </w:rPr>
-              <w:t>Create Requirement Definition</w:t>
+              <w:t>Technical lead converting manufacturing system VB6 → VB.NET (143 projects, 228 screens).</w:t>
             </w:r>
           </w:p>
           <w:p>
@@ -8415,133 +8425,7 @@
                 <w:rFonts w:ascii="Tahoma" w:hAnsi="Tahoma" w:cs="Tahoma"/>
                 <w:szCs w:val="20"/>
               </w:rPr>
-              <w:t xml:space="preserve">Create Basic Design </w:t>
-            </w:r>
-          </w:p>
-          <w:p>
-            <w:pPr>
-              <w:pStyle w:val="ListParagraph"/>
-              <w:numPr>
-                <w:ilvl w:val="0"/>
-                <w:numId w:val="27"/>
-              </w:numPr>
-              <w:spacing w:beforeLines="40" w:before="96"/>
-              <w:rPr>
-                <w:rFonts w:ascii="Tahoma" w:hAnsi="Tahoma" w:cs="Tahoma"/>
-                <w:szCs w:val="20"/>
-              </w:rPr>
-            </w:pPr>
-            <w:r>
-              <w:rPr>
-                <w:rFonts w:ascii="Tahoma" w:hAnsi="Tahoma" w:cs="Tahoma"/>
-                <w:szCs w:val="20"/>
-              </w:rPr>
-              <w:t>Implement coding</w:t>
-            </w:r>
-          </w:p>
-          <w:p>
-            <w:pPr>
-              <w:pStyle w:val="ListParagraph"/>
-              <w:numPr>
-                <w:ilvl w:val="0"/>
-                <w:numId w:val="27"/>
-              </w:numPr>
-              <w:spacing w:beforeLines="40" w:before="96"/>
-              <w:rPr>
-                <w:rFonts w:ascii="Tahoma" w:hAnsi="Tahoma" w:cs="Tahoma"/>
-                <w:szCs w:val="20"/>
-              </w:rPr>
-            </w:pPr>
-            <w:r>
-              <w:rPr>
-                <w:rFonts w:ascii="Tahoma" w:hAnsi="Tahoma" w:cs="Tahoma"/>
-                <w:szCs w:val="20"/>
-              </w:rPr>
-              <w:t>Review coding</w:t>
-            </w:r>
-          </w:p>
-          <w:p>
-            <w:pPr>
-              <w:pStyle w:val="ListParagraph"/>
-              <w:numPr>
-                <w:ilvl w:val="0"/>
-                <w:numId w:val="27"/>
-              </w:numPr>
-              <w:spacing w:beforeLines="40" w:before="96"/>
-              <w:rPr>
-                <w:rFonts w:ascii="Tahoma" w:hAnsi="Tahoma" w:cs="Tahoma"/>
-                <w:szCs w:val="20"/>
-              </w:rPr>
-            </w:pPr>
-            <w:r>
-              <w:rPr>
-                <w:rFonts w:ascii="Tahoma" w:hAnsi="Tahoma" w:cs="Tahoma"/>
-                <w:szCs w:val="20"/>
-              </w:rPr>
-              <w:t>Create task for member</w:t>
-            </w:r>
-          </w:p>
-          <w:p>
-            <w:pPr>
-              <w:pStyle w:val="ListParagraph"/>
-              <w:numPr>
-                <w:ilvl w:val="0"/>
-                <w:numId w:val="27"/>
-              </w:numPr>
-              <w:spacing w:beforeLines="40" w:before="96"/>
-              <w:rPr>
-                <w:rFonts w:ascii="Tahoma" w:hAnsi="Tahoma" w:cs="Tahoma"/>
-                <w:szCs w:val="20"/>
-              </w:rPr>
-            </w:pPr>
-            <w:r>
-              <w:rPr>
-                <w:rFonts w:ascii="Tahoma" w:hAnsi="Tahoma" w:cs="Tahoma"/>
-                <w:szCs w:val="20"/>
-              </w:rPr>
-              <w:t>Do Unit Testing and Functional Testing</w:t>
-            </w:r>
-          </w:p>
-          <w:p>
-            <w:pPr>
-              <w:pStyle w:val="ListParagraph"/>
-              <w:numPr>
-                <w:ilvl w:val="0"/>
-                <w:numId w:val="27"/>
-              </w:numPr>
-              <w:spacing w:beforeLines="40" w:before="96"/>
-              <w:rPr>
-                <w:rFonts w:ascii="Tahoma" w:hAnsi="Tahoma" w:cs="Tahoma"/>
-                <w:szCs w:val="20"/>
-              </w:rPr>
-            </w:pPr>
-            <w:r>
-              <w:rPr>
-                <w:rFonts w:ascii="Tahoma" w:hAnsi="Tahoma" w:cs="Tahoma"/>
-                <w:szCs w:val="20"/>
-              </w:rPr>
-              <w:t xml:space="preserve">Support Customer Acceptance Test  </w:t>
-            </w:r>
-          </w:p>
-          <w:p>
-            <w:pPr>
-              <w:pStyle w:val="ListParagraph"/>
-              <w:numPr>
-                <w:ilvl w:val="0"/>
-                <w:numId w:val="27"/>
-              </w:numPr>
-              <w:spacing w:beforeLines="40" w:before="96"/>
-              <w:rPr>
-                <w:rFonts w:ascii="Tahoma" w:hAnsi="Tahoma" w:cs="Tahoma"/>
-                <w:szCs w:val="20"/>
-              </w:rPr>
-            </w:pPr>
-            <w:r>
-              <w:rPr>
-                <w:rFonts w:ascii="Tahoma" w:hAnsi="Tahoma" w:cs="Tahoma"/>
-                <w:szCs w:val="20"/>
-              </w:rPr>
-              <w:t xml:space="preserve">Fix bug UAT </w:t>
+              <w:t>Python scripts for code analysis, scope estimation and stub generation.</w:t>
             </w:r>
           </w:p>
         </w:tc>
@@ -8594,7 +8478,7 @@
               <w:rPr>
                 <w:rFonts w:ascii="Tahoma" w:hAnsi="Tahoma" w:cs="Tahoma"/>
               </w:rPr>
-              <w:t>Develop</w:t>
+              <w:t>Technical Leader – conversion, Python automation</w:t>
             </w:r>
           </w:p>
         </w:tc>
@@ -8635,7 +8519,6 @@
             <w:tcBorders>
               <w:bottom w:val="single" w:sz="4" w:space="0" w:color="auto"/>
             </w:tcBorders>
-            <w:shd w:val="clear" w:color="auto" w:fill="auto"/>
           </w:tcPr>
           <w:p>
             <w:pPr>
@@ -8655,46 +8538,7 @@
                 <w:snapToGrid w:val="0"/>
                 <w:lang w:val="vi-VN"/>
               </w:rPr>
-              <w:t>VB.Net, .Net</w:t>
-            </w:r>
-          </w:p>
-          <w:p>
-            <w:pPr>
-              <w:numPr>
-                <w:ilvl w:val="0"/>
-                <w:numId w:val="20"/>
-              </w:numPr>
-              <w:spacing w:line="276" w:lineRule="auto"/>
-              <w:rPr>
-                <w:rFonts w:ascii="Tahoma" w:hAnsi="Tahoma" w:cs="Tahoma"/>
-              </w:rPr>
-            </w:pPr>
-            <w:r>
-              <w:rPr>
-                <w:rFonts w:ascii="Tahoma" w:hAnsi="Tahoma" w:cs="Tahoma"/>
-                <w:snapToGrid w:val="0"/>
-                <w:lang w:val="vi-VN"/>
-              </w:rPr>
-              <w:t>DB2</w:t>
-            </w:r>
-          </w:p>
-          <w:p>
-            <w:pPr>
-              <w:numPr>
-                <w:ilvl w:val="0"/>
-                <w:numId w:val="20"/>
-              </w:numPr>
-              <w:spacing w:line="276" w:lineRule="auto"/>
-              <w:rPr>
-                <w:rFonts w:ascii="Tahoma" w:hAnsi="Tahoma" w:cs="Tahoma"/>
-              </w:rPr>
-            </w:pPr>
-            <w:r>
-              <w:rPr>
-                <w:rFonts w:ascii="Tahoma" w:hAnsi="Tahoma" w:cs="Tahoma"/>
-                <w:lang w:val="vi-VN"/>
-              </w:rPr>
-              <w:t>Git</w:t>
+              <w:t>VB.Net, .Net, DB2, Git, Python</w:t>
             </w:r>
           </w:p>
         </w:tc>
@@ -8756,6 +8600,7 @@
                 <w:color w:val="000000" w:themeColor="text1"/>
                 <w:lang w:val="vi-VN"/>
               </w:rPr>
+              <w:lastRenderedPageBreak/>
               <w:t>Geely CMA SWIT</w:t>
             </w:r>
           </w:p>
@@ -8804,47 +8649,7 @@
               <w:rPr>
                 <w:rFonts w:ascii="Tahoma" w:hAnsi="Tahoma" w:cs="Tahoma"/>
               </w:rPr>
-              <w:t>09/201</w:t>
-            </w:r>
-            <w:r>
-              <w:rPr>
-                <w:rFonts w:ascii="Tahoma" w:hAnsi="Tahoma" w:cs="Tahoma"/>
-                <w:lang w:val="vi-VN"/>
-              </w:rPr>
-              <w:t>8</w:t>
-            </w:r>
-            <w:r>
-              <w:rPr>
-                <w:rFonts w:ascii="Tahoma" w:hAnsi="Tahoma" w:cs="Tahoma"/>
-              </w:rPr>
-              <w:t xml:space="preserve"> - </w:t>
-            </w:r>
-            <w:r>
-              <w:rPr>
-                <w:rFonts w:ascii="Tahoma" w:hAnsi="Tahoma" w:cs="Tahoma"/>
-                <w:lang w:val="vi-VN"/>
-              </w:rPr>
-              <w:t>12</w:t>
-            </w:r>
-            <w:r>
-              <w:rPr>
-                <w:rFonts w:ascii="Tahoma" w:hAnsi="Tahoma" w:cs="Tahoma"/>
-              </w:rPr>
-              <w:t>/20</w:t>
-            </w:r>
-            <w:r>
-              <w:rPr>
-                <w:rFonts w:ascii="Tahoma" w:hAnsi="Tahoma" w:cs="Tahoma"/>
-                <w:lang w:val="vi-VN"/>
-              </w:rPr>
-              <w:t>1</w:t>
-            </w:r>
-            <w:r>
-              <w:rPr>
-                <w:rFonts w:ascii="Tahoma" w:hAnsi="Tahoma" w:cs="Tahoma"/>
-                <w:lang w:val="vi-VN"/>
-              </w:rPr>
-              <w:t>8</w:t>
+              <w:t>06/2017 - 12/2018</w:t>
             </w:r>
           </w:p>
         </w:tc>
@@ -8992,7 +8797,7 @@
                 <w:bCs/>
                 <w:snapToGrid w:val="0"/>
               </w:rPr>
-              <w:t>Support customer fix bugs application</w:t>
+              <w:t>Automotive HMI / vision: Computer Vision for detection, tracking and screen-state segmentation on vehicle UI and camera logs.</w:t>
             </w:r>
           </w:p>
           <w:p>
@@ -9008,6 +8813,14 @@
                 <w:snapToGrid w:val="0"/>
               </w:rPr>
             </w:pPr>
+            <w:r>
+              <w:rPr>
+                <w:rFonts w:ascii="Tahoma" w:hAnsi="Tahoma" w:cs="Tahoma"/>
+                <w:bCs/>
+                <w:snapToGrid w:val="0"/>
+              </w:rPr>
+              <w:t xml:space="preserve">Train and evaluate </w:t>
+            </w:r>
             <w:proofErr w:type="spellStart"/>
             <w:r>
               <w:rPr>
@@ -9015,7 +8828,7 @@
                 <w:bCs/>
                 <w:snapToGrid w:val="0"/>
               </w:rPr>
-              <w:t>Invesigate</w:t>
+              <w:t>PyTorch</w:t>
             </w:r>
             <w:proofErr w:type="spellEnd"/>
             <w:r>
@@ -9024,25 +8837,7 @@
                 <w:bCs/>
                 <w:snapToGrid w:val="0"/>
               </w:rPr>
-              <w:t xml:space="preserve"> issue and report </w:t>
-            </w:r>
-            <w:proofErr w:type="spellStart"/>
-            <w:r>
-              <w:rPr>
-                <w:rFonts w:ascii="Tahoma" w:hAnsi="Tahoma" w:cs="Tahoma"/>
-                <w:bCs/>
-                <w:snapToGrid w:val="0"/>
-              </w:rPr>
-              <w:t>its</w:t>
-            </w:r>
-            <w:proofErr w:type="spellEnd"/>
-            <w:r>
-              <w:rPr>
-                <w:rFonts w:ascii="Tahoma" w:hAnsi="Tahoma" w:cs="Tahoma"/>
-                <w:bCs/>
-                <w:snapToGrid w:val="0"/>
-              </w:rPr>
-              <w:t xml:space="preserve"> to customer</w:t>
+              <w:t xml:space="preserve"> CV models; use results to prioritize defects and unstable screens.</w:t>
             </w:r>
           </w:p>
           <w:p>
@@ -9064,9 +8859,97 @@
                 <w:bCs/>
                 <w:snapToGrid w:val="0"/>
               </w:rPr>
-              <w:t xml:space="preserve">Testing for each screen. </w:t>
-            </w:r>
-          </w:p>
+              <w:t>Python pipelines to generate code from XML specs and automate test execution; LLD, coding, UT/FT.</w:t>
+            </w:r>
+          </w:p>
+        </w:tc>
+      </w:tr>
+      <w:tr>
+        <w:tc>
+          <w:tcPr>
+            <w:tcW w:w="2442" w:type="dxa"/>
+            <w:tcBorders>
+              <w:bottom w:val="single" w:sz="4" w:space="0" w:color="auto"/>
+            </w:tcBorders>
+            <w:shd w:val="clear" w:color="auto" w:fill="BFBFBF" w:themeFill="background1" w:themeFillShade="BF"/>
+          </w:tcPr>
+          <w:p>
+            <w:pPr>
+              <w:rPr>
+                <w:rFonts w:ascii="Tahoma" w:hAnsi="Tahoma" w:cs="Tahoma"/>
+                <w:bCs/>
+                <w:color w:val="000000" w:themeColor="text1"/>
+              </w:rPr>
+            </w:pPr>
+            <w:r>
+              <w:rPr>
+                <w:rFonts w:ascii="Tahoma" w:hAnsi="Tahoma" w:cs="Tahoma"/>
+                <w:bCs/>
+                <w:color w:val="000000" w:themeColor="text1"/>
+              </w:rPr>
+              <w:t>Responsibility</w:t>
+            </w:r>
+          </w:p>
+        </w:tc>
+        <w:tc>
+          <w:tcPr>
+            <w:tcW w:w="7908" w:type="dxa"/>
+            <w:tcBorders>
+              <w:bottom w:val="single" w:sz="4" w:space="0" w:color="auto"/>
+            </w:tcBorders>
+          </w:tcPr>
+          <w:p>
+            <w:pPr>
+              <w:suppressAutoHyphens/>
+              <w:spacing w:before="20" w:after="20" w:line="288" w:lineRule="auto"/>
+              <w:outlineLvl w:val="0"/>
+              <w:rPr>
+                <w:rFonts w:ascii="Tahoma" w:hAnsi="Tahoma" w:cs="Tahoma"/>
+              </w:rPr>
+            </w:pPr>
+            <w:r>
+              <w:rPr>
+                <w:rFonts w:ascii="Tahoma" w:hAnsi="Tahoma" w:cs="Tahoma"/>
+              </w:rPr>
+              <w:t>Senior Research Engineer – Computer Vision, Python, HMI</w:t>
+            </w:r>
+          </w:p>
+        </w:tc>
+      </w:tr>
+      <w:tr>
+        <w:tc>
+          <w:tcPr>
+            <w:tcW w:w="2442" w:type="dxa"/>
+            <w:tcBorders>
+              <w:bottom w:val="single" w:sz="4" w:space="0" w:color="auto"/>
+            </w:tcBorders>
+            <w:shd w:val="clear" w:color="auto" w:fill="BFBFBF" w:themeFill="background1" w:themeFillShade="BF"/>
+          </w:tcPr>
+          <w:p>
+            <w:pPr>
+              <w:rPr>
+                <w:rFonts w:ascii="Tahoma" w:hAnsi="Tahoma" w:cs="Tahoma"/>
+                <w:bCs/>
+                <w:color w:val="000000" w:themeColor="text1"/>
+              </w:rPr>
+            </w:pPr>
+            <w:r>
+              <w:rPr>
+                <w:rFonts w:ascii="Tahoma" w:hAnsi="Tahoma" w:cs="Tahoma"/>
+                <w:bCs/>
+                <w:color w:val="000000" w:themeColor="text1"/>
+              </w:rPr>
+              <w:t>Technology</w:t>
+            </w:r>
+          </w:p>
+        </w:tc>
+        <w:tc>
+          <w:tcPr>
+            <w:tcW w:w="7908" w:type="dxa"/>
+            <w:tcBorders>
+              <w:bottom w:val="single" w:sz="4" w:space="0" w:color="auto"/>
+            </w:tcBorders>
+          </w:tcPr>
           <w:p>
             <w:pPr>
               <w:numPr>
@@ -9076,108 +8959,17 @@
               <w:spacing w:line="276" w:lineRule="auto"/>
               <w:rPr>
                 <w:rFonts w:ascii="Tahoma" w:hAnsi="Tahoma" w:cs="Tahoma"/>
-                <w:bCs/>
                 <w:snapToGrid w:val="0"/>
               </w:rPr>
             </w:pPr>
             <w:r>
               <w:rPr>
                 <w:rFonts w:ascii="Tahoma" w:hAnsi="Tahoma" w:cs="Tahoma"/>
-                <w:bCs/>
                 <w:snapToGrid w:val="0"/>
               </w:rPr>
-              <w:t>Respond to customers on Jira</w:t>
-            </w:r>
-          </w:p>
-        </w:tc>
-      </w:tr>
-      <w:tr>
-        <w:tc>
-          <w:tcPr>
-            <w:tcW w:w="2442" w:type="dxa"/>
-            <w:tcBorders>
-              <w:bottom w:val="single" w:sz="4" w:space="0" w:color="auto"/>
-            </w:tcBorders>
-            <w:shd w:val="clear" w:color="auto" w:fill="BFBFBF" w:themeFill="background1" w:themeFillShade="BF"/>
-          </w:tcPr>
-          <w:p>
-            <w:pPr>
-              <w:rPr>
-                <w:rFonts w:ascii="Tahoma" w:hAnsi="Tahoma" w:cs="Tahoma"/>
-                <w:bCs/>
-                <w:color w:val="000000" w:themeColor="text1"/>
-              </w:rPr>
-            </w:pPr>
-            <w:r>
-              <w:rPr>
-                <w:rFonts w:ascii="Tahoma" w:hAnsi="Tahoma" w:cs="Tahoma"/>
-                <w:bCs/>
-                <w:color w:val="000000" w:themeColor="text1"/>
-              </w:rPr>
-              <w:t>Responsibility</w:t>
-            </w:r>
-          </w:p>
-        </w:tc>
-        <w:tc>
-          <w:tcPr>
-            <w:tcW w:w="7908" w:type="dxa"/>
-            <w:tcBorders>
-              <w:bottom w:val="single" w:sz="4" w:space="0" w:color="auto"/>
-            </w:tcBorders>
-          </w:tcPr>
-          <w:p>
-            <w:pPr>
-              <w:suppressAutoHyphens/>
-              <w:spacing w:before="20" w:after="20" w:line="288" w:lineRule="auto"/>
-              <w:outlineLvl w:val="0"/>
-              <w:rPr>
-                <w:rFonts w:ascii="Tahoma" w:hAnsi="Tahoma" w:cs="Tahoma"/>
-              </w:rPr>
-            </w:pPr>
-            <w:r>
-              <w:rPr>
-                <w:rFonts w:ascii="Tahoma" w:hAnsi="Tahoma" w:cs="Tahoma"/>
-              </w:rPr>
-              <w:t xml:space="preserve">Develop and Testing </w:t>
-            </w:r>
-          </w:p>
-        </w:tc>
-      </w:tr>
-      <w:tr>
-        <w:tc>
-          <w:tcPr>
-            <w:tcW w:w="2442" w:type="dxa"/>
-            <w:tcBorders>
-              <w:bottom w:val="single" w:sz="4" w:space="0" w:color="auto"/>
-            </w:tcBorders>
-            <w:shd w:val="clear" w:color="auto" w:fill="BFBFBF" w:themeFill="background1" w:themeFillShade="BF"/>
-          </w:tcPr>
-          <w:p>
-            <w:pPr>
-              <w:rPr>
-                <w:rFonts w:ascii="Tahoma" w:hAnsi="Tahoma" w:cs="Tahoma"/>
-                <w:bCs/>
-                <w:color w:val="000000" w:themeColor="text1"/>
-              </w:rPr>
-            </w:pPr>
-            <w:r>
-              <w:rPr>
-                <w:rFonts w:ascii="Tahoma" w:hAnsi="Tahoma" w:cs="Tahoma"/>
-                <w:bCs/>
-                <w:color w:val="000000" w:themeColor="text1"/>
-              </w:rPr>
-              <w:t>Technology</w:t>
-            </w:r>
-          </w:p>
-        </w:tc>
-        <w:tc>
-          <w:tcPr>
-            <w:tcW w:w="7908" w:type="dxa"/>
-            <w:tcBorders>
-              <w:bottom w:val="single" w:sz="4" w:space="0" w:color="auto"/>
-            </w:tcBorders>
-            <w:shd w:val="clear" w:color="auto" w:fill="auto"/>
-          </w:tcPr>
+              <w:t>Python, PyTorch, Computer Vision (detection, tracking, segmentation)</w:t>
+            </w:r>
+          </w:p>
           <w:p>
             <w:pPr>
               <w:numPr>
@@ -9187,15 +8979,14 @@
               <w:spacing w:line="276" w:lineRule="auto"/>
               <w:rPr>
                 <w:rFonts w:ascii="Tahoma" w:hAnsi="Tahoma" w:cs="Tahoma"/>
+              </w:rPr>
+            </w:pPr>
+            <w:r>
+              <w:rPr>
+                <w:rFonts w:ascii="Tahoma" w:hAnsi="Tahoma" w:cs="Tahoma"/>
                 <w:snapToGrid w:val="0"/>
               </w:rPr>
-            </w:pPr>
-            <w:r>
-              <w:rPr>
-                <w:rFonts w:ascii="Tahoma" w:hAnsi="Tahoma" w:cs="Tahoma"/>
-                <w:snapToGrid w:val="0"/>
-              </w:rPr>
-              <w:t>Programing languages: C++, Python, QML</w:t>
+              <w:t>C++, QML, NumPy, pandas</w:t>
             </w:r>
           </w:p>
           <w:p>
@@ -9214,28 +9005,7 @@
                 <w:rFonts w:ascii="Tahoma" w:hAnsi="Tahoma" w:cs="Tahoma"/>
                 <w:snapToGrid w:val="0"/>
               </w:rPr>
-              <w:t xml:space="preserve">Tools: </w:t>
-            </w:r>
-            <w:r>
-              <w:rPr>
-                <w:rFonts w:ascii="Tahoma" w:hAnsi="Tahoma" w:cs="Tahoma"/>
-                <w:snapToGrid w:val="0"/>
-                <w:lang w:val="vi-VN"/>
-              </w:rPr>
-              <w:t>QTCreator</w:t>
-            </w:r>
-            <w:r>
-              <w:rPr>
-                <w:rFonts w:ascii="Tahoma" w:hAnsi="Tahoma" w:cs="Tahoma"/>
-              </w:rPr>
-              <w:t xml:space="preserve">, </w:t>
-            </w:r>
-            <w:r>
-              <w:rPr>
-                <w:rFonts w:ascii="Tahoma" w:hAnsi="Tahoma" w:cs="Tahoma"/>
-                <w:snapToGrid w:val="0"/>
-              </w:rPr>
-              <w:t>Jira, git</w:t>
+              <w:t>QT Creator, Jira, Git</w:t>
             </w:r>
           </w:p>
         </w:tc>
@@ -9351,7 +9121,7 @@
               <w:rPr>
                 <w:rFonts w:ascii="Tahoma" w:hAnsi="Tahoma" w:cs="Tahoma"/>
               </w:rPr>
-              <w:t>01/2019 - 01/2020</w:t>
+              <w:t>01/2019 - 12/2019</w:t>
             </w:r>
           </w:p>
         </w:tc>
@@ -9504,7 +9274,7 @@
                 <w:bCs/>
                 <w:snapToGrid w:val="0"/>
               </w:rPr>
-              <w:t xml:space="preserve">Create Internal Design from External Design </w:t>
+              <w:t>Team lead rebuilding ERP for a Japanese customer (Financial, Salary, Assets, Sales, Tax).</w:t>
             </w:r>
           </w:p>
           <w:p>
@@ -9529,55 +9299,7 @@
                 <w:bCs/>
                 <w:snapToGrid w:val="0"/>
               </w:rPr>
-              <w:t xml:space="preserve">Implement coding </w:t>
-            </w:r>
-          </w:p>
-          <w:p>
-            <w:pPr>
-              <w:pStyle w:val="ListParagraph"/>
-              <w:numPr>
-                <w:ilvl w:val="0"/>
-                <w:numId w:val="29"/>
-              </w:numPr>
-              <w:suppressAutoHyphens/>
-              <w:spacing w:before="20" w:after="20" w:line="288" w:lineRule="auto"/>
-              <w:outlineLvl w:val="0"/>
-              <w:rPr>
-                <w:rFonts w:ascii="Tahoma" w:hAnsi="Tahoma" w:cs="Tahoma"/>
-                <w:bCs/>
-                <w:snapToGrid w:val="0"/>
-              </w:rPr>
-            </w:pPr>
-            <w:r>
-              <w:rPr>
-                <w:rFonts w:ascii="Tahoma" w:hAnsi="Tahoma" w:cs="Tahoma"/>
-                <w:bCs/>
-                <w:snapToGrid w:val="0"/>
-              </w:rPr>
-              <w:t xml:space="preserve">Do Unit Testing and Functional Testing </w:t>
-            </w:r>
-          </w:p>
-          <w:p>
-            <w:pPr>
-              <w:pStyle w:val="ListParagraph"/>
-              <w:numPr>
-                <w:ilvl w:val="0"/>
-                <w:numId w:val="29"/>
-              </w:numPr>
-              <w:suppressAutoHyphens/>
-              <w:spacing w:before="20" w:after="20" w:line="288" w:lineRule="auto"/>
-              <w:outlineLvl w:val="0"/>
-              <w:rPr>
-                <w:rFonts w:ascii="Tahoma" w:hAnsi="Tahoma" w:cs="Tahoma"/>
-              </w:rPr>
-            </w:pPr>
-            <w:r>
-              <w:rPr>
-                <w:rFonts w:ascii="Tahoma" w:hAnsi="Tahoma" w:cs="Tahoma"/>
-                <w:bCs/>
-                <w:snapToGrid w:val="0"/>
-              </w:rPr>
-              <w:t>Support Customer Acceptance Test</w:t>
+              <w:t>Internal design, coding, UT/FT, CAT; Python utilities for spec-vs-code checks.</w:t>
             </w:r>
           </w:p>
         </w:tc>
@@ -9629,7 +9351,7 @@
               <w:rPr>
                 <w:rFonts w:ascii="Tahoma" w:hAnsi="Tahoma" w:cs="Tahoma"/>
               </w:rPr>
-              <w:t xml:space="preserve">Develop </w:t>
+              <w:t>Team Leader – design, coding</w:t>
             </w:r>
           </w:p>
         </w:tc>
@@ -9667,7 +9389,6 @@
             <w:tcBorders>
               <w:bottom w:val="single" w:sz="4" w:space="0" w:color="auto"/>
             </w:tcBorders>
-            <w:shd w:val="clear" w:color="auto" w:fill="auto"/>
           </w:tcPr>
           <w:p>
             <w:pPr>
@@ -9686,30 +9407,7 @@
                 <w:rFonts w:ascii="Tahoma" w:hAnsi="Tahoma" w:cs="Tahoma"/>
                 <w:snapToGrid w:val="0"/>
               </w:rPr>
-              <w:t xml:space="preserve">Programing languages: </w:t>
-            </w:r>
-            <w:proofErr w:type="gramStart"/>
-            <w:r>
-              <w:rPr>
-                <w:rFonts w:ascii="Tahoma" w:hAnsi="Tahoma" w:cs="Tahoma"/>
-                <w:szCs w:val="20"/>
-              </w:rPr>
-              <w:t>Angular(</w:t>
-            </w:r>
-            <w:proofErr w:type="gramEnd"/>
-            <w:r>
-              <w:rPr>
-                <w:rFonts w:ascii="Tahoma" w:hAnsi="Tahoma" w:cs="Tahoma"/>
-                <w:szCs w:val="20"/>
-              </w:rPr>
-              <w:t>version 6), C#, .Net</w:t>
-            </w:r>
-            <w:r>
-              <w:rPr>
-                <w:rFonts w:ascii="Tahoma" w:hAnsi="Tahoma" w:cs="Tahoma"/>
-                <w:snapToGrid w:val="0"/>
-              </w:rPr>
-              <w:t xml:space="preserve"> </w:t>
+              <w:t>Angular 6, C#, .Net, Python</w:t>
             </w:r>
           </w:p>
           <w:p>
@@ -9729,23 +9427,7 @@
                 <w:rFonts w:ascii="Tahoma" w:hAnsi="Tahoma" w:cs="Tahoma"/>
                 <w:snapToGrid w:val="0"/>
               </w:rPr>
-              <w:t xml:space="preserve">Tools: </w:t>
-            </w:r>
-            <w:proofErr w:type="spellStart"/>
-            <w:r>
-              <w:rPr>
-                <w:rFonts w:ascii="Tahoma" w:hAnsi="Tahoma" w:cs="Tahoma"/>
-                <w:snapToGrid w:val="0"/>
-              </w:rPr>
-              <w:t>VisualStudio</w:t>
-            </w:r>
-            <w:proofErr w:type="spellEnd"/>
-            <w:r>
-              <w:rPr>
-                <w:rFonts w:ascii="Tahoma" w:hAnsi="Tahoma" w:cs="Tahoma"/>
-                <w:snapToGrid w:val="0"/>
-              </w:rPr>
-              <w:t>, VS code</w:t>
+              <w:t>Visual Studio, VS Code</w:t>
             </w:r>
           </w:p>
         </w:tc>
@@ -9859,46 +9541,7 @@
                 <w:rFonts w:ascii="Tahoma" w:hAnsi="Tahoma" w:cs="Tahoma"/>
                 <w:lang w:val="vi-VN"/>
               </w:rPr>
-              <w:t>12</w:t>
-            </w:r>
-            <w:r>
-              <w:rPr>
-                <w:rFonts w:ascii="Tahoma" w:hAnsi="Tahoma" w:cs="Tahoma"/>
-              </w:rPr>
-              <w:t>/201</w:t>
-            </w:r>
-            <w:r>
-              <w:rPr>
-                <w:rFonts w:ascii="Tahoma" w:hAnsi="Tahoma" w:cs="Tahoma"/>
-                <w:lang w:val="vi-VN"/>
-              </w:rPr>
-              <w:t>6</w:t>
-            </w:r>
-            <w:r>
-              <w:rPr>
-                <w:rFonts w:ascii="Tahoma" w:hAnsi="Tahoma" w:cs="Tahoma"/>
-              </w:rPr>
-              <w:t xml:space="preserve"> - 0</w:t>
-            </w:r>
-            <w:r>
-              <w:rPr>
-                <w:rFonts w:ascii="Tahoma" w:hAnsi="Tahoma" w:cs="Tahoma"/>
-                <w:lang w:val="vi-VN"/>
-              </w:rPr>
-              <w:t>5</w:t>
-            </w:r>
-            <w:r>
-              <w:rPr>
-                <w:rFonts w:ascii="Tahoma" w:hAnsi="Tahoma" w:cs="Tahoma"/>
-              </w:rPr>
-              <w:t>/20</w:t>
-            </w:r>
-            <w:r>
-              <w:rPr>
-                <w:rFonts w:ascii="Tahoma" w:hAnsi="Tahoma" w:cs="Tahoma"/>
-                <w:lang w:val="vi-VN"/>
-              </w:rPr>
-              <w:t>17</w:t>
+              <w:t>12/2016 - 05/2017</w:t>
             </w:r>
           </w:p>
         </w:tc>
@@ -10049,25 +9692,7 @@
                 <w:bCs/>
                 <w:snapToGrid w:val="0"/>
               </w:rPr>
-              <w:t xml:space="preserve">Create tool automatic </w:t>
-            </w:r>
-            <w:proofErr w:type="gramStart"/>
-            <w:r>
-              <w:rPr>
-                <w:rFonts w:ascii="Tahoma" w:hAnsi="Tahoma" w:cs="Tahoma"/>
-                <w:bCs/>
-                <w:snapToGrid w:val="0"/>
-              </w:rPr>
-              <w:t>generate .Bat</w:t>
-            </w:r>
-            <w:proofErr w:type="gramEnd"/>
-            <w:r>
-              <w:rPr>
-                <w:rFonts w:ascii="Tahoma" w:hAnsi="Tahoma" w:cs="Tahoma"/>
-                <w:bCs/>
-                <w:snapToGrid w:val="0"/>
-              </w:rPr>
-              <w:t xml:space="preserve"> File</w:t>
+              <w:t>Convert JA_IWATE agricultural system COBOL85 → NetCOBOL.</w:t>
             </w:r>
           </w:p>
           <w:p>
@@ -10090,76 +9715,7 @@
                 <w:bCs/>
                 <w:snapToGrid w:val="0"/>
               </w:rPr>
-              <w:t xml:space="preserve">Create Batch Script </w:t>
-            </w:r>
-          </w:p>
-          <w:p>
-            <w:pPr>
-              <w:pStyle w:val="ListParagraph"/>
-              <w:numPr>
-                <w:ilvl w:val="0"/>
-                <w:numId w:val="30"/>
-              </w:numPr>
-              <w:spacing w:beforeLines="40" w:before="96"/>
-              <w:rPr>
-                <w:rFonts w:ascii="Tahoma" w:hAnsi="Tahoma" w:cs="Tahoma"/>
-                <w:bCs/>
-                <w:snapToGrid w:val="0"/>
-              </w:rPr>
-            </w:pPr>
-            <w:r>
-              <w:rPr>
-                <w:rFonts w:ascii="Tahoma" w:hAnsi="Tahoma" w:cs="Tahoma"/>
-                <w:bCs/>
-                <w:snapToGrid w:val="0"/>
-              </w:rPr>
-              <w:t xml:space="preserve">Create JCL files </w:t>
-            </w:r>
-          </w:p>
-          <w:p>
-            <w:pPr>
-              <w:pStyle w:val="ListParagraph"/>
-              <w:numPr>
-                <w:ilvl w:val="0"/>
-                <w:numId w:val="30"/>
-              </w:numPr>
-              <w:spacing w:beforeLines="40" w:before="96"/>
-              <w:rPr>
-                <w:rFonts w:ascii="Tahoma" w:hAnsi="Tahoma" w:cs="Tahoma"/>
-                <w:bCs/>
-                <w:snapToGrid w:val="0"/>
-              </w:rPr>
-            </w:pPr>
-            <w:r>
-              <w:rPr>
-                <w:rFonts w:ascii="Tahoma" w:hAnsi="Tahoma" w:cs="Tahoma"/>
-                <w:bCs/>
-                <w:snapToGrid w:val="0"/>
-              </w:rPr>
-              <w:t>Create IWATE's Agricultural Management Software</w:t>
-            </w:r>
-          </w:p>
-          <w:p>
-            <w:pPr>
-              <w:pStyle w:val="ListParagraph"/>
-              <w:numPr>
-                <w:ilvl w:val="0"/>
-                <w:numId w:val="30"/>
-              </w:numPr>
-              <w:spacing w:beforeLines="40" w:before="96"/>
-              <w:rPr>
-                <w:rFonts w:ascii="Tahoma" w:hAnsi="Tahoma" w:cs="Tahoma"/>
-                <w:bCs/>
-                <w:snapToGrid w:val="0"/>
-              </w:rPr>
-            </w:pPr>
-            <w:r>
-              <w:rPr>
-                <w:rFonts w:ascii="Tahoma" w:hAnsi="Tahoma" w:cs="Tahoma"/>
-                <w:bCs/>
-                <w:snapToGrid w:val="0"/>
-              </w:rPr>
-              <w:t xml:space="preserve">Technologies: Cobol, C#, .Net </w:t>
+              <w:t>Auto-generate Bat/JCL; coding, review and testing.</w:t>
             </w:r>
           </w:p>
         </w:tc>
@@ -10211,7 +9767,7 @@
               <w:rPr>
                 <w:rFonts w:ascii="Tahoma" w:hAnsi="Tahoma" w:cs="Tahoma"/>
               </w:rPr>
-              <w:t xml:space="preserve">Develop </w:t>
+              <w:t>Team Leader – conversion tools, coding</w:t>
             </w:r>
           </w:p>
         </w:tc>
@@ -10249,7 +9805,6 @@
             <w:tcBorders>
               <w:bottom w:val="single" w:sz="4" w:space="0" w:color="auto"/>
             </w:tcBorders>
-            <w:shd w:val="clear" w:color="auto" w:fill="auto"/>
           </w:tcPr>
           <w:p>
             <w:pPr>
@@ -10269,14 +9824,7 @@
                 <w:rFonts w:ascii="Tahoma" w:hAnsi="Tahoma" w:cs="Tahoma"/>
                 <w:snapToGrid w:val="0"/>
               </w:rPr>
-              <w:t xml:space="preserve">Programing languages: </w:t>
-            </w:r>
-            <w:r>
-              <w:rPr>
-                <w:rFonts w:ascii="Tahoma" w:hAnsi="Tahoma" w:cs="Tahoma"/>
-                <w:szCs w:val="20"/>
-              </w:rPr>
-              <w:t xml:space="preserve">Cobol, C#, .Net </w:t>
+              <w:t>COBOL, C#, .Net</w:t>
             </w:r>
           </w:p>
           <w:p>
@@ -10296,23 +9844,7 @@
                 <w:rFonts w:ascii="Tahoma" w:hAnsi="Tahoma" w:cs="Tahoma"/>
                 <w:snapToGrid w:val="0"/>
               </w:rPr>
-              <w:t xml:space="preserve">Tools: </w:t>
-            </w:r>
-            <w:proofErr w:type="spellStart"/>
-            <w:r>
-              <w:rPr>
-                <w:rFonts w:ascii="Tahoma" w:hAnsi="Tahoma" w:cs="Tahoma"/>
-                <w:snapToGrid w:val="0"/>
-              </w:rPr>
-              <w:t>VisualStudio</w:t>
-            </w:r>
-            <w:proofErr w:type="spellEnd"/>
-            <w:r>
-              <w:rPr>
-                <w:rFonts w:ascii="Tahoma" w:hAnsi="Tahoma" w:cs="Tahoma"/>
-                <w:snapToGrid w:val="0"/>
-              </w:rPr>
-              <w:t>, VS code</w:t>
+              <w:t>Visual Studio, VS Code</w:t>
             </w:r>
           </w:p>
         </w:tc>
@@ -10377,6 +9909,7 @@
                 <w:color w:val="000000" w:themeColor="text1"/>
                 <w:lang w:val="vi-VN"/>
               </w:rPr>
+              <w:lastRenderedPageBreak/>
               <w:t>Glovia</w:t>
             </w:r>
           </w:p>
@@ -10425,40 +9958,7 @@
               <w:rPr>
                 <w:rFonts w:ascii="Tahoma" w:hAnsi="Tahoma" w:cs="Tahoma"/>
               </w:rPr>
-              <w:t>01/201</w:t>
-            </w:r>
-            <w:r>
-              <w:rPr>
-                <w:rFonts w:ascii="Tahoma" w:hAnsi="Tahoma" w:cs="Tahoma"/>
-                <w:lang w:val="vi-VN"/>
-              </w:rPr>
-              <w:t>6</w:t>
-            </w:r>
-            <w:r>
-              <w:rPr>
-                <w:rFonts w:ascii="Tahoma" w:hAnsi="Tahoma" w:cs="Tahoma"/>
-              </w:rPr>
-              <w:t xml:space="preserve"> - </w:t>
-            </w:r>
-            <w:r>
-              <w:rPr>
-                <w:rFonts w:ascii="Tahoma" w:hAnsi="Tahoma" w:cs="Tahoma"/>
-                <w:lang w:val="vi-VN"/>
-              </w:rPr>
-              <w:t>11</w:t>
-            </w:r>
-            <w:r>
-              <w:rPr>
-                <w:rFonts w:ascii="Tahoma" w:hAnsi="Tahoma" w:cs="Tahoma"/>
-              </w:rPr>
-              <w:t>/20</w:t>
-            </w:r>
-            <w:r>
-              <w:rPr>
-                <w:rFonts w:ascii="Tahoma" w:hAnsi="Tahoma" w:cs="Tahoma"/>
-                <w:lang w:val="vi-VN"/>
-              </w:rPr>
-              <w:t>16</w:t>
+              <w:t>01/2016 - 11/2016</w:t>
             </w:r>
           </w:p>
         </w:tc>
@@ -10556,14 +10056,7 @@
                 <w:rFonts w:ascii="Tahoma" w:hAnsi="Tahoma" w:cs="Tahoma"/>
                 <w:szCs w:val="20"/>
               </w:rPr>
-              <w:t>.</w:t>
-            </w:r>
-            <w:r>
-              <w:rPr>
-                <w:rFonts w:ascii="Tahoma" w:hAnsi="Tahoma" w:cs="Tahoma"/>
-                <w:lang w:val="vi-VN"/>
-              </w:rPr>
-              <w:t>Net Developer</w:t>
+              <w:t>.Net Developer</w:t>
             </w:r>
           </w:p>
         </w:tc>
@@ -10615,149 +10108,7 @@
                 <w:bCs/>
                 <w:snapToGrid w:val="0"/>
               </w:rPr>
-              <w:t>Create Batch Script for Web server</w:t>
-            </w:r>
-          </w:p>
-          <w:p>
-            <w:pPr>
-              <w:numPr>
-                <w:ilvl w:val="0"/>
-                <w:numId w:val="29"/>
-              </w:numPr>
-              <w:spacing w:beforeLines="40" w:before="96"/>
-              <w:rPr>
-                <w:rFonts w:ascii="Tahoma" w:hAnsi="Tahoma" w:cs="Tahoma"/>
-                <w:bCs/>
-                <w:snapToGrid w:val="0"/>
-              </w:rPr>
-            </w:pPr>
-            <w:r>
-              <w:rPr>
-                <w:rFonts w:ascii="Tahoma" w:hAnsi="Tahoma" w:cs="Tahoma"/>
-                <w:bCs/>
-                <w:snapToGrid w:val="0"/>
-              </w:rPr>
-              <w:t xml:space="preserve">Create .exe files </w:t>
-            </w:r>
-          </w:p>
-          <w:p>
-            <w:pPr>
-              <w:numPr>
-                <w:ilvl w:val="0"/>
-                <w:numId w:val="29"/>
-              </w:numPr>
-              <w:spacing w:beforeLines="40" w:before="96"/>
-              <w:rPr>
-                <w:rFonts w:ascii="Tahoma" w:hAnsi="Tahoma" w:cs="Tahoma"/>
-                <w:bCs/>
-                <w:snapToGrid w:val="0"/>
-              </w:rPr>
-            </w:pPr>
-            <w:r>
-              <w:rPr>
-                <w:rFonts w:ascii="Tahoma" w:hAnsi="Tahoma" w:cs="Tahoma"/>
-                <w:bCs/>
-                <w:snapToGrid w:val="0"/>
-              </w:rPr>
-              <w:t xml:space="preserve">Migrate .Net 2.0 to .Net 3.5 </w:t>
-            </w:r>
-          </w:p>
-          <w:p>
-            <w:pPr>
-              <w:pStyle w:val="ListParagraph"/>
-              <w:numPr>
-                <w:ilvl w:val="0"/>
-                <w:numId w:val="29"/>
-              </w:numPr>
-              <w:suppressAutoHyphens/>
-              <w:spacing w:before="20" w:after="20" w:line="288" w:lineRule="auto"/>
-              <w:outlineLvl w:val="0"/>
-              <w:rPr>
-                <w:rFonts w:ascii="Tahoma" w:hAnsi="Tahoma" w:cs="Tahoma"/>
-                <w:bCs/>
-                <w:snapToGrid w:val="0"/>
-              </w:rPr>
-            </w:pPr>
-            <w:r>
-              <w:rPr>
-                <w:rFonts w:ascii="Tahoma" w:hAnsi="Tahoma" w:cs="Tahoma"/>
-                <w:bCs/>
-                <w:snapToGrid w:val="0"/>
-              </w:rPr>
-              <w:t xml:space="preserve">Create Internal Design from External Design </w:t>
-            </w:r>
-          </w:p>
-          <w:p>
-            <w:pPr>
-              <w:pStyle w:val="ListParagraph"/>
-              <w:numPr>
-                <w:ilvl w:val="0"/>
-                <w:numId w:val="29"/>
-              </w:numPr>
-              <w:suppressAutoHyphens/>
-              <w:spacing w:before="20" w:after="20" w:line="288" w:lineRule="auto"/>
-              <w:outlineLvl w:val="0"/>
-              <w:rPr>
-                <w:rFonts w:ascii="Tahoma" w:hAnsi="Tahoma" w:cs="Tahoma"/>
-                <w:bCs/>
-                <w:snapToGrid w:val="0"/>
-              </w:rPr>
-            </w:pPr>
-            <w:r>
-              <w:rPr>
-                <w:rFonts w:ascii="Tahoma" w:hAnsi="Tahoma" w:cs="Tahoma"/>
-                <w:bCs/>
-                <w:snapToGrid w:val="0"/>
-              </w:rPr>
-              <w:t xml:space="preserve">Implement coding </w:t>
-            </w:r>
-          </w:p>
-          <w:p>
-            <w:pPr>
-              <w:pStyle w:val="ListParagraph"/>
-              <w:numPr>
-                <w:ilvl w:val="0"/>
-                <w:numId w:val="29"/>
-              </w:numPr>
-              <w:suppressAutoHyphens/>
-              <w:spacing w:before="20" w:after="20" w:line="288" w:lineRule="auto"/>
-              <w:outlineLvl w:val="0"/>
-              <w:rPr>
-                <w:rFonts w:ascii="Tahoma" w:hAnsi="Tahoma" w:cs="Tahoma"/>
-                <w:bCs/>
-                <w:snapToGrid w:val="0"/>
-              </w:rPr>
-            </w:pPr>
-            <w:r>
-              <w:rPr>
-                <w:rFonts w:ascii="Tahoma" w:hAnsi="Tahoma" w:cs="Tahoma"/>
-                <w:bCs/>
-                <w:snapToGrid w:val="0"/>
-              </w:rPr>
-              <w:t xml:space="preserve">Do Unit Testing and Functional Testing </w:t>
-            </w:r>
-          </w:p>
-          <w:p>
-            <w:pPr>
-              <w:pStyle w:val="ListParagraph"/>
-              <w:numPr>
-                <w:ilvl w:val="0"/>
-                <w:numId w:val="29"/>
-              </w:numPr>
-              <w:suppressAutoHyphens/>
-              <w:spacing w:before="20" w:after="20" w:line="288" w:lineRule="auto"/>
-              <w:outlineLvl w:val="0"/>
-              <w:rPr>
-                <w:rFonts w:ascii="Tahoma" w:hAnsi="Tahoma" w:cs="Tahoma"/>
-              </w:rPr>
-            </w:pPr>
-            <w:r>
-              <w:rPr>
-                <w:rFonts w:ascii="Tahoma" w:hAnsi="Tahoma" w:cs="Tahoma"/>
-                <w:bCs/>
-                <w:snapToGrid w:val="0"/>
-              </w:rPr>
-              <w:t>Support Customer Acceptance Test</w:t>
+              <w:t>Accounting system: batch/.exe from design, migrate .Net 2.0 → 3.5, UT/FT and CAT.</w:t>
             </w:r>
           </w:p>
         </w:tc>
@@ -10809,7 +10160,7 @@
               <w:rPr>
                 <w:rFonts w:ascii="Tahoma" w:hAnsi="Tahoma" w:cs="Tahoma"/>
               </w:rPr>
-              <w:t xml:space="preserve">Develop </w:t>
+              <w:t>Develop</w:t>
             </w:r>
           </w:p>
         </w:tc>
@@ -10847,7 +10198,6 @@
             <w:tcBorders>
               <w:bottom w:val="single" w:sz="4" w:space="0" w:color="auto"/>
             </w:tcBorders>
-            <w:shd w:val="clear" w:color="auto" w:fill="auto"/>
           </w:tcPr>
           <w:p>
             <w:pPr>
@@ -10866,21 +10216,7 @@
                 <w:rFonts w:ascii="Tahoma" w:hAnsi="Tahoma" w:cs="Tahoma"/>
                 <w:snapToGrid w:val="0"/>
               </w:rPr>
-              <w:t xml:space="preserve">Programing languages: </w:t>
-            </w:r>
-            <w:r>
-              <w:rPr>
-                <w:rFonts w:ascii="Tahoma" w:hAnsi="Tahoma" w:cs="Tahoma"/>
-                <w:szCs w:val="20"/>
-              </w:rPr>
-              <w:t>C#, .Net</w:t>
-            </w:r>
-            <w:r>
-              <w:rPr>
-                <w:rFonts w:ascii="Tahoma" w:hAnsi="Tahoma" w:cs="Tahoma"/>
-                <w:snapToGrid w:val="0"/>
-              </w:rPr>
-              <w:t xml:space="preserve"> </w:t>
+              <w:t>C#, .Net, Batch Script</w:t>
             </w:r>
           </w:p>
           <w:p>
@@ -10900,23 +10236,7 @@
                 <w:rFonts w:ascii="Tahoma" w:hAnsi="Tahoma" w:cs="Tahoma"/>
                 <w:snapToGrid w:val="0"/>
               </w:rPr>
-              <w:t xml:space="preserve">Tools: </w:t>
-            </w:r>
-            <w:proofErr w:type="spellStart"/>
-            <w:r>
-              <w:rPr>
-                <w:rFonts w:ascii="Tahoma" w:hAnsi="Tahoma" w:cs="Tahoma"/>
-                <w:snapToGrid w:val="0"/>
-              </w:rPr>
-              <w:t>VisualStudio</w:t>
-            </w:r>
-            <w:proofErr w:type="spellEnd"/>
-            <w:r>
-              <w:rPr>
-                <w:rFonts w:ascii="Tahoma" w:hAnsi="Tahoma" w:cs="Tahoma"/>
-                <w:snapToGrid w:val="0"/>
-              </w:rPr>
-              <w:t>, VS code</w:t>
+              <w:t>Visual Studio, VS Code</w:t>
             </w:r>
           </w:p>
         </w:tc>
@@ -10942,7 +10262,7 @@
 </file>
 
 <file path=word/endnotes.xml><?xml version="1.0" encoding="utf-8"?>
-<w:endnotes xmlns:wpc="http://schemas.microsoft.com/office/word/2010/wordprocessingCanvas" xmlns:cx="http://schemas.microsoft.com/office/drawing/2014/chartex" xmlns:cx1="http://schemas.microsoft.com/office/drawing/2015/9/8/chartex" xmlns:cx2="http://schemas.microsoft.com/office/drawing/2015/10/21/chartex" xmlns:cx3="http://schemas.microsoft.com/office/drawing/2016/5/9/chartex" xmlns:cx4="http://schemas.microsoft.com/office/drawing/2016/5/10/chartex" xmlns:cx5="http://schemas.microsoft.com/office/drawing/2016/5/11/chartex" xmlns:cx6="http://schemas.microsoft.com/office/drawing/2016/5/12/chartex" xmlns:cx7="http://schemas.microsoft.com/office/drawing/2016/5/13/chartex" xmlns:cx8="http://schemas.microsoft.com/office/drawing/2016/5/14/chartex" xmlns:mc="http://schemas.openxmlformats.org/markup-compatibility/2006" xmlns:aink="http://schemas.microsoft.com/office/drawing/2016/ink" xmlns:am3d="http://schemas.microsoft.com/office/drawing/2017/model3d" xmlns:o="urn:schemas-microsoft-com:office:office" xmlns:oel="http://schemas.microsoft.com/office/2019/extlst" xmlns:r="http://schemas.openxmlformats.org/officeDocument/2006/relationships" xmlns:m="http://schemas.openxmlformats.org/officeDocument/2006/math" xmlns:v="urn:schemas-microsoft-com:vml" xmlns:wp14="http://schemas.microsoft.com/office/word/2010/wordprocessingDrawing" xmlns:wp="http://schemas.openxmlformats.org/drawingml/2006/wordprocessingDrawing" xmlns:w10="urn:schemas-microsoft-com:office:word" xmlns:w="http://schemas.openxmlformats.org/wordprocessingml/2006/main" xmlns:w14="http://schemas.microsoft.com/office/word/2010/wordml" xmlns:w15="http://schemas.microsoft.com/office/word/2012/wordml" xmlns:w16cex="http://schemas.microsoft.com/office/word/2018/wordml/cex" xmlns:w16cid="http://schemas.microsoft.com/office/word/2016/wordml/cid" xmlns:w16="http://schemas.microsoft.com/office/word/2018/wordml" xmlns:w16du="http://schemas.microsoft.com/office/word/2023/wordml/word16du" xmlns:w16sdtdh="http://schemas.microsoft.com/office/word/2020/wordml/sdtdatahash" xmlns:w16sdtfl="http://schemas.microsoft.com/office/word/2024/wordml/sdtformatlock" xmlns:w16se="http://schemas.microsoft.com/office/word/2015/wordml/symex" xmlns:wpg="http://schemas.microsoft.com/office/word/2010/wordprocessingGroup" xmlns:wpi="http://schemas.microsoft.com/office/word/2010/wordprocessingInk" xmlns:wne="http://schemas.microsoft.com/office/word/2006/wordml" xmlns:wps="http://schemas.microsoft.com/office/word/2010/wordprocessingShape" mc:Ignorable="w14 w15 w16se w16cid w16 w16cex w16sdtdh w16sdtfl w16du wp14">
+<w:endnotes xmlns:wpc="http://schemas.microsoft.com/office/word/2010/wordprocessingCanvas" xmlns:cx="http://schemas.microsoft.com/office/drawing/2014/chartex" xmlns:cx1="http://schemas.microsoft.com/office/drawing/2015/9/8/chartex" xmlns:cx2="http://schemas.microsoft.com/office/drawing/2015/10/21/chartex" xmlns:cx3="http://schemas.microsoft.com/office/drawing/2016/5/9/chartex" xmlns:cx4="http://schemas.microsoft.com/office/drawing/2016/5/10/chartex" xmlns:cx5="http://schemas.microsoft.com/office/drawing/2016/5/11/chartex" xmlns:cx6="http://schemas.microsoft.com/office/drawing/2016/5/12/chartex" xmlns:cx7="http://schemas.microsoft.com/office/drawing/2016/5/13/chartex" xmlns:cx8="http://schemas.microsoft.com/office/drawing/2016/5/14/chartex" xmlns:mc="http://schemas.openxmlformats.org/markup-compatibility/2006" xmlns:m="http://schemas.openxmlformats.org/officeDocument/2006/math" xmlns:aink="http://schemas.microsoft.com/office/drawing/2016/ink" xmlns:am3d="http://schemas.microsoft.com/office/drawing/2017/model3d" xmlns:oel="http://schemas.microsoft.com/office/2019/extlst" xmlns:r="http://schemas.openxmlformats.org/officeDocument/2006/relationships" xmlns:wp14="http://schemas.microsoft.com/office/word/2010/wordprocessingDrawing" xmlns:wp="http://schemas.openxmlformats.org/drawingml/2006/wordprocessingDrawing" xmlns:wpg="http://schemas.microsoft.com/office/word/2010/wordprocessingGroup" xmlns:wpi="http://schemas.microsoft.com/office/word/2010/wordprocessingInk" xmlns:wps="http://schemas.microsoft.com/office/word/2010/wordprocessingShape" xmlns:o="urn:schemas-microsoft-com:office:office" xmlns:v="urn:schemas-microsoft-com:vml" xmlns:w10="urn:schemas-microsoft-com:office:word" xmlns:w="http://schemas.openxmlformats.org/wordprocessingml/2006/main" xmlns:w14="http://schemas.microsoft.com/office/word/2010/wordml" xmlns:w15="http://schemas.microsoft.com/office/word/2012/wordml" xmlns:w16cex="http://schemas.microsoft.com/office/word/2018/wordml/cex" xmlns:w16cid="http://schemas.microsoft.com/office/word/2016/wordml/cid" xmlns:w16="http://schemas.microsoft.com/office/word/2018/wordml" xmlns:w16sdtdh="http://schemas.microsoft.com/office/word/2020/wordml/sdtdatahash" xmlns:w16sdtfl="http://schemas.microsoft.com/office/word/2024/wordml/sdtformatlock" xmlns:w16se="http://schemas.microsoft.com/office/word/2015/wordml/symex" xmlns:w16du="http://schemas.microsoft.com/office/word/2023/wordml/word16du" xmlns:wne="http://schemas.microsoft.com/office/word/2006/wordml" mc:Ignorable="w14 w15 w16se w16cid w16 w16cex w16sdtdh w16sdtfl w16du wp14">
   <w:endnote w:type="separator" w:id="-1">
     <w:p>
       <w:r>
@@ -10961,7 +10281,7 @@
 </file>
 
 <file path=word/footer1.xml><?xml version="1.0" encoding="utf-8"?>
-<w:ftr xmlns:wpc="http://schemas.microsoft.com/office/word/2010/wordprocessingCanvas" xmlns:cx="http://schemas.microsoft.com/office/drawing/2014/chartex" xmlns:cx1="http://schemas.microsoft.com/office/drawing/2015/9/8/chartex" xmlns:cx2="http://schemas.microsoft.com/office/drawing/2015/10/21/chartex" xmlns:cx3="http://schemas.microsoft.com/office/drawing/2016/5/9/chartex" xmlns:cx4="http://schemas.microsoft.com/office/drawing/2016/5/10/chartex" xmlns:cx5="http://schemas.microsoft.com/office/drawing/2016/5/11/chartex" xmlns:cx6="http://schemas.microsoft.com/office/drawing/2016/5/12/chartex" xmlns:cx7="http://schemas.microsoft.com/office/drawing/2016/5/13/chartex" xmlns:cx8="http://schemas.microsoft.com/office/drawing/2016/5/14/chartex" xmlns:mc="http://schemas.openxmlformats.org/markup-compatibility/2006" xmlns:aink="http://schemas.microsoft.com/office/drawing/2016/ink" xmlns:am3d="http://schemas.microsoft.com/office/drawing/2017/model3d" xmlns:o="urn:schemas-microsoft-com:office:office" xmlns:oel="http://schemas.microsoft.com/office/2019/extlst" xmlns:r="http://schemas.openxmlformats.org/officeDocument/2006/relationships" xmlns:m="http://schemas.openxmlformats.org/officeDocument/2006/math" xmlns:v="urn:schemas-microsoft-com:vml" xmlns:wp14="http://schemas.microsoft.com/office/word/2010/wordprocessingDrawing" xmlns:wp="http://schemas.openxmlformats.org/drawingml/2006/wordprocessingDrawing" xmlns:w10="urn:schemas-microsoft-com:office:word" xmlns:w="http://schemas.openxmlformats.org/wordprocessingml/2006/main" xmlns:w14="http://schemas.microsoft.com/office/word/2010/wordml" xmlns:w15="http://schemas.microsoft.com/office/word/2012/wordml" xmlns:w16cex="http://schemas.microsoft.com/office/word/2018/wordml/cex" xmlns:w16cid="http://schemas.microsoft.com/office/word/2016/wordml/cid" xmlns:w16="http://schemas.microsoft.com/office/word/2018/wordml" xmlns:w16du="http://schemas.microsoft.com/office/word/2023/wordml/word16du" xmlns:w16sdtdh="http://schemas.microsoft.com/office/word/2020/wordml/sdtdatahash" xmlns:w16sdtfl="http://schemas.microsoft.com/office/word/2024/wordml/sdtformatlock" xmlns:w16se="http://schemas.microsoft.com/office/word/2015/wordml/symex" xmlns:wpg="http://schemas.microsoft.com/office/word/2010/wordprocessingGroup" xmlns:wpi="http://schemas.microsoft.com/office/word/2010/wordprocessingInk" xmlns:wne="http://schemas.microsoft.com/office/word/2006/wordml" xmlns:wps="http://schemas.microsoft.com/office/word/2010/wordprocessingShape" mc:Ignorable="w14 w15 w16se w16cid w16 w16cex w16sdtdh w16sdtfl w16du wp14">
+<w:ftr xmlns:wpc="http://schemas.microsoft.com/office/word/2010/wordprocessingCanvas" xmlns:cx="http://schemas.microsoft.com/office/drawing/2014/chartex" xmlns:cx1="http://schemas.microsoft.com/office/drawing/2015/9/8/chartex" xmlns:cx2="http://schemas.microsoft.com/office/drawing/2015/10/21/chartex" xmlns:cx3="http://schemas.microsoft.com/office/drawing/2016/5/9/chartex" xmlns:cx4="http://schemas.microsoft.com/office/drawing/2016/5/10/chartex" xmlns:cx5="http://schemas.microsoft.com/office/drawing/2016/5/11/chartex" xmlns:cx6="http://schemas.microsoft.com/office/drawing/2016/5/12/chartex" xmlns:cx7="http://schemas.microsoft.com/office/drawing/2016/5/13/chartex" xmlns:cx8="http://schemas.microsoft.com/office/drawing/2016/5/14/chartex" xmlns:mc="http://schemas.openxmlformats.org/markup-compatibility/2006" xmlns:m="http://schemas.openxmlformats.org/officeDocument/2006/math" xmlns:aink="http://schemas.microsoft.com/office/drawing/2016/ink" xmlns:am3d="http://schemas.microsoft.com/office/drawing/2017/model3d" xmlns:oel="http://schemas.microsoft.com/office/2019/extlst" xmlns:r="http://schemas.openxmlformats.org/officeDocument/2006/relationships" xmlns:wp14="http://schemas.microsoft.com/office/word/2010/wordprocessingDrawing" xmlns:wp="http://schemas.openxmlformats.org/drawingml/2006/wordprocessingDrawing" xmlns:wpg="http://schemas.microsoft.com/office/word/2010/wordprocessingGroup" xmlns:wpi="http://schemas.microsoft.com/office/word/2010/wordprocessingInk" xmlns:wps="http://schemas.microsoft.com/office/word/2010/wordprocessingShape" xmlns:o="urn:schemas-microsoft-com:office:office" xmlns:v="urn:schemas-microsoft-com:vml" xmlns:w10="urn:schemas-microsoft-com:office:word" xmlns:w="http://schemas.openxmlformats.org/wordprocessingml/2006/main" xmlns:w14="http://schemas.microsoft.com/office/word/2010/wordml" xmlns:w15="http://schemas.microsoft.com/office/word/2012/wordml" xmlns:w16cex="http://schemas.microsoft.com/office/word/2018/wordml/cex" xmlns:w16cid="http://schemas.microsoft.com/office/word/2016/wordml/cid" xmlns:w16="http://schemas.microsoft.com/office/word/2018/wordml" xmlns:w16sdtdh="http://schemas.microsoft.com/office/word/2020/wordml/sdtdatahash" xmlns:w16sdtfl="http://schemas.microsoft.com/office/word/2024/wordml/sdtformatlock" xmlns:w16se="http://schemas.microsoft.com/office/word/2015/wordml/symex" xmlns:w16du="http://schemas.microsoft.com/office/word/2023/wordml/word16du" xmlns:wne="http://schemas.microsoft.com/office/word/2006/wordml" mc:Ignorable="w14 w15 w16se w16cid w16 w16cex w16sdtdh w16sdtfl w16du wp14">
   <w:p>
     <w:pPr>
       <w:jc w:val="right"/>
@@ -10993,7 +10313,7 @@
 </file>
 
 <file path=word/footnotes.xml><?xml version="1.0" encoding="utf-8"?>
-<w:footnotes xmlns:wpc="http://schemas.microsoft.com/office/word/2010/wordprocessingCanvas" xmlns:cx="http://schemas.microsoft.com/office/drawing/2014/chartex" xmlns:cx1="http://schemas.microsoft.com/office/drawing/2015/9/8/chartex" xmlns:cx2="http://schemas.microsoft.com/office/drawing/2015/10/21/chartex" xmlns:cx3="http://schemas.microsoft.com/office/drawing/2016/5/9/chartex" xmlns:cx4="http://schemas.microsoft.com/office/drawing/2016/5/10/chartex" xmlns:cx5="http://schemas.microsoft.com/office/drawing/2016/5/11/chartex" xmlns:cx6="http://schemas.microsoft.com/office/drawing/2016/5/12/chartex" xmlns:cx7="http://schemas.microsoft.com/office/drawing/2016/5/13/chartex" xmlns:cx8="http://schemas.microsoft.com/office/drawing/2016/5/14/chartex" xmlns:mc="http://schemas.openxmlformats.org/markup-compatibility/2006" xmlns:aink="http://schemas.microsoft.com/office/drawing/2016/ink" xmlns:am3d="http://schemas.microsoft.com/office/drawing/2017/model3d" xmlns:o="urn:schemas-microsoft-com:office:office" xmlns:oel="http://schemas.microsoft.com/office/2019/extlst" xmlns:r="http://schemas.openxmlformats.org/officeDocument/2006/relationships" xmlns:m="http://schemas.openxmlformats.org/officeDocument/2006/math" xmlns:v="urn:schemas-microsoft-com:vml" xmlns:wp14="http://schemas.microsoft.com/office/word/2010/wordprocessingDrawing" xmlns:wp="http://schemas.openxmlformats.org/drawingml/2006/wordprocessingDrawing" xmlns:w10="urn:schemas-microsoft-com:office:word" xmlns:w="http://schemas.openxmlformats.org/wordprocessingml/2006/main" xmlns:w14="http://schemas.microsoft.com/office/word/2010/wordml" xmlns:w15="http://schemas.microsoft.com/office/word/2012/wordml" xmlns:w16cex="http://schemas.microsoft.com/office/word/2018/wordml/cex" xmlns:w16cid="http://schemas.microsoft.com/office/word/2016/wordml/cid" xmlns:w16="http://schemas.microsoft.com/office/word/2018/wordml" xmlns:w16du="http://schemas.microsoft.com/office/word/2023/wordml/word16du" xmlns:w16sdtdh="http://schemas.microsoft.com/office/word/2020/wordml/sdtdatahash" xmlns:w16sdtfl="http://schemas.microsoft.com/office/word/2024/wordml/sdtformatlock" xmlns:w16se="http://schemas.microsoft.com/office/word/2015/wordml/symex" xmlns:wpg="http://schemas.microsoft.com/office/word/2010/wordprocessingGroup" xmlns:wpi="http://schemas.microsoft.com/office/word/2010/wordprocessingInk" xmlns:wne="http://schemas.microsoft.com/office/word/2006/wordml" xmlns:wps="http://schemas.microsoft.com/office/word/2010/wordprocessingShape" mc:Ignorable="w14 w15 w16se w16cid w16 w16cex w16sdtdh w16sdtfl w16du wp14">
+<w:footnotes xmlns:wpc="http://schemas.microsoft.com/office/word/2010/wordprocessingCanvas" xmlns:cx="http://schemas.microsoft.com/office/drawing/2014/chartex" xmlns:cx1="http://schemas.microsoft.com/office/drawing/2015/9/8/chartex" xmlns:cx2="http://schemas.microsoft.com/office/drawing/2015/10/21/chartex" xmlns:cx3="http://schemas.microsoft.com/office/drawing/2016/5/9/chartex" xmlns:cx4="http://schemas.microsoft.com/office/drawing/2016/5/10/chartex" xmlns:cx5="http://schemas.microsoft.com/office/drawing/2016/5/11/chartex" xmlns:cx6="http://schemas.microsoft.com/office/drawing/2016/5/12/chartex" xmlns:cx7="http://schemas.microsoft.com/office/drawing/2016/5/13/chartex" xmlns:cx8="http://schemas.microsoft.com/office/drawing/2016/5/14/chartex" xmlns:mc="http://schemas.openxmlformats.org/markup-compatibility/2006" xmlns:m="http://schemas.openxmlformats.org/officeDocument/2006/math" xmlns:aink="http://schemas.microsoft.com/office/drawing/2016/ink" xmlns:am3d="http://schemas.microsoft.com/office/drawing/2017/model3d" xmlns:oel="http://schemas.microsoft.com/office/2019/extlst" xmlns:r="http://schemas.openxmlformats.org/officeDocument/2006/relationships" xmlns:wp14="http://schemas.microsoft.com/office/word/2010/wordprocessingDrawing" xmlns:wp="http://schemas.openxmlformats.org/drawingml/2006/wordprocessingDrawing" xmlns:wpg="http://schemas.microsoft.com/office/word/2010/wordprocessingGroup" xmlns:wpi="http://schemas.microsoft.com/office/word/2010/wordprocessingInk" xmlns:wps="http://schemas.microsoft.com/office/word/2010/wordprocessingShape" xmlns:o="urn:schemas-microsoft-com:office:office" xmlns:v="urn:schemas-microsoft-com:vml" xmlns:w10="urn:schemas-microsoft-com:office:word" xmlns:w="http://schemas.openxmlformats.org/wordprocessingml/2006/main" xmlns:w14="http://schemas.microsoft.com/office/word/2010/wordml" xmlns:w15="http://schemas.microsoft.com/office/word/2012/wordml" xmlns:w16cex="http://schemas.microsoft.com/office/word/2018/wordml/cex" xmlns:w16cid="http://schemas.microsoft.com/office/word/2016/wordml/cid" xmlns:w16="http://schemas.microsoft.com/office/word/2018/wordml" xmlns:w16sdtdh="http://schemas.microsoft.com/office/word/2020/wordml/sdtdatahash" xmlns:w16sdtfl="http://schemas.microsoft.com/office/word/2024/wordml/sdtformatlock" xmlns:w16se="http://schemas.microsoft.com/office/word/2015/wordml/symex" xmlns:w16du="http://schemas.microsoft.com/office/word/2023/wordml/word16du" xmlns:wne="http://schemas.microsoft.com/office/word/2006/wordml" mc:Ignorable="w14 w15 w16se w16cid w16 w16cex w16sdtdh w16sdtfl w16du wp14">
   <w:footnote w:type="separator" w:id="-1">
     <w:p>
       <w:r>
@@ -11012,7 +10332,7 @@
 </file>
 
 <file path=word/numbering.xml><?xml version="1.0" encoding="utf-8"?>
-<w:numbering xmlns:wpc="http://schemas.microsoft.com/office/word/2010/wordprocessingCanvas" xmlns:cx="http://schemas.microsoft.com/office/drawing/2014/chartex" xmlns:cx1="http://schemas.microsoft.com/office/drawing/2015/9/8/chartex" xmlns:cx2="http://schemas.microsoft.com/office/drawing/2015/10/21/chartex" xmlns:cx3="http://schemas.microsoft.com/office/drawing/2016/5/9/chartex" xmlns:cx4="http://schemas.microsoft.com/office/drawing/2016/5/10/chartex" xmlns:cx5="http://schemas.microsoft.com/office/drawing/2016/5/11/chartex" xmlns:cx6="http://schemas.microsoft.com/office/drawing/2016/5/12/chartex" xmlns:cx7="http://schemas.microsoft.com/office/drawing/2016/5/13/chartex" xmlns:cx8="http://schemas.microsoft.com/office/drawing/2016/5/14/chartex" xmlns:mc="http://schemas.openxmlformats.org/markup-compatibility/2006" xmlns:aink="http://schemas.microsoft.com/office/drawing/2016/ink" xmlns:am3d="http://schemas.microsoft.com/office/drawing/2017/model3d" xmlns:o="urn:schemas-microsoft-com:office:office" xmlns:oel="http://schemas.microsoft.com/office/2019/extlst" xmlns:r="http://schemas.openxmlformats.org/officeDocument/2006/relationships" xmlns:m="http://schemas.openxmlformats.org/officeDocument/2006/math" xmlns:v="urn:schemas-microsoft-com:vml" xmlns:wp14="http://schemas.microsoft.com/office/word/2010/wordprocessingDrawing" xmlns:wp="http://schemas.openxmlformats.org/drawingml/2006/wordprocessingDrawing" xmlns:w10="urn:schemas-microsoft-com:office:word" xmlns:w="http://schemas.openxmlformats.org/wordprocessingml/2006/main" xmlns:w14="http://schemas.microsoft.com/office/word/2010/wordml" xmlns:w15="http://schemas.microsoft.com/office/word/2012/wordml" xmlns:w16cex="http://schemas.microsoft.com/office/word/2018/wordml/cex" xmlns:w16cid="http://schemas.microsoft.com/office/word/2016/wordml/cid" xmlns:w16="http://schemas.microsoft.com/office/word/2018/wordml" xmlns:w16du="http://schemas.microsoft.com/office/word/2023/wordml/word16du" xmlns:w16sdtdh="http://schemas.microsoft.com/office/word/2020/wordml/sdtdatahash" xmlns:w16sdtfl="http://schemas.microsoft.com/office/word/2024/wordml/sdtformatlock" xmlns:w16se="http://schemas.microsoft.com/office/word/2015/wordml/symex" xmlns:wpg="http://schemas.microsoft.com/office/word/2010/wordprocessingGroup" xmlns:wpi="http://schemas.microsoft.com/office/word/2010/wordprocessingInk" xmlns:wne="http://schemas.microsoft.com/office/word/2006/wordml" xmlns:wps="http://schemas.microsoft.com/office/word/2010/wordprocessingShape" mc:Ignorable="w14 w15 w16se w16cid w16 w16cex w16sdtdh w16sdtfl w16du wp14">
+<w:numbering xmlns:wpc="http://schemas.microsoft.com/office/word/2010/wordprocessingCanvas" xmlns:cx="http://schemas.microsoft.com/office/drawing/2014/chartex" xmlns:cx1="http://schemas.microsoft.com/office/drawing/2015/9/8/chartex" xmlns:cx2="http://schemas.microsoft.com/office/drawing/2015/10/21/chartex" xmlns:cx3="http://schemas.microsoft.com/office/drawing/2016/5/9/chartex" xmlns:cx4="http://schemas.microsoft.com/office/drawing/2016/5/10/chartex" xmlns:cx5="http://schemas.microsoft.com/office/drawing/2016/5/11/chartex" xmlns:cx6="http://schemas.microsoft.com/office/drawing/2016/5/12/chartex" xmlns:cx7="http://schemas.microsoft.com/office/drawing/2016/5/13/chartex" xmlns:cx8="http://schemas.microsoft.com/office/drawing/2016/5/14/chartex" xmlns:mc="http://schemas.openxmlformats.org/markup-compatibility/2006" xmlns:m="http://schemas.openxmlformats.org/officeDocument/2006/math" xmlns:aink="http://schemas.microsoft.com/office/drawing/2016/ink" xmlns:am3d="http://schemas.microsoft.com/office/drawing/2017/model3d" xmlns:oel="http://schemas.microsoft.com/office/2019/extlst" xmlns:r="http://schemas.openxmlformats.org/officeDocument/2006/relationships" xmlns:wp14="http://schemas.microsoft.com/office/word/2010/wordprocessingDrawing" xmlns:wp="http://schemas.openxmlformats.org/drawingml/2006/wordprocessingDrawing" xmlns:wpg="http://schemas.microsoft.com/office/word/2010/wordprocessingGroup" xmlns:wpi="http://schemas.microsoft.com/office/word/2010/wordprocessingInk" xmlns:wps="http://schemas.microsoft.com/office/word/2010/wordprocessingShape" xmlns:o="urn:schemas-microsoft-com:office:office" xmlns:v="urn:schemas-microsoft-com:vml" xmlns:w10="urn:schemas-microsoft-com:office:word" xmlns:w="http://schemas.openxmlformats.org/wordprocessingml/2006/main" xmlns:w14="http://schemas.microsoft.com/office/word/2010/wordml" xmlns:w15="http://schemas.microsoft.com/office/word/2012/wordml" xmlns:w16cex="http://schemas.microsoft.com/office/word/2018/wordml/cex" xmlns:w16cid="http://schemas.microsoft.com/office/word/2016/wordml/cid" xmlns:w16="http://schemas.microsoft.com/office/word/2018/wordml" xmlns:w16sdtdh="http://schemas.microsoft.com/office/word/2020/wordml/sdtdatahash" xmlns:w16sdtfl="http://schemas.microsoft.com/office/word/2024/wordml/sdtformatlock" xmlns:w16se="http://schemas.microsoft.com/office/word/2015/wordml/symex" xmlns:w16du="http://schemas.microsoft.com/office/word/2023/wordml/word16du" xmlns:wne="http://schemas.microsoft.com/office/word/2006/wordml" mc:Ignorable="w14 w15 w16se w16cid w16 w16cex w16sdtdh w16sdtfl w16du wp14">
   <w:abstractNum w:abstractNumId="0" w15:restartNumberingAfterBreak="0">
     <w:nsid w:val="FFFFFF83"/>
     <w:multiLevelType w:val="singleLevel"/>
@@ -14022,7 +13342,7 @@
 </file>
 
 <file path=word/styles.xml><?xml version="1.0" encoding="utf-8"?>
-<w:styles xmlns:mc="http://schemas.openxmlformats.org/markup-compatibility/2006" xmlns:r="http://schemas.openxmlformats.org/officeDocument/2006/relationships" xmlns:w="http://schemas.openxmlformats.org/wordprocessingml/2006/main" xmlns:w14="http://schemas.microsoft.com/office/word/2010/wordml" xmlns:w15="http://schemas.microsoft.com/office/word/2012/wordml" xmlns:w16cex="http://schemas.microsoft.com/office/word/2018/wordml/cex" xmlns:w16cid="http://schemas.microsoft.com/office/word/2016/wordml/cid" xmlns:w16="http://schemas.microsoft.com/office/word/2018/wordml" xmlns:w16du="http://schemas.microsoft.com/office/word/2023/wordml/word16du" xmlns:w16sdtdh="http://schemas.microsoft.com/office/word/2020/wordml/sdtdatahash" xmlns:w16sdtfl="http://schemas.microsoft.com/office/word/2024/wordml/sdtformatlock" xmlns:w16se="http://schemas.microsoft.com/office/word/2015/wordml/symex" mc:Ignorable="w14 w15 w16se w16cid w16 w16cex w16sdtdh w16sdtfl w16du">
+<w:styles xmlns:mc="http://schemas.openxmlformats.org/markup-compatibility/2006" xmlns:r="http://schemas.openxmlformats.org/officeDocument/2006/relationships" xmlns:w="http://schemas.openxmlformats.org/wordprocessingml/2006/main" xmlns:w14="http://schemas.microsoft.com/office/word/2010/wordml" xmlns:w15="http://schemas.microsoft.com/office/word/2012/wordml" xmlns:w16cex="http://schemas.microsoft.com/office/word/2018/wordml/cex" xmlns:w16cid="http://schemas.microsoft.com/office/word/2016/wordml/cid" xmlns:w16="http://schemas.microsoft.com/office/word/2018/wordml" xmlns:w16sdtdh="http://schemas.microsoft.com/office/word/2020/wordml/sdtdatahash" xmlns:w16sdtfl="http://schemas.microsoft.com/office/word/2024/wordml/sdtformatlock" xmlns:w16se="http://schemas.microsoft.com/office/word/2015/wordml/symex" xmlns:w16du="http://schemas.microsoft.com/office/word/2023/wordml/word16du" mc:Ignorable="w14 w15 w16se w16cid w16 w16cex w16sdtdh w16sdtfl w16du">
   <w:docDefaults>
     <w:rPrDefault>
       <w:rPr>
@@ -15701,28 +15021,10 @@
 </file>
 
 <file path=customXml/item1.xml><?xml version="1.0" encoding="utf-8"?>
-<?mso-contentType ?>
-<FormTemplates xmlns="http://schemas.microsoft.com/sharepoint/v3/contenttype/forms">
-  <Display>DocumentLibraryForm</Display>
-  <Edit>DocumentLibraryForm</Edit>
-  <New>DocumentLibraryForm</New>
-</FormTemplates>
+<b:Sources xmlns:b="http://schemas.openxmlformats.org/officeDocument/2006/bibliography" xmlns="http://schemas.openxmlformats.org/officeDocument/2006/bibliography" SelectedStyle="\APA.XSL" StyleName="APA"/>
 </file>
 
 <file path=customXml/item2.xml><?xml version="1.0" encoding="utf-8"?>
-<p:properties xmlns:p="http://schemas.microsoft.com/office/2006/metadata/properties" xmlns:xsi="http://www.w3.org/2001/XMLSchema-instance" xmlns:pc="http://schemas.microsoft.com/office/infopath/2007/PartnerControls">
-  <documentManagement>
-    <Project xmlns="014661d0-2a95-4a09-bf24-bd5c79bdaa37" xsi:nil="true"/>
-    <TaxCatchAll xmlns="08724d96-9b4b-4294-b6a1-4bf3f699d84e" xsi:nil="true"/>
-    <ProjectType xmlns="014661d0-2a95-4a09-bf24-bd5c79bdaa37" xsi:nil="true"/>
-    <lcf76f155ced4ddcb4097134ff3c332f xmlns="014661d0-2a95-4a09-bf24-bd5c79bdaa37">
-      <Terms xmlns="http://schemas.microsoft.com/office/infopath/2007/PartnerControls"/>
-    </lcf76f155ced4ddcb4097134ff3c332f>
-  </documentManagement>
-</p:properties>
-</file>
-
-<file path=customXml/item3.xml><?xml version="1.0" encoding="utf-8"?>
 <ct:contentTypeSchema xmlns:ct="http://schemas.microsoft.com/office/2006/metadata/contentType" xmlns:ma="http://schemas.microsoft.com/office/2006/metadata/properties/metaAttributes" ct:_="" ma:_="" ma:contentTypeName="Document" ma:contentTypeID="0x010100B8C5E8DEF3E99442AB55232CF94135BF" ma:contentTypeVersion="17" ma:contentTypeDescription="Create a new document." ma:contentTypeScope="" ma:versionID="bb3e4d5f7ef674e2004b59124d648a79">
   <xsd:schema xmlns:xsd="http://www.w3.org/2001/XMLSchema" xmlns:xs="http://www.w3.org/2001/XMLSchema" xmlns:p="http://schemas.microsoft.com/office/2006/metadata/properties" xmlns:ns2="014661d0-2a95-4a09-bf24-bd5c79bdaa37" xmlns:ns3="08724d96-9b4b-4294-b6a1-4bf3f699d84e" targetNamespace="http://schemas.microsoft.com/office/2006/metadata/properties" ma:root="true" ma:fieldsID="0fae1483c054a2b3c0e2f953985370e5" ns2:_="" ns3:_="">
     <xsd:import namespace="014661d0-2a95-4a09-bf24-bd5c79bdaa37"/>
@@ -15974,30 +15276,37 @@
 </ct:contentTypeSchema>
 </file>
 
+<file path=customXml/item3.xml><?xml version="1.0" encoding="utf-8"?>
+<p:properties xmlns:p="http://schemas.microsoft.com/office/2006/metadata/properties" xmlns:xsi="http://www.w3.org/2001/XMLSchema-instance" xmlns:pc="http://schemas.microsoft.com/office/infopath/2007/PartnerControls">
+  <documentManagement>
+    <Project xmlns="014661d0-2a95-4a09-bf24-bd5c79bdaa37" xsi:nil="true"/>
+    <TaxCatchAll xmlns="08724d96-9b4b-4294-b6a1-4bf3f699d84e" xsi:nil="true"/>
+    <ProjectType xmlns="014661d0-2a95-4a09-bf24-bd5c79bdaa37" xsi:nil="true"/>
+    <lcf76f155ced4ddcb4097134ff3c332f xmlns="014661d0-2a95-4a09-bf24-bd5c79bdaa37">
+      <Terms xmlns="http://schemas.microsoft.com/office/infopath/2007/PartnerControls"/>
+    </lcf76f155ced4ddcb4097134ff3c332f>
+  </documentManagement>
+</p:properties>
+</file>
+
 <file path=customXml/item4.xml><?xml version="1.0" encoding="utf-8"?>
-<b:Sources xmlns:b="http://schemas.openxmlformats.org/officeDocument/2006/bibliography" xmlns="http://schemas.openxmlformats.org/officeDocument/2006/bibliography" SelectedStyle="\APA.XSL" StyleName="APA"/>
+<?mso-contentType ?>
+<FormTemplates xmlns="http://schemas.microsoft.com/sharepoint/v3/contenttype/forms">
+  <Display>DocumentLibraryForm</Display>
+  <Edit>DocumentLibraryForm</Edit>
+  <New>DocumentLibraryForm</New>
+</FormTemplates>
 </file>
 
 <file path=customXml/itemProps1.xml><?xml version="1.0" encoding="utf-8"?>
-<ds:datastoreItem xmlns:ds="http://schemas.openxmlformats.org/officeDocument/2006/customXml" ds:itemID="{2C7B80DD-BB48-449D-AB05-8B5272C86210}">
+<ds:datastoreItem xmlns:ds="http://schemas.openxmlformats.org/officeDocument/2006/customXml" ds:itemID="{B4F26AE0-01EF-4ACF-899E-A8DABC4BF4C2}">
   <ds:schemaRefs>
-    <ds:schemaRef ds:uri="http://schemas.microsoft.com/sharepoint/v3/contenttype/forms"/>
+    <ds:schemaRef ds:uri="http://schemas.openxmlformats.org/officeDocument/2006/bibliography"/>
   </ds:schemaRefs>
 </ds:datastoreItem>
 </file>
 
 <file path=customXml/itemProps2.xml><?xml version="1.0" encoding="utf-8"?>
-<ds:datastoreItem xmlns:ds="http://schemas.openxmlformats.org/officeDocument/2006/customXml" ds:itemID="{0980263E-B0A9-4DF4-BF5E-6EE470EBBFEB}">
-  <ds:schemaRefs>
-    <ds:schemaRef ds:uri="http://schemas.microsoft.com/office/2006/metadata/properties"/>
-    <ds:schemaRef ds:uri="http://schemas.microsoft.com/office/infopath/2007/PartnerControls"/>
-    <ds:schemaRef ds:uri="014661d0-2a95-4a09-bf24-bd5c79bdaa37"/>
-    <ds:schemaRef ds:uri="08724d96-9b4b-4294-b6a1-4bf3f699d84e"/>
-  </ds:schemaRefs>
-</ds:datastoreItem>
-</file>
-
-<file path=customXml/itemProps3.xml><?xml version="1.0" encoding="utf-8"?>
 <ds:datastoreItem xmlns:ds="http://schemas.openxmlformats.org/officeDocument/2006/customXml" ds:itemID="{70DA513A-29FD-402E-97F9-94222C970769}">
   <ds:schemaRefs>
     <ds:schemaRef ds:uri="http://schemas.microsoft.com/office/2006/metadata/contentType"/>
@@ -16016,10 +15325,27 @@
 </ds:datastoreItem>
 </file>
 
-<file path=customXml/itemProps4.xml><?xml version="1.0" encoding="utf-8"?>
-<ds:datastoreItem xmlns:ds="http://schemas.openxmlformats.org/officeDocument/2006/customXml" ds:itemID="{B4F26AE0-01EF-4ACF-899E-A8DABC4BF4C2}">
+<file path=customXml/itemProps3.xml><?xml version="1.0" encoding="utf-8"?>
+<ds:datastoreItem xmlns:ds="http://schemas.openxmlformats.org/officeDocument/2006/customXml" ds:itemID="{0980263E-B0A9-4DF4-BF5E-6EE470EBBFEB}">
   <ds:schemaRefs>
-    <ds:schemaRef ds:uri="http://schemas.openxmlformats.org/officeDocument/2006/bibliography"/>
+    <ds:schemaRef ds:uri="http://schemas.microsoft.com/office/2006/metadata/properties"/>
+    <ds:schemaRef ds:uri="http://schemas.microsoft.com/office/infopath/2007/PartnerControls"/>
+    <ds:schemaRef ds:uri="014661d0-2a95-4a09-bf24-bd5c79bdaa37"/>
+    <ds:schemaRef ds:uri="08724d96-9b4b-4294-b6a1-4bf3f699d84e"/>
   </ds:schemaRefs>
 </ds:datastoreItem>
+</file>
+
+<file path=customXml/itemProps4.xml><?xml version="1.0" encoding="utf-8"?>
+<ds:datastoreItem xmlns:ds="http://schemas.openxmlformats.org/officeDocument/2006/customXml" ds:itemID="{2C7B80DD-BB48-449D-AB05-8B5272C86210}">
+  <ds:schemaRefs>
+    <ds:schemaRef ds:uri="http://schemas.microsoft.com/sharepoint/v3/contenttype/forms"/>
+  </ds:schemaRefs>
+</ds:datastoreItem>
+</file>
+
+<file path=docMetadata/LabelInfo.xml><?xml version="1.0" encoding="utf-8"?>
+<clbl:labelList xmlns:clbl="http://schemas.microsoft.com/office/2020/mipLabelMetadata">
+  <clbl:label id="{4b512a4e-bb54-4328-ad34-d43205aaa1ec}" enabled="1" method="Standard" siteId="{f01e930a-b52e-42b1-b70f-a8882b5d043b}" contentBits="0" removed="0"/>
+</clbl:labelList>
 </file>